--- a/docs/report/out/Aystro_Field_Training_Report_EN.docx
+++ b/docs/report/out/Aystro_Field_Training_Report_EN.docx
@@ -307,7 +307,7 @@
       <w:r>
         <w:drawing>
           <wp:inline xmlns:a="http://schemas.openxmlformats.org/drawingml/2006/main" xmlns:pic="http://schemas.openxmlformats.org/drawingml/2006/picture">
-            <wp:extent cx="5544000" cy="1601600"/>
+            <wp:extent cx="5544000" cy="4357584"/>
             <wp:docPr id="1" name="Picture 1"/>
             <wp:cNvGraphicFramePr>
               <a:graphicFrameLocks noChangeAspect="1"/>
@@ -316,7 +316,7 @@
               <a:graphicData uri="http://schemas.openxmlformats.org/drawingml/2006/picture">
                 <pic:pic>
                   <pic:nvPicPr>
-                    <pic:cNvPr id="0" name="fig1_placeholder.png"/>
+                    <pic:cNvPr id="0" name="fig1_annotated_shelf.jpg"/>
                     <pic:cNvPicPr/>
                   </pic:nvPicPr>
                   <pic:blipFill>
@@ -328,7 +328,7 @@
                   <pic:spPr>
                     <a:xfrm>
                       <a:off x="0" y="0"/>
-                      <a:ext cx="5544000" cy="1601600"/>
+                      <a:ext cx="5544000" cy="4357584"/>
                     </a:xfrm>
                     <a:prstGeom prst="rect"/>
                   </pic:spPr>
@@ -366,7 +366,7 @@
           <w:sz w:val="19"/>
           <w:szCs w:val="19"/>
         </w:rPr>
-        <w:t>A representative shelf photograph from the dataset with its annotated bounding boxes overlaid, illustrating object density and the packaging formats under study.</w:t>
+        <w:t>A field capture from the dataset with its relabelled bounding boxes overlaid; colour denotes packaging format. Beyond the density of the audit scene, the image shows two limitations examined later: many products carry no annotation at all (Section 4), and several boxes are assigned a format their contents contradict, the geometry having been degraded by glass reflection and occlusion (Section 7).</w:t>
       </w:r>
     </w:p>
     <w:p>
@@ -1058,7 +1058,7 @@
           <w:sz w:val="19"/>
           <w:szCs w:val="19"/>
         </w:rPr>
-        <w:t>Geometric discrimination of packaging format. Left: two containers of identical labelling and equal volume but differing proportion. Right: the observed aspect-ratio distribution across all 4,641 annotations, showing contiguous non-overlapping bands.</w:t>
+        <w:t>Geometric discrimination of packaging format. Left: two containers of identical labelling and equal volume but differing proportion — the measured separation on which the rule rests. Right: the ratio bands used to assign format across all 4,641 annotations. The bands are definitional rather than discovered: the thresholds assign the class, so their separation is a property of the scheme and not evidence for it.</w:t>
       </w:r>
     </w:p>
     <w:p>
@@ -2609,7 +2609,7 @@
       <w:r>
         <w:drawing>
           <wp:inline xmlns:a="http://schemas.openxmlformats.org/drawingml/2006/main" xmlns:pic="http://schemas.openxmlformats.org/drawingml/2006/picture">
-            <wp:extent cx="5544000" cy="1601600"/>
+            <wp:extent cx="3891120" cy="5580000"/>
             <wp:docPr id="5" name="Picture 5"/>
             <wp:cNvGraphicFramePr>
               <a:graphicFrameLocks noChangeAspect="1"/>
@@ -2618,7 +2618,7 @@
               <a:graphicData uri="http://schemas.openxmlformats.org/drawingml/2006/picture">
                 <pic:pic>
                   <pic:nvPicPr>
-                    <pic:cNvPr id="0" name="fig4_placeholder.png"/>
+                    <pic:cNvPr id="0" name="fig4_app.jpg"/>
                     <pic:cNvPicPr/>
                   </pic:nvPicPr>
                   <pic:blipFill>
@@ -2630,7 +2630,7 @@
                   <pic:spPr>
                     <a:xfrm>
                       <a:off x="0" y="0"/>
-                      <a:ext cx="5544000" cy="1601600"/>
+                      <a:ext cx="3891120" cy="5580000"/>
                     </a:xfrm>
                     <a:prstGeom prst="rect"/>
                   </pic:spPr>
@@ -2668,7 +2668,7 @@
           <w:sz w:val="19"/>
           <w:szCs w:val="19"/>
         </w:rPr>
-        <w:t>Screenshots of the application: the market selection and capture screens, and the detection editor showing a model prediction under operator review.</w:t>
+        <w:t>The application reviewing a live capture: 75 detections returned for a single cooler, with the share-of-shelf summary computed beneath. The crowding of labels is itself informative — it is the dense-packing regime of Section 7, and the reason an operator-facing editor rather than an automatic commit is the appropriate design.</w:t>
       </w:r>
     </w:p>
     <w:p>
@@ -3272,7 +3272,7 @@
           <w:sz w:val="23"/>
           <w:szCs w:val="23"/>
         </w:rPr>
-        <w:t>Aspect-ratio analysis further established that the four packaging formats occupy contiguous, non-overlapping ratio bands — unknown-package below 1.0, can-std-330 between 1.0 and 2.1, can-slim between 2.1 and 2.9, and bottle-pet above 2.9 — with class medians of 0.54, 1.73, 2.57, and 3.26 respectively. This separation is the empirical basis for treating box geometry as a usable discriminative signal.</w:t>
+        <w:t>The relabelling assigned formats by ratio band — unknown-package below 1.0, can-std-330 between 1.0 and 2.1, can-slim between 2.1 and 2.9, and bottle-pet above 2.9 — yielding class medians of 0.54, 1.73, 2.57, and 3.26. It should be stated plainly that these bands do not themselves validate the approach: the thresholds define the classes, so their separation is guaranteed by construction. The evidence that box geometry is a usable discriminative signal comes instead from the independent side-by-side measurement reported in Section 6, where the two can formats separated into disjoint measured clusters while the visual classifier assigned them a single class. Inspection of the relabelled images also showed the rule mislabelling partially occluded bottles as cans, which is the error mode Section 7 predicts and a further reason the format assignment requires verification before use.</w:t>
       </w:r>
     </w:p>
     <w:p>
@@ -3309,7 +3309,171 @@
           <w:sz w:val="28"/>
           <w:szCs w:val="28"/>
         </w:rPr>
-        <w:t>12. Reflection on Learning Outcomes</w:t>
+        <w:t>12. Challenges Encountered</w:t>
+      </w:r>
+    </w:p>
+    <w:p>
+      <w:pPr>
+        <w:keepNext w:val="0"/>
+        <w:spacing w:after="160" w:before="0" w:line="348" w:lineRule="auto"/>
+        <w:jc w:val="both"/>
+      </w:pPr>
+      <w:r>
+        <w:rPr>
+          <w:rFonts w:ascii="Times New Roman" w:hAnsi="Times New Roman" w:cs="Times New Roman"/>
+          <w:b w:val="0"/>
+          <w:i w:val="0"/>
+          <w:color w:val="111111"/>
+          <w:sz w:val="23"/>
+          <w:szCs w:val="23"/>
+        </w:rPr>
+        <w:t>The principal difficulties of the period were not algorithmic but evidential — establishing what the data and the tooling were actually doing, as opposed to what they were assumed to be doing.</w:t>
+      </w:r>
+    </w:p>
+    <w:p>
+      <w:pPr>
+        <w:keepNext w:val="0"/>
+        <w:spacing w:after="160" w:before="0" w:line="348" w:lineRule="auto"/>
+        <w:jc w:val="both"/>
+      </w:pPr>
+      <w:r>
+        <w:rPr>
+          <w:rFonts w:ascii="Times New Roman" w:hAnsi="Times New Roman" w:cs="Times New Roman"/>
+          <w:b w:val="0"/>
+          <w:i w:val="0"/>
+          <w:color w:val="111111"/>
+          <w:sz w:val="23"/>
+          <w:szCs w:val="23"/>
+        </w:rPr>
+        <w:t>The first was annotation ambiguity at scale. Over two-fifths of the corpus required an ambiguity flag, and each flagged box demanded a judgement that no threshold could make automatically. Relabelling 4,641 boxes by physical format also revealed that a purely geometric rule inherits every defect of the box it reads: a partially occluded bottle produces a short box and is misread as a can. Distinguishing genuine format differences from artefacts of capture consumed a substantial share of the period, and the resulting label set still contains errors of this kind.</w:t>
+      </w:r>
+    </w:p>
+    <w:p>
+      <w:pPr>
+        <w:keepNext w:val="0"/>
+        <w:spacing w:after="160" w:before="0" w:line="348" w:lineRule="auto"/>
+        <w:jc w:val="both"/>
+      </w:pPr>
+      <w:r>
+        <w:rPr>
+          <w:rFonts w:ascii="Times New Roman" w:hAnsi="Times New Roman" w:cs="Times New Roman"/>
+          <w:b w:val="0"/>
+          <w:i w:val="0"/>
+          <w:color w:val="111111"/>
+          <w:sz w:val="23"/>
+          <w:szCs w:val="23"/>
+        </w:rPr>
+        <w:t>The second was diagnosing behaviour that configuration, not modelling, was causing. Poor coverage of the newer brands initially appeared to be a detection failure. It was in fact governed by a default model version trained on 27 images, long superseded but still invoked by the workflow. Similarly, the failure to separate can formats looked like insufficient training data until the mechanism was identified — the embedding model resizes crops to a fixed square and discards aspect ratio before inference. In both cases the visible symptom pointed away from the actual cause.</w:t>
+      </w:r>
+    </w:p>
+    <w:p>
+      <w:pPr>
+        <w:keepNext w:val="0"/>
+        <w:spacing w:after="160" w:before="0" w:line="348" w:lineRule="auto"/>
+        <w:jc w:val="both"/>
+      </w:pPr>
+      <w:r>
+        <w:rPr>
+          <w:rFonts w:ascii="Times New Roman" w:hAnsi="Times New Roman" w:cs="Times New Roman"/>
+          <w:b w:val="0"/>
+          <w:i w:val="0"/>
+          <w:color w:val="111111"/>
+          <w:sz w:val="23"/>
+          <w:szCs w:val="23"/>
+        </w:rPr>
+        <w:t>A third, more practical difficulty was tooling friction during the dataset migration. Bulk annotation upload through the platform API proved to have no per-image overwrite path, so a single malformed request left one image with an empty annotation that could not be corrected programmatically. Working within the constraints of a hosted platform — rather than assuming full control over the data store — was itself part of the learning.</w:t>
+      </w:r>
+    </w:p>
+    <w:p>
+      <w:pPr>
+        <w:keepNext/>
+        <w:spacing w:before="360" w:after="140"/>
+        <w:jc w:val="left"/>
+      </w:pPr>
+      <w:r>
+        <w:rPr>
+          <w:rFonts w:ascii="Times New Roman" w:hAnsi="Times New Roman" w:cs="Times New Roman"/>
+          <w:b/>
+          <w:bCs w:val="1"/>
+          <w:i w:val="0"/>
+          <w:color w:val="1A3A5C"/>
+          <w:sz w:val="28"/>
+          <w:szCs w:val="28"/>
+        </w:rPr>
+        <w:t>13. Next Steps and Support Required</w:t>
+      </w:r>
+    </w:p>
+    <w:p>
+      <w:pPr>
+        <w:keepNext w:val="0"/>
+        <w:spacing w:after="160" w:before="0" w:line="348" w:lineRule="auto"/>
+        <w:jc w:val="both"/>
+      </w:pPr>
+      <w:r>
+        <w:rPr>
+          <w:rFonts w:ascii="Times New Roman" w:hAnsi="Times New Roman" w:cs="Times New Roman"/>
+          <w:b w:val="0"/>
+          <w:i w:val="0"/>
+          <w:color w:val="111111"/>
+          <w:sz w:val="23"/>
+          <w:szCs w:val="23"/>
+        </w:rPr>
+        <w:t>The immediate technical priority is to train the class-agnostic detector on the collapsed label set and measure it properly. To date the expected improvement rests on a statistical argument — a sixfold increase in annotations per detection class — and not on a measured result. A held-out evaluation reporting per-class recall and mean average precision, compared against the current brand-classed detector, is required before the architecture can be claimed to work rather than merely to be well-motivated.</w:t>
+      </w:r>
+    </w:p>
+    <w:p>
+      <w:pPr>
+        <w:keepNext w:val="0"/>
+        <w:spacing w:after="160" w:before="0" w:line="348" w:lineRule="auto"/>
+        <w:jc w:val="both"/>
+      </w:pPr>
+      <w:r>
+        <w:rPr>
+          <w:rFonts w:ascii="Times New Roman" w:hAnsi="Times New Roman" w:cs="Times New Roman"/>
+          <w:b w:val="0"/>
+          <w:i w:val="0"/>
+          <w:color w:val="111111"/>
+          <w:sz w:val="23"/>
+          <w:szCs w:val="23"/>
+        </w:rPr>
+        <w:t>Beyond that, three pieces of work follow in order: completing the annotations for products never labelled at all, which no reorganisation of the label space can substitute for; assembling the reference gallery that Stage Two depends on; and implementing the Stage Three fusion inside the platform workflow so the rule verified client-side runs server-side as well.</w:t>
+      </w:r>
+    </w:p>
+    <w:p>
+      <w:pPr>
+        <w:keepNext w:val="0"/>
+        <w:spacing w:after="160" w:before="0" w:line="348" w:lineRule="auto"/>
+        <w:jc w:val="both"/>
+      </w:pPr>
+      <w:r>
+        <w:rPr>
+          <w:rFonts w:ascii="Times New Roman" w:hAnsi="Times New Roman" w:cs="Times New Roman"/>
+          <w:b w:val="0"/>
+          <w:i w:val="0"/>
+          <w:color w:val="111111"/>
+          <w:sz w:val="23"/>
+          <w:szCs w:val="23"/>
+        </w:rPr>
+        <w:t>Progress on these depends on inputs the training period could not supply from within. Most consequential is a product reference set — clean single-product images for each SKU in scope, together with a catalogue giving physical dimensions, since the geometric thresholds are currently calibrated on two can formats and would need extending per format encountered. Also needed is guidance on the accuracy that constitutes production readiness, as the correct operating point for a shelf audit — and therefore how readily the system should defer to human verification — is a commercial judgement rather than a technical one. Finally, additional field imagery spanning store types, shelf configurations, and lighting conditions would materially improve generalisation; the current corpus, at 213 images, is small relative to the variability the deployed system will meet.</w:t>
+      </w:r>
+    </w:p>
+    <w:p>
+      <w:pPr>
+        <w:keepNext/>
+        <w:spacing w:before="360" w:after="140"/>
+        <w:jc w:val="left"/>
+      </w:pPr>
+      <w:r>
+        <w:rPr>
+          <w:rFonts w:ascii="Times New Roman" w:hAnsi="Times New Roman" w:cs="Times New Roman"/>
+          <w:b/>
+          <w:bCs w:val="1"/>
+          <w:i w:val="0"/>
+          <w:color w:val="1A3A5C"/>
+          <w:sz w:val="28"/>
+          <w:szCs w:val="28"/>
+        </w:rPr>
+        <w:t>14. Reflection on Learning Outcomes</w:t>
       </w:r>
     </w:p>
     <w:p>
@@ -3382,7 +3546,7 @@
           <w:sz w:val="28"/>
           <w:szCs w:val="28"/>
         </w:rPr>
-        <w:t>13. Conclusions</w:t>
+        <w:t>15. Conclusions</w:t>
       </w:r>
     </w:p>
     <w:p>

--- a/docs/report/out/Aystro_Field_Training_Report_EN.docx
+++ b/docs/report/out/Aystro_Field_Training_Report_EN.docx
@@ -40,7 +40,7 @@
           <w:sz w:val="42"/>
           <w:szCs w:val="42"/>
         </w:rPr>
-        <w:t>Applied Computer Vision for Automated Retail Shelf Auditing</w:t>
+        <w:t>Automated Retail Shelf Auditing: Technical Progress and Investment Readiness</w:t>
       </w:r>
     </w:p>
     <w:p>
@@ -59,7 +59,7 @@
           <w:sz w:val="28"/>
           <w:szCs w:val="28"/>
         </w:rPr>
-        <w:t>A Field Training Report</w:t>
+        <w:t>A Report to Leadership and Investors</w:t>
       </w:r>
     </w:p>
     <w:p>
@@ -77,7 +77,7 @@
           <w:sz w:val="23"/>
           <w:szCs w:val="23"/>
         </w:rPr>
-        <w:t xml:space="preserve">Trainee:  </w:t>
+        <w:t xml:space="preserve">Prepared by:  </w:t>
       </w:r>
       <w:r>
         <w:rPr>
@@ -106,7 +106,7 @@
           <w:sz w:val="23"/>
           <w:szCs w:val="23"/>
         </w:rPr>
-        <w:t xml:space="preserve">Host Organization:  </w:t>
+        <w:t xml:space="preserve">Organization:  </w:t>
       </w:r>
       <w:r>
         <w:rPr>
@@ -135,7 +135,7 @@
           <w:sz w:val="23"/>
           <w:szCs w:val="23"/>
         </w:rPr>
-        <w:t xml:space="preserve">Training Period:  </w:t>
+        <w:t xml:space="preserve">Reporting Period:  </w:t>
       </w:r>
       <w:r>
         <w:rPr>
@@ -146,7 +146,7 @@
           <w:sz w:val="23"/>
           <w:szCs w:val="23"/>
         </w:rPr>
-        <w:t>27 July 2026 – 6 August 2026</w:t>
+        <w:t>27 July 2026 – 14 August 2026</w:t>
       </w:r>
     </w:p>
     <w:p>
@@ -175,7 +175,7 @@
           <w:sz w:val="23"/>
           <w:szCs w:val="23"/>
         </w:rPr>
-        <w:t>8 August 2026</w:t>
+        <w:t>15 August 2026</w:t>
       </w:r>
     </w:p>
     <w:p>
@@ -199,7 +199,7 @@
           <w:sz w:val="28"/>
           <w:szCs w:val="28"/>
         </w:rPr>
-        <w:t>Abstract</w:t>
+        <w:t>Executive Summary</w:t>
       </w:r>
     </w:p>
     <w:p>
@@ -217,7 +217,7 @@
           <w:sz w:val="22"/>
           <w:szCs w:val="22"/>
         </w:rPr>
-        <w:t>This report documents the technical concepts acquired and the work undertaken during a two-week field training period at Aystro, focused on computer vision systems for automated retail shelf auditing. The work comprised two complementary strands: an analytical strand, in which an existing object detection dataset of 213 shelf photographs containing 4,641 manually annotated bounding boxes was audited and a revised system architecture derived; and an implementation strand, in which a cross-platform data collection application was developed to support field capture, automated analysis, and human verification of model output.</w:t>
+        <w:t>This report answers one question directly: is the computer-vision architecture Aystro is building on the right one to keep investing in, or should scope change? The short answer is that the direction is validated by measured evidence, not just design reasoning, and the evidence is now real rather than projected — trained models, real accuracy numbers, and a working application, not a proposal.</w:t>
       </w:r>
     </w:p>
     <w:p>
@@ -235,7 +235,25 @@
           <w:sz w:val="22"/>
           <w:szCs w:val="22"/>
         </w:rPr>
-        <w:t>The report examines the detect-then-recognize architectural pattern, in which spatial localization is deliberately decoupled from identity classification, and documents a structural limitation of similarity-based visual classification: because the embedding model resizes every crop to a fixed square before encoding it, aspect ratio is discarded and containers of identical labelling but differing physical proportion become indistinguishable. This limitation was resolved by fusing bounding-box geometry, already produced by the detection stage, with the visual signal — an approach implemented and verified in the delivered application.</w:t>
+        <w:t>The core architectural bet — separating "where is a product" (detection) from "what product is it" (classification), instead of one model doing both — has been built and measured against the original single-stage approach. The new detector reaches higher accuracy and precision using roughly a third of the training images the original approach needed, at a training cost increase of well under one percent of a single month's cheapest paid Roboflow plan. Adding a new flavour variant to an existing brand — demonstrated in practice for Fanta during this engagement — took hours of labelling and one small classifier, not a retrain of the core system. That is the economic case for this architecture in one sentence: catalogue growth is now a data task, not an engineering one.</w:t>
+      </w:r>
+    </w:p>
+    <w:p>
+      <w:pPr>
+        <w:keepNext w:val="0"/>
+        <w:spacing w:after="160" w:before="0" w:line="348" w:lineRule="auto"/>
+        <w:jc w:val="both"/>
+      </w:pPr>
+      <w:r>
+        <w:rPr>
+          <w:rFonts w:ascii="Times New Roman" w:hAnsi="Times New Roman" w:cs="Times New Roman"/>
+          <w:b w:val="0"/>
+          <w:i w:val="0"/>
+          <w:color w:val="111111"/>
+          <w:sz w:val="22"/>
+          <w:szCs w:val="22"/>
+        </w:rPr>
+        <w:t>The report is equally direct about what is not yet proven. Classifier-layer accuracy has not yet been formally measured (a same-day fix). Two newer signals — Coca-Cola flavour variants and packaging material — are mid-experiment and constrained by real data gaps, not model performance: the available Coca-Cola photographs turned out on inspection to be almost entirely one variant, and only two genuine glass-packaging examples exist across the whole labelled corpus. Both gaps have a known, inexpensive fix — targeted photography — rather than an open-ended research problem. A geometric packaging-format rule described in earlier work has been suspended in production because it did not generalise reliably enough; the code is kept, not discarded, pending a better approach. These are stated plainly because a credible investment case rests on knowing the real gaps, not on a report with none.</w:t>
       </w:r>
     </w:p>
     <w:p>
@@ -259,7 +277,7 @@
           <w:sz w:val="28"/>
           <w:szCs w:val="28"/>
         </w:rPr>
-        <w:t>1. Introduction and Problem Context</w:t>
+        <w:t>1. The Business Problem</w:t>
       </w:r>
     </w:p>
     <w:p>
@@ -277,7 +295,7 @@
           <w:sz w:val="23"/>
           <w:szCs w:val="23"/>
         </w:rPr>
-        <w:t>Object detection is a foundational task in computer vision that answers two coupled questions about an image: where an object is located (localization) and what that object is (classification). In retail shelf auditing, the practical objective is to convert a photograph of a store shelf into structured commercial data — how many units of each product are present, how they are arranged, and what share of the visible shelf each brand occupies. This requires both answers simultaneously, since a count without positions cannot describe shelf layout, and positions without identities cannot describe inventory.</w:t>
+        <w:t>A retail brand's on-shelf presence — how many units are stocked, how they are arranged, and what share of a shelf each competitor occupies — is commercial information manufacturers and retailers pay to know, and today that information is gathered by a person walking the aisle with a clipboard or a phone. Manual audits are slow, expensive to scale across many stores, and only as consistent as the person performing them. The commercial opportunity is converting an ordinary shelf photograph into structured, trustworthy inventory data automatically, at the volume and speed manual auditing cannot reach.</w:t>
       </w:r>
     </w:p>
     <w:p>
@@ -295,7 +313,7 @@
           <w:sz w:val="23"/>
           <w:szCs w:val="23"/>
         </w:rPr>
-        <w:t>The dataset examined at the outset of the training had been annotated according to manufacturer brand, assigning each bounding box a class such as coca-cola or pepsi. This labelling scheme, while intuitive, exposed a set of structural problems that formed the analytical core of the training period and are examined in the sections that follow.</w:t>
+        <w:t>The technical challenge is that this is not one problem but two, asked of every object in the photograph at once: where is it (localisation), and what is it (identity). A system that answers both questions with a single monolithic model inherits a serious commercial liability, examined next, that determines whether the product can keep pace with a retail catalogue that never stops changing.</w:t>
       </w:r>
     </w:p>
     <w:p>
@@ -366,7 +384,7 @@
           <w:sz w:val="19"/>
           <w:szCs w:val="19"/>
         </w:rPr>
-        <w:t>A field capture from the dataset with its relabelled bounding boxes overlaid; colour denotes packaging format. Beyond the density of the audit scene, the image shows two limitations examined later: many products carry no annotation at all (Section 4), and several boxes are assigned a format their contents contradict, the geometry having been degraded by glass reflection and occlusion (Section 7).</w:t>
+        <w:t>A field capture with its detections overlaid; colour denotes brand. The density of a real audit scene — many products, tightly packed, photographed under ordinary store lighting — is the actual operating condition this system is built for, not a controlled benchmark.</w:t>
       </w:r>
     </w:p>
     <w:p>
@@ -385,7 +403,7 @@
           <w:sz w:val="28"/>
           <w:szCs w:val="28"/>
         </w:rPr>
-        <w:t>2. Methodology and Scope of Work</w:t>
+        <w:t>2. What Was Built: The Architecture</w:t>
       </w:r>
     </w:p>
     <w:p>
@@ -403,26 +421,7 @@
           <w:sz w:val="23"/>
           <w:szCs w:val="23"/>
         </w:rPr>
-        <w:t>The training followed an investigative rather than a purely implementational approach. An existing annotated dataset was audited, its limitations diagnosed, a revised architecture derived and validated for feasibility against the production platform, and a supporting field application developed and tested.</w:t>
-      </w:r>
-    </w:p>
-    <w:p>
-      <w:pPr>
-        <w:keepNext/>
-        <w:spacing w:before="240" w:after="140"/>
-        <w:jc w:val="left"/>
-      </w:pPr>
-      <w:r>
-        <w:rPr>
-          <w:rFonts w:ascii="Times New Roman" w:hAnsi="Times New Roman" w:cs="Times New Roman"/>
-          <w:b/>
-          <w:bCs w:val="1"/>
-          <w:i w:val="0"/>
-          <w:color w:val="1A3A5C"/>
-          <w:sz w:val="24"/>
-          <w:szCs w:val="24"/>
-        </w:rPr>
-        <w:t>2.1 Dataset Audit</w:t>
+        <w:t>A single model that classifies each product directly by identity must be retrained every time a new stock-keeping unit (SKU) enters the catalogue — expensive in annotation effort and compute, and risking regressions on products that were previously working. It also suffers statistically: a fixed pool of training images split across many brand classes starves the rarer classes, which is exactly the low-recall failure mode observed in this project's own early data (Section 3.1).</w:t>
       </w:r>
     </w:p>
     <w:p>
@@ -440,7 +439,79 @@
           <w:sz w:val="23"/>
           <w:szCs w:val="23"/>
         </w:rPr>
-        <w:t>The existing project export was analysed programmatically. It comprised 213 shelf photographs partitioned into training (173), validation (24), and test (16) splits, containing 4,641 manually drawn bounding boxes across six manufacturer classes: coca-cola, cappy, xl_energy, sprite, fanta, and pepsi. The project had grown incrementally, beginning with coca-cola and xl_energy before the remaining four brands were introduced — an expansion pattern that itself exemplifies the catalogue growth problem examined in Section 3.</w:t>
+        <w:t>The system built during this engagement separates the volatile part of the problem (product identity, which changes constantly) from the stable part (object presence, which does not), and narrows the decision space one stage at a time:</w:t>
+      </w:r>
+    </w:p>
+    <w:p>
+      <w:pPr>
+        <w:keepNext w:val="0"/>
+        <w:spacing w:after="120" w:before="0" w:line="348" w:lineRule="auto"/>
+        <w:jc w:val="both"/>
+      </w:pPr>
+      <w:r>
+        <w:rPr>
+          <w:rFonts w:ascii="Times New Roman" w:hAnsi="Times New Roman" w:cs="Times New Roman"/>
+          <w:b w:val="0"/>
+          <w:i w:val="0"/>
+          <w:color w:val="111111"/>
+          <w:sz w:val="23"/>
+          <w:szCs w:val="23"/>
+        </w:rPr>
+        <w:t>Stage 1 — Detection. A class-agnostic detector locates every product on the shelf under a single generic "product" class, regardless of brand. It never needs retraining when a new SKU appears, because it holds no knowledge of identity to begin with.</w:t>
+      </w:r>
+    </w:p>
+    <w:p>
+      <w:pPr>
+        <w:keepNext w:val="0"/>
+        <w:spacing w:after="120" w:before="0" w:line="348" w:lineRule="auto"/>
+        <w:jc w:val="both"/>
+      </w:pPr>
+      <w:r>
+        <w:rPr>
+          <w:rFonts w:ascii="Times New Roman" w:hAnsi="Times New Roman" w:cs="Times New Roman"/>
+          <w:b w:val="0"/>
+          <w:i w:val="0"/>
+          <w:color w:val="111111"/>
+          <w:sz w:val="23"/>
+          <w:szCs w:val="23"/>
+        </w:rPr>
+        <w:t>Stage 2 — Brand classification. Each detected region is cropped and classified by manufacturer brand. This layer is small and stable, since the set of brands in a market changes far more slowly than the set of products.</w:t>
+      </w:r>
+    </w:p>
+    <w:p>
+      <w:pPr>
+        <w:keepNext w:val="0"/>
+        <w:spacing w:after="120" w:before="0" w:line="348" w:lineRule="auto"/>
+        <w:jc w:val="both"/>
+      </w:pPr>
+      <w:r>
+        <w:rPr>
+          <w:rFonts w:ascii="Times New Roman" w:hAnsi="Times New Roman" w:cs="Times New Roman"/>
+          <w:b w:val="0"/>
+          <w:i w:val="0"/>
+          <w:color w:val="111111"/>
+          <w:sz w:val="23"/>
+          <w:szCs w:val="23"/>
+        </w:rPr>
+        <w:t>Stage 3 — Variant classification. Within a brand, a further classifier resolves the specific flavour or product variant. Built and shipped for Fanta during this engagement; Coca-Cola is in progress (Section 3.2).</w:t>
+      </w:r>
+    </w:p>
+    <w:p>
+      <w:pPr>
+        <w:keepNext w:val="0"/>
+        <w:spacing w:after="120" w:before="0" w:line="348" w:lineRule="auto"/>
+        <w:jc w:val="both"/>
+      </w:pPr>
+      <w:r>
+        <w:rPr>
+          <w:rFonts w:ascii="Times New Roman" w:hAnsi="Times New Roman" w:cs="Times New Roman"/>
+          <w:b w:val="0"/>
+          <w:i w:val="0"/>
+          <w:color w:val="111111"/>
+          <w:sz w:val="23"/>
+          <w:szCs w:val="23"/>
+        </w:rPr>
+        <w:t>An experimental fourth signal — packaging material (glass / plastic / can), independent of brand — is under evaluation in parallel (Section 3.3).</w:t>
       </w:r>
     </w:p>
     <w:p>
@@ -458,246 +529,7 @@
           <w:sz w:val="23"/>
           <w:szCs w:val="23"/>
         </w:rPr>
-        <w:t>Class distribution analysis revealed pronounced imbalance: the largest class accounted for 42.2% of all annotations while the smallest accounted for 2.8%, a ratio of approximately 15:1. This concentration provides a direct statistical account of the low recall observed on sparsely represented brands.</w:t>
-      </w:r>
-    </w:p>
-    <w:p>
-      <w:pPr>
-        <w:keepNext/>
-        <w:spacing w:before="240" w:after="140"/>
-        <w:jc w:val="left"/>
-      </w:pPr>
-      <w:r>
-        <w:rPr>
-          <w:rFonts w:ascii="Times New Roman" w:hAnsi="Times New Roman" w:cs="Times New Roman"/>
-          <w:b/>
-          <w:bCs w:val="1"/>
-          <w:i w:val="0"/>
-          <w:color w:val="1A3A5C"/>
-          <w:sz w:val="24"/>
-          <w:szCs w:val="24"/>
-        </w:rPr>
-        <w:t>2.2 Geometric Relabelling</w:t>
-      </w:r>
-    </w:p>
-    <w:p>
-      <w:pPr>
-        <w:keepNext w:val="0"/>
-        <w:spacing w:after="160" w:before="0" w:line="348" w:lineRule="auto"/>
-        <w:jc w:val="both"/>
-      </w:pPr>
-      <w:r>
-        <w:rPr>
-          <w:rFonts w:ascii="Times New Roman" w:hAnsi="Times New Roman" w:cs="Times New Roman"/>
-          <w:b w:val="0"/>
-          <w:i w:val="0"/>
-          <w:color w:val="111111"/>
-          <w:sz w:val="23"/>
-          <w:szCs w:val="23"/>
-        </w:rPr>
-        <w:t>A relabelling scheme based on physical packaging format rather than brand was derived. For each annotation, the aspect ratio was computed from the stored box coordinates and mapped to one of four format classes — can-std-330, can-slim, bottle-pet, and unknown-package — using empirically determined ratio bands. Annotations were regenerated programmatically in Pascal VOC XML format and migrated to a separate project.</w:t>
-      </w:r>
-    </w:p>
-    <w:p>
-      <w:pPr>
-        <w:keepNext/>
-        <w:spacing w:before="240" w:after="140"/>
-        <w:jc w:val="left"/>
-      </w:pPr>
-      <w:r>
-        <w:rPr>
-          <w:rFonts w:ascii="Times New Roman" w:hAnsi="Times New Roman" w:cs="Times New Roman"/>
-          <w:b/>
-          <w:bCs w:val="1"/>
-          <w:i w:val="0"/>
-          <w:color w:val="1A3A5C"/>
-          <w:sz w:val="24"/>
-          <w:szCs w:val="24"/>
-        </w:rPr>
-        <w:t>2.3 Ambiguity Flagging</w:t>
-      </w:r>
-    </w:p>
-    <w:p>
-      <w:pPr>
-        <w:keepNext w:val="0"/>
-        <w:spacing w:after="160" w:before="0" w:line="348" w:lineRule="auto"/>
-        <w:jc w:val="both"/>
-      </w:pPr>
-      <w:r>
-        <w:rPr>
-          <w:rFonts w:ascii="Times New Roman" w:hAnsi="Times New Roman" w:cs="Times New Roman"/>
-          <w:b w:val="0"/>
-          <w:i w:val="0"/>
-          <w:color w:val="111111"/>
-          <w:sz w:val="23"/>
-          <w:szCs w:val="23"/>
-        </w:rPr>
-        <w:t>Rather than assuming that every box admits a confident format assignment, each annotation was assessed for evidential reliability during relabelling and flagged where compromised. Of the 4,641 annotations, 194 (4.2%) were flagged as truncated — the object intersecting the frame boundary or extending beyond a close-up view — and 1,954 (42.1%) were flagged as difficult, denoting occlusion, oblique perspective, or specular interference sufficient to render the derived geometry unreliable.</w:t>
-      </w:r>
-    </w:p>
-    <w:p>
-      <w:pPr>
-        <w:keepNext w:val="0"/>
-        <w:spacing w:after="160" w:before="0" w:line="348" w:lineRule="auto"/>
-        <w:jc w:val="both"/>
-      </w:pPr>
-      <w:r>
-        <w:rPr>
-          <w:rFonts w:ascii="Times New Roman" w:hAnsi="Times New Roman" w:cs="Times New Roman"/>
-          <w:b w:val="0"/>
-          <w:i w:val="0"/>
-          <w:color w:val="111111"/>
-          <w:sz w:val="23"/>
-          <w:szCs w:val="23"/>
-        </w:rPr>
-        <w:t>That over two-fifths of the corpus required an ambiguity flag is itself a principal empirical finding of the training. It establishes that ambiguity in field imagery is structural rather than exceptional, and consequently that a deployed system must incorporate a verification mechanism by design rather than treat correction as an exceptional recovery path.</w:t>
-      </w:r>
-    </w:p>
-    <w:p>
-      <w:pPr>
-        <w:keepNext/>
-        <w:spacing w:before="240" w:after="140"/>
-        <w:jc w:val="left"/>
-      </w:pPr>
-      <w:r>
-        <w:rPr>
-          <w:rFonts w:ascii="Times New Roman" w:hAnsi="Times New Roman" w:cs="Times New Roman"/>
-          <w:b/>
-          <w:bCs w:val="1"/>
-          <w:i w:val="0"/>
-          <w:color w:val="1A3A5C"/>
-          <w:sz w:val="24"/>
-          <w:szCs w:val="24"/>
-        </w:rPr>
-        <w:t>2.4 Platform Feasibility Assessment</w:t>
-      </w:r>
-    </w:p>
-    <w:p>
-      <w:pPr>
-        <w:keepNext w:val="0"/>
-        <w:spacing w:after="160" w:before="0" w:line="348" w:lineRule="auto"/>
-        <w:jc w:val="both"/>
-      </w:pPr>
-      <w:r>
-        <w:rPr>
-          <w:rFonts w:ascii="Times New Roman" w:hAnsi="Times New Roman" w:cs="Times New Roman"/>
-          <w:b w:val="0"/>
-          <w:i w:val="0"/>
-          <w:color w:val="111111"/>
-          <w:sz w:val="23"/>
-          <w:szCs w:val="23"/>
-        </w:rPr>
-        <w:t>The proposed architecture was evaluated block-by-block against the component catalogue of Roboflow Workflows to confirm that each stage could be realised natively within the platform. The findings are reported in Section 9.</w:t>
-      </w:r>
-    </w:p>
-    <w:p>
-      <w:pPr>
-        <w:keepNext/>
-        <w:spacing w:before="240" w:after="140"/>
-        <w:jc w:val="left"/>
-      </w:pPr>
-      <w:r>
-        <w:rPr>
-          <w:rFonts w:ascii="Times New Roman" w:hAnsi="Times New Roman" w:cs="Times New Roman"/>
-          <w:b/>
-          <w:bCs w:val="1"/>
-          <w:i w:val="0"/>
-          <w:color w:val="1A3A5C"/>
-          <w:sz w:val="24"/>
-          <w:szCs w:val="24"/>
-        </w:rPr>
-        <w:t>2.5 Application Development</w:t>
-      </w:r>
-    </w:p>
-    <w:p>
-      <w:pPr>
-        <w:keepNext w:val="0"/>
-        <w:spacing w:after="160" w:before="0" w:line="348" w:lineRule="auto"/>
-        <w:jc w:val="both"/>
-      </w:pPr>
-      <w:r>
-        <w:rPr>
-          <w:rFonts w:ascii="Times New Roman" w:hAnsi="Times New Roman" w:cs="Times New Roman"/>
-          <w:b w:val="0"/>
-          <w:i w:val="0"/>
-          <w:color w:val="111111"/>
-          <w:sz w:val="23"/>
-          <w:szCs w:val="23"/>
-        </w:rPr>
-        <w:t>A cross-platform data collection application was implemented in Flutter to support structured field capture, automated analysis, and human verification. Its architecture and the reasoning behind it are described in Section 10.</w:t>
-      </w:r>
-    </w:p>
-    <w:p>
-      <w:pPr>
-        <w:keepNext/>
-        <w:spacing w:before="360" w:after="140"/>
-        <w:jc w:val="left"/>
-      </w:pPr>
-      <w:r>
-        <w:rPr>
-          <w:rFonts w:ascii="Times New Roman" w:hAnsi="Times New Roman" w:cs="Times New Roman"/>
-          <w:b/>
-          <w:bCs w:val="1"/>
-          <w:i w:val="0"/>
-          <w:color w:val="1A3A5C"/>
-          <w:sz w:val="28"/>
-          <w:szCs w:val="28"/>
-        </w:rPr>
-        <w:t>3. The Catalogue Expansion Problem</w:t>
-      </w:r>
-    </w:p>
-    <w:p>
-      <w:pPr>
-        <w:keepNext w:val="0"/>
-        <w:spacing w:after="160" w:before="0" w:line="348" w:lineRule="auto"/>
-        <w:jc w:val="both"/>
-      </w:pPr>
-      <w:r>
-        <w:rPr>
-          <w:rFonts w:ascii="Times New Roman" w:hAnsi="Times New Roman" w:cs="Times New Roman"/>
-          <w:b w:val="0"/>
-          <w:i w:val="0"/>
-          <w:color w:val="111111"/>
-          <w:sz w:val="23"/>
-          <w:szCs w:val="23"/>
-        </w:rPr>
-        <w:t>A single-stage detector that classifies each product directly by its identity inherits a serious maintenance liability: the retail catalogue is not static. New stock-keeping units (SKUs) enter the market continuously, and under a monolithic design each addition requires retraining the entire detection model — expensive in computation, in annotation effort, and in time, and degrading a system that was previously working correctly for all existing products.</w:t>
-      </w:r>
-    </w:p>
-    <w:p>
-      <w:pPr>
-        <w:keepNext w:val="0"/>
-        <w:spacing w:after="160" w:before="0" w:line="348" w:lineRule="auto"/>
-        <w:jc w:val="both"/>
-      </w:pPr>
-      <w:r>
-        <w:rPr>
-          <w:rFonts w:ascii="Times New Roman" w:hAnsi="Times New Roman" w:cs="Times New Roman"/>
-          <w:b w:val="0"/>
-          <w:i w:val="0"/>
-          <w:color w:val="111111"/>
-          <w:sz w:val="23"/>
-          <w:szCs w:val="23"/>
-        </w:rPr>
-        <w:t>A second, statistical problem was observed in the dataset directly. When a fixed corpus of 213 images is partitioned across many brand classes, each class receives only a small share of the available examples. The model consequently learns well on densely represented classes and performs poorly on the remainder, producing the low recall — products present on the shelf but never detected — observed in the existing model.</w:t>
-      </w:r>
-    </w:p>
-    <w:p>
-      <w:pPr>
-        <w:keepNext w:val="0"/>
-        <w:spacing w:after="160" w:before="0" w:line="348" w:lineRule="auto"/>
-        <w:jc w:val="both"/>
-      </w:pPr>
-      <w:r>
-        <w:rPr>
-          <w:rFonts w:ascii="Times New Roman" w:hAnsi="Times New Roman" w:cs="Times New Roman"/>
-          <w:b w:val="0"/>
-          <w:i w:val="0"/>
-          <w:color w:val="111111"/>
-          <w:sz w:val="23"/>
-          <w:szCs w:val="23"/>
-        </w:rPr>
-        <w:t>The project's own history illustrates the mechanism directly: the earliest trained model version was fitted on 27 images, before most classes existed, and remained the workflow default long after the catalogue had grown beyond it. Coverage of the newer brands was therefore governed not by any deficiency of the detection method but by which model version the pipeline happened to invoke.</w:t>
+        <w:t>This is implemented as a live, hierarchical Roboflow Workflow, not a proposal: a shared detector feeds crops to a brand classifier and a flavour classifier running in parallel, and a small merge step selects the flavour label only when the brand it belongs to actually has one, otherwise passing the plain brand through unchanged. Restricting brand-variant comparison to one manufacturer's catalogue rather than the entire market also reduces visual confusion between candidates.</w:t>
       </w:r>
     </w:p>
     <w:p>
@@ -709,7 +541,7 @@
       <w:r>
         <w:drawing>
           <wp:inline xmlns:a="http://schemas.openxmlformats.org/drawingml/2006/main" xmlns:pic="http://schemas.openxmlformats.org/drawingml/2006/picture">
-            <wp:extent cx="5544000" cy="2464000"/>
+            <wp:extent cx="5544000" cy="2895200"/>
             <wp:docPr id="2" name="Picture 2"/>
             <wp:cNvGraphicFramePr>
               <a:graphicFrameLocks noChangeAspect="1"/>
@@ -718,7 +550,7 @@
               <a:graphicData uri="http://schemas.openxmlformats.org/drawingml/2006/picture">
                 <pic:pic>
                   <pic:nvPicPr>
-                    <pic:cNvPr id="0" name="fig5_distribution.png"/>
+                    <pic:cNvPr id="0" name="fig3_pipeline.png"/>
                     <pic:cNvPicPr/>
                   </pic:nvPicPr>
                   <pic:blipFill>
@@ -730,7 +562,7 @@
                   <pic:spPr>
                     <a:xfrm>
                       <a:off x="0" y="0"/>
-                      <a:ext cx="5544000" cy="2464000"/>
+                      <a:ext cx="5544000" cy="2895200"/>
                     </a:xfrm>
                     <a:prstGeom prst="rect"/>
                   </pic:spPr>
@@ -768,7 +600,7 @@
           <w:sz w:val="19"/>
           <w:szCs w:val="19"/>
         </w:rPr>
-        <w:t>Annotation distribution before and after geometric relabelling. The same 4,641 boxes are partitioned by manufacturer brand (left) and by physical packaging format (right).</w:t>
+        <w:t>Block diagram of the staged pipeline: class-agnostic detection, region cropping, brand classification, and variant classification, with packaging material as an independent, parallel signal rather than a further narrowing of the same decision.</w:t>
       </w:r>
     </w:p>
     <w:p>
@@ -787,7 +619,26 @@
           <w:sz w:val="28"/>
           <w:szCs w:val="28"/>
         </w:rPr>
-        <w:t>4. Class-Agnostic Detection</w:t>
+        <w:t>3. Evidence: Does It Work?</w:t>
+      </w:r>
+    </w:p>
+    <w:p>
+      <w:pPr>
+        <w:keepNext/>
+        <w:spacing w:before="240" w:after="140"/>
+        <w:jc w:val="left"/>
+      </w:pPr>
+      <w:r>
+        <w:rPr>
+          <w:rFonts w:ascii="Times New Roman" w:hAnsi="Times New Roman" w:cs="Times New Roman"/>
+          <w:b/>
+          <w:bCs w:val="1"/>
+          <w:i w:val="0"/>
+          <w:color w:val="1A3A5C"/>
+          <w:sz w:val="24"/>
+          <w:szCs w:val="24"/>
+        </w:rPr>
+        <w:t>3.1 Detector accuracy: architecture change, measured</w:t>
       </w:r>
     </w:p>
     <w:p>
@@ -805,604 +656,7 @@
           <w:sz w:val="23"/>
           <w:szCs w:val="23"/>
         </w:rPr>
-        <w:t>The response to both problems is to strip the detection stage of identity information entirely. In a class-agnostic detector, every product is assigned a single generic class — product — regardless of brand, flavour, or packaging, and the model is trained to answer only the question of whether a product is present at a given location.</w:t>
-      </w:r>
-    </w:p>
-    <w:p>
-      <w:pPr>
-        <w:keepNext w:val="0"/>
-        <w:spacing w:after="160" w:before="0" w:line="348" w:lineRule="auto"/>
-        <w:jc w:val="both"/>
-      </w:pPr>
-      <w:r>
-        <w:rPr>
-          <w:rFonts w:ascii="Times New Roman" w:hAnsi="Times New Roman" w:cs="Times New Roman"/>
-          <w:b w:val="0"/>
-          <w:i w:val="0"/>
-          <w:color w:val="111111"/>
-          <w:sz w:val="23"/>
-          <w:szCs w:val="23"/>
-        </w:rPr>
-        <w:t>This yields two distinct benefits. Statistically, the entire corpus contributes to a single class rather than being fragmented, substantially increasing the effective training signal without collecting a single additional image. Architecturally, the detection layer becomes stable: holding no knowledge of product identity, it is not invalidated by the introduction of a new SKU and need not be retrained.</w:t>
-      </w:r>
-    </w:p>
-    <w:p>
-      <w:pPr>
-        <w:keepNext w:val="0"/>
-        <w:spacing w:after="160" w:before="0" w:line="348" w:lineRule="auto"/>
-        <w:jc w:val="both"/>
-      </w:pPr>
-      <w:r>
-        <w:rPr>
-          <w:rFonts w:ascii="Times New Roman" w:hAnsi="Times New Roman" w:cs="Times New Roman"/>
-          <w:b w:val="0"/>
-          <w:i w:val="0"/>
-          <w:color w:val="111111"/>
-          <w:sz w:val="23"/>
-          <w:szCs w:val="23"/>
-        </w:rPr>
-        <w:t>An important practical qualification was established during the training: relabelling existing annotations to a generic class corrects mislabelled boxes, but cannot recover products that were never annotated at all. Missing annotations remain a separate data-completeness task, and no reorganisation of the label space substitutes for them.</w:t>
-      </w:r>
-    </w:p>
-    <w:p>
-      <w:pPr>
-        <w:keepNext/>
-        <w:spacing w:before="360" w:after="140"/>
-        <w:jc w:val="left"/>
-      </w:pPr>
-      <w:r>
-        <w:rPr>
-          <w:rFonts w:ascii="Times New Roman" w:hAnsi="Times New Roman" w:cs="Times New Roman"/>
-          <w:b/>
-          <w:bCs w:val="1"/>
-          <w:i w:val="0"/>
-          <w:color w:val="1A3A5C"/>
-          <w:sz w:val="28"/>
-          <w:szCs w:val="28"/>
-        </w:rPr>
-        <w:t>5. Recognition by Embedding Similarity</w:t>
-      </w:r>
-    </w:p>
-    <w:p>
-      <w:pPr>
-        <w:keepNext w:val="0"/>
-        <w:spacing w:after="160" w:before="0" w:line="348" w:lineRule="auto"/>
-        <w:jc w:val="both"/>
-      </w:pPr>
-      <w:r>
-        <w:rPr>
-          <w:rFonts w:ascii="Times New Roman" w:hAnsi="Times New Roman" w:cs="Times New Roman"/>
-          <w:b w:val="0"/>
-          <w:i w:val="0"/>
-          <w:color w:val="111111"/>
-          <w:sz w:val="23"/>
-          <w:szCs w:val="23"/>
-        </w:rPr>
-        <w:t>Once localization is decoupled, identity must be resolved separately. The approach studied replaces conventional supervised classification with embedding-based retrieval: each detected region is cropped and passed through a vision-language model — CLIP — which maps the image into a high-dimensional numerical vector. Classification is performed by finding the nearest neighbour among a reference gallery of clean, known product images.</w:t>
-      </w:r>
-    </w:p>
-    <w:p>
-      <w:pPr>
-        <w:keepNext w:val="0"/>
-        <w:spacing w:after="160" w:before="0" w:line="348" w:lineRule="auto"/>
-        <w:jc w:val="both"/>
-      </w:pPr>
-      <w:r>
-        <w:rPr>
-          <w:rFonts w:ascii="Times New Roman" w:hAnsi="Times New Roman" w:cs="Times New Roman"/>
-          <w:b w:val="0"/>
-          <w:i w:val="0"/>
-          <w:color w:val="111111"/>
-          <w:sz w:val="23"/>
-          <w:szCs w:val="23"/>
-        </w:rPr>
-        <w:t>The decisive property of this approach is that adding a new product requires only adding its reference image to the gallery; no retraining occurs. This transforms catalogue maintenance from a model-training operation into a data-entry operation, which is the central reason the pattern is favoured in production retail systems.</w:t>
-      </w:r>
-    </w:p>
-    <w:p>
-      <w:pPr>
-        <w:keepNext/>
-        <w:spacing w:before="360" w:after="140"/>
-        <w:jc w:val="left"/>
-      </w:pPr>
-      <w:r>
-        <w:rPr>
-          <w:rFonts w:ascii="Times New Roman" w:hAnsi="Times New Roman" w:cs="Times New Roman"/>
-          <w:b/>
-          <w:bCs w:val="1"/>
-          <w:i w:val="0"/>
-          <w:color w:val="1A3A5C"/>
-          <w:sz w:val="28"/>
-          <w:szCs w:val="28"/>
-        </w:rPr>
-        <w:t>6. The Geometric Limitation of Visual Similarity</w:t>
-      </w:r>
-    </w:p>
-    <w:p>
-      <w:pPr>
-        <w:keepNext w:val="0"/>
-        <w:spacing w:after="160" w:before="0" w:line="348" w:lineRule="auto"/>
-        <w:jc w:val="both"/>
-      </w:pPr>
-      <w:r>
-        <w:rPr>
-          <w:rFonts w:ascii="Times New Roman" w:hAnsi="Times New Roman" w:cs="Times New Roman"/>
-          <w:b w:val="0"/>
-          <w:i w:val="0"/>
-          <w:color w:val="111111"/>
-          <w:sz w:val="23"/>
-          <w:szCs w:val="23"/>
-        </w:rPr>
-        <w:t>A significant limitation of embedding-based recognition was identified during the training, and its mechanism established precisely. CLIP resizes every crop to a fixed square input — 224 by 224 pixels — before encoding it. This operation discards aspect ratio by construction: a tall narrow container and a shorter wider one arrive at the encoder having been stretched to the same shape. The model is therefore not merely insensitive to physical proportion; the information has been removed before inference begins.</w:t>
-      </w:r>
-    </w:p>
-    <w:p>
-      <w:pPr>
-        <w:keepNext w:val="0"/>
-        <w:spacing w:after="160" w:before="0" w:line="348" w:lineRule="auto"/>
-        <w:jc w:val="both"/>
-      </w:pPr>
-      <w:r>
-        <w:rPr>
-          <w:rFonts w:ascii="Times New Roman" w:hAnsi="Times New Roman" w:cs="Times New Roman"/>
-          <w:b w:val="0"/>
-          <w:i w:val="0"/>
-          <w:color w:val="111111"/>
-          <w:sz w:val="23"/>
-          <w:szCs w:val="23"/>
-        </w:rPr>
-        <w:t>The consequence is acute for products that differ only in packaging format. A standard 330 ml can measures approximately 66 mm in diameter by 115 mm in height, a ratio of about 1.74; a sleek 330 ml can measures approximately 53 mm by 145 mm, a ratio of about 2.7. The two hold identical contents and carry identical branding, so proportion is the only reliable distinguishing signal — and it is precisely the signal the embedding cannot see.</w:t>
-      </w:r>
-    </w:p>
-    <w:p>
-      <w:pPr>
-        <w:keepNext w:val="0"/>
-        <w:spacing w:after="160" w:before="0" w:line="348" w:lineRule="auto"/>
-        <w:jc w:val="both"/>
-      </w:pPr>
-      <w:r>
-        <w:rPr>
-          <w:rFonts w:ascii="Times New Roman" w:hAnsi="Times New Roman" w:cs="Times New Roman"/>
-          <w:b w:val="0"/>
-          <w:i w:val="0"/>
-          <w:color w:val="111111"/>
-          <w:sz w:val="23"/>
-          <w:szCs w:val="23"/>
-        </w:rPr>
-        <w:t>This was confirmed empirically. On a shelf photograph holding both formats side by side, the visual classifier assigned all ten cans to a single class, while the detector's own bounding boxes separated the two clusters cleanly: standard cans measured between 1.72 and 1.82, and sleek cans between 2.30 and 2.58, with an empty band between them. A decision threshold of 2.05 sits within that empty band, so neither cluster lies near it.</w:t>
-      </w:r>
-    </w:p>
-    <w:p>
-      <w:pPr>
-        <w:keepNext w:val="0"/>
-        <w:spacing w:after="160" w:before="0" w:line="348" w:lineRule="auto"/>
-        <w:jc w:val="both"/>
-      </w:pPr>
-      <w:r>
-        <w:rPr>
-          <w:rFonts w:ascii="Times New Roman" w:hAnsi="Times New Roman" w:cs="Times New Roman"/>
-          <w:b w:val="0"/>
-          <w:i w:val="0"/>
-          <w:color w:val="111111"/>
-          <w:sz w:val="23"/>
-          <w:szCs w:val="23"/>
-        </w:rPr>
-        <w:t>The resolution adopted recognises that the required discriminating information has already been produced by the detection stage. The aspect ratio of the bounding box is a direct geometric consequence of the container's physical form, and is approximately invariant to camera distance, since zooming scales both dimensions proportionally and leaves their ratio unchanged. Neither signal suffices alone: the visual embedding determines which product the object is, while bounding-box geometry determines which physical format it takes.</w:t>
-      </w:r>
-    </w:p>
-    <w:p>
-      <w:pPr>
-        <w:keepNext/>
-        <w:spacing w:before="240" w:after="80"/>
-        <w:jc w:val="center"/>
-      </w:pPr>
-      <w:r>
-        <w:drawing>
-          <wp:inline xmlns:a="http://schemas.openxmlformats.org/drawingml/2006/main" xmlns:pic="http://schemas.openxmlformats.org/drawingml/2006/picture">
-            <wp:extent cx="5544000" cy="2648800"/>
-            <wp:docPr id="3" name="Picture 3"/>
-            <wp:cNvGraphicFramePr>
-              <a:graphicFrameLocks noChangeAspect="1"/>
-            </wp:cNvGraphicFramePr>
-            <a:graphic>
-              <a:graphicData uri="http://schemas.openxmlformats.org/drawingml/2006/picture">
-                <pic:pic>
-                  <pic:nvPicPr>
-                    <pic:cNvPr id="0" name="fig2_aspect_ratio.png"/>
-                    <pic:cNvPicPr/>
-                  </pic:nvPicPr>
-                  <pic:blipFill>
-                    <a:blip r:embed="rId11"/>
-                    <a:stretch>
-                      <a:fillRect/>
-                    </a:stretch>
-                  </pic:blipFill>
-                  <pic:spPr>
-                    <a:xfrm>
-                      <a:off x="0" y="0"/>
-                      <a:ext cx="5544000" cy="2648800"/>
-                    </a:xfrm>
-                    <a:prstGeom prst="rect"/>
-                  </pic:spPr>
-                </pic:pic>
-              </a:graphicData>
-            </a:graphic>
-          </wp:inline>
-        </w:drawing>
-      </w:r>
-    </w:p>
-    <w:p>
-      <w:pPr>
-        <w:spacing w:after="280"/>
-        <w:jc w:val="center"/>
-      </w:pPr>
-      <w:r>
-        <w:rPr>
-          <w:rFonts w:ascii="Times New Roman" w:hAnsi="Times New Roman" w:cs="Times New Roman"/>
-          <w:b/>
-          <w:bCs w:val="1"/>
-          <w:i w:val="0"/>
-          <w:color w:val="555555"/>
-          <w:sz w:val="19"/>
-          <w:szCs w:val="19"/>
-        </w:rPr>
-        <w:t xml:space="preserve">Figure 3. </w:t>
-      </w:r>
-      <w:r>
-        <w:rPr>
-          <w:rFonts w:ascii="Times New Roman" w:hAnsi="Times New Roman" w:cs="Times New Roman"/>
-          <w:b w:val="0"/>
-          <w:i/>
-          <w:iCs w:val="1"/>
-          <w:color w:val="555555"/>
-          <w:sz w:val="19"/>
-          <w:szCs w:val="19"/>
-        </w:rPr>
-        <w:t>Geometric discrimination of packaging format. Left: two containers of identical labelling and equal volume but differing proportion — the measured separation on which the rule rests. Right: the ratio bands used to assign format across all 4,641 annotations. The bands are definitional rather than discovered: the thresholds assign the class, so their separation is a property of the scheme and not evidence for it.</w:t>
-      </w:r>
-    </w:p>
-    <w:p>
-      <w:pPr>
-        <w:keepNext/>
-        <w:spacing w:before="360" w:after="140"/>
-        <w:jc w:val="left"/>
-      </w:pPr>
-      <w:r>
-        <w:rPr>
-          <w:rFonts w:ascii="Times New Roman" w:hAnsi="Times New Roman" w:cs="Times New Roman"/>
-          <w:b/>
-          <w:bCs w:val="1"/>
-          <w:i w:val="0"/>
-          <w:color w:val="1A3A5C"/>
-          <w:sz w:val="28"/>
-          <w:szCs w:val="28"/>
-        </w:rPr>
-        <w:t>7. Data Quality Factors in Uncontrolled Imagery</w:t>
-      </w:r>
-    </w:p>
-    <w:p>
-      <w:pPr>
-        <w:keepNext w:val="0"/>
-        <w:spacing w:after="160" w:before="0" w:line="348" w:lineRule="auto"/>
-        <w:jc w:val="both"/>
-      </w:pPr>
-      <w:r>
-        <w:rPr>
-          <w:rFonts w:ascii="Times New Roman" w:hAnsi="Times New Roman" w:cs="Times New Roman"/>
-          <w:b w:val="0"/>
-          <w:i w:val="0"/>
-          <w:color w:val="111111"/>
-          <w:sz w:val="23"/>
-          <w:szCs w:val="23"/>
-        </w:rPr>
-        <w:t>Because the aspect-ratio signal derives from the geometry of the annotated box, its reliability depends directly on the fidelity of that box to the real object. Several failure modes were catalogued during the training, each degrading this fidelity in a distinct way.</w:t>
-      </w:r>
-    </w:p>
-    <w:p>
-      <w:pPr>
-        <w:keepNext w:val="0"/>
-        <w:spacing w:after="120" w:before="0" w:line="348" w:lineRule="auto"/>
-        <w:jc w:val="both"/>
-      </w:pPr>
-      <w:r>
-        <w:rPr>
-          <w:rFonts w:ascii="Times New Roman" w:hAnsi="Times New Roman" w:cs="Times New Roman"/>
-          <w:b w:val="0"/>
-          <w:i w:val="0"/>
-          <w:color w:val="111111"/>
-          <w:sz w:val="23"/>
-          <w:szCs w:val="23"/>
-        </w:rPr>
-        <w:t>Truncation. Objects intersecting the frame boundary, and close-up photographs in which the container extends beyond the visible area, produce partial boxes. The measured height is then a lower bound rather than a measurement, and a sleek can may read as standard. This mode is not merely theoretical: it accounted for 4.2% of the corpus and required an explicit guard in the implemented decision rule.</w:t>
-      </w:r>
-    </w:p>
-    <w:p>
-      <w:pPr>
-        <w:keepNext w:val="0"/>
-        <w:spacing w:after="120" w:before="0" w:line="348" w:lineRule="auto"/>
-        <w:jc w:val="both"/>
-      </w:pPr>
-      <w:r>
-        <w:rPr>
-          <w:rFonts w:ascii="Times New Roman" w:hAnsi="Times New Roman" w:cs="Times New Roman"/>
-          <w:b w:val="0"/>
-          <w:i w:val="0"/>
-          <w:color w:val="111111"/>
-          <w:sz w:val="23"/>
-          <w:szCs w:val="23"/>
-        </w:rPr>
-        <w:t>Perspective distortion. A container photographed from an oblique angle or from above projects onto the image plane with altered proportions, so the same physical product can yield materially different aspect ratios across viewpoints.</w:t>
-      </w:r>
-    </w:p>
-    <w:p>
-      <w:pPr>
-        <w:keepNext w:val="0"/>
-        <w:spacing w:after="120" w:before="0" w:line="348" w:lineRule="auto"/>
-        <w:jc w:val="both"/>
-      </w:pPr>
-      <w:r>
-        <w:rPr>
-          <w:rFonts w:ascii="Times New Roman" w:hAnsi="Times New Roman" w:cs="Times New Roman"/>
-          <w:b w:val="0"/>
-          <w:i w:val="0"/>
-          <w:color w:val="111111"/>
-          <w:sz w:val="23"/>
-          <w:szCs w:val="23"/>
-        </w:rPr>
-        <w:t>Occlusion and dense packing. Products arranged in tight rows partially obscure one another, making boundaries ambiguous and occasionally causing a single box to enclose portions of two adjacent units.</w:t>
-      </w:r>
-    </w:p>
-    <w:p>
-      <w:pPr>
-        <w:keepNext w:val="0"/>
-        <w:spacing w:after="120" w:before="0" w:line="348" w:lineRule="auto"/>
-        <w:jc w:val="both"/>
-      </w:pPr>
-      <w:r>
-        <w:rPr>
-          <w:rFonts w:ascii="Times New Roman" w:hAnsi="Times New Roman" w:cs="Times New Roman"/>
-          <w:b w:val="0"/>
-          <w:i w:val="0"/>
-          <w:color w:val="111111"/>
-          <w:sz w:val="23"/>
-          <w:szCs w:val="23"/>
-        </w:rPr>
-        <w:t>Specular reflection. The reflective metal surfaces of beverage cans scatter light and blur perceived edges, reducing the precision with which boundaries can be placed.</w:t>
-      </w:r>
-    </w:p>
-    <w:p>
-      <w:pPr>
-        <w:keepNext w:val="0"/>
-        <w:spacing w:after="120" w:before="0" w:line="348" w:lineRule="auto"/>
-        <w:jc w:val="both"/>
-      </w:pPr>
-      <w:r>
-        <w:rPr>
-          <w:rFonts w:ascii="Times New Roman" w:hAnsi="Times New Roman" w:cs="Times New Roman"/>
-          <w:b w:val="0"/>
-          <w:i w:val="0"/>
-          <w:color w:val="111111"/>
-          <w:sz w:val="23"/>
-          <w:szCs w:val="23"/>
-        </w:rPr>
-        <w:t>Inherited annotation error. Where an original box was drawn loosely or tightly relative to the true product outline, any geometric quantity derived from it inherits that error unchanged.</w:t>
-      </w:r>
-    </w:p>
-    <w:p>
-      <w:pPr>
-        <w:keepNext w:val="0"/>
-        <w:spacing w:after="160" w:before="0" w:line="348" w:lineRule="auto"/>
-        <w:jc w:val="both"/>
-      </w:pPr>
-      <w:r>
-        <w:rPr>
-          <w:rFonts w:ascii="Times New Roman" w:hAnsi="Times New Roman" w:cs="Times New Roman"/>
-          <w:b w:val="0"/>
-          <w:i w:val="0"/>
-          <w:color w:val="111111"/>
-          <w:sz w:val="23"/>
-          <w:szCs w:val="23"/>
-        </w:rPr>
-        <w:t>A methodological principle follows directly: when geometric evidence is compromised, the correct outcome is an explicit deferral rather than a low-confidence guess, since a wrong label propagates silently into downstream commercial reporting. This principle was implemented literally — the geometric rule declines to judge any box touching the frame edge, leaving the classifier's original label in place — and it motivated the human verification interface described in Section 10.</w:t>
-      </w:r>
-    </w:p>
-    <w:p>
-      <w:pPr>
-        <w:keepNext/>
-        <w:spacing w:before="360" w:after="140"/>
-        <w:jc w:val="left"/>
-      </w:pPr>
-      <w:r>
-        <w:rPr>
-          <w:rFonts w:ascii="Times New Roman" w:hAnsi="Times New Roman" w:cs="Times New Roman"/>
-          <w:b/>
-          <w:bCs w:val="1"/>
-          <w:i w:val="0"/>
-          <w:color w:val="1A3A5C"/>
-          <w:sz w:val="28"/>
-          <w:szCs w:val="28"/>
-        </w:rPr>
-        <w:t>8. Hierarchical Pipeline Architecture</w:t>
-      </w:r>
-    </w:p>
-    <w:p>
-      <w:pPr>
-        <w:keepNext w:val="0"/>
-        <w:spacing w:after="160" w:before="0" w:line="348" w:lineRule="auto"/>
-        <w:jc w:val="both"/>
-      </w:pPr>
-      <w:r>
-        <w:rPr>
-          <w:rFonts w:ascii="Times New Roman" w:hAnsi="Times New Roman" w:cs="Times New Roman"/>
-          <w:b w:val="0"/>
-          <w:i w:val="0"/>
-          <w:color w:val="111111"/>
-          <w:sz w:val="23"/>
-          <w:szCs w:val="23"/>
-        </w:rPr>
-        <w:t>The concepts above compose into a three-stage architecture in which each stage narrows the decision space presented to the next.</w:t>
-      </w:r>
-    </w:p>
-    <w:p>
-      <w:pPr>
-        <w:keepNext w:val="0"/>
-        <w:spacing w:after="160" w:before="0" w:line="348" w:lineRule="auto"/>
-        <w:jc w:val="both"/>
-      </w:pPr>
-      <w:r>
-        <w:rPr>
-          <w:rFonts w:ascii="Times New Roman" w:hAnsi="Times New Roman" w:cs="Times New Roman"/>
-          <w:b w:val="0"/>
-          <w:i w:val="0"/>
-          <w:color w:val="111111"/>
-          <w:sz w:val="23"/>
-          <w:szCs w:val="23"/>
-        </w:rPr>
-        <w:t>Stage One, class-agnostic detection, locates every product on the shelf under a single generic class, producing bounding boxes, unit counts, spatial positions, and the geometric measurements required later. Stage Two, manufacturer classification, matches each cropped region to a manufacturer by embedding similarity; this layer is small and stable, since the set of manufacturers in a market changes far more slowly than the set of products, making it well suited to a training-free approach. Stage Three, product and format classification, operates within the narrowed candidate set established by Stage Two: a trained classifier resolves the specific brand variant while bounding-box geometry resolves the packaging format.</w:t>
-      </w:r>
-    </w:p>
-    <w:p>
-      <w:pPr>
-        <w:keepNext w:val="0"/>
-        <w:spacing w:after="160" w:before="0" w:line="348" w:lineRule="auto"/>
-        <w:jc w:val="both"/>
-      </w:pPr>
-      <w:r>
-        <w:rPr>
-          <w:rFonts w:ascii="Times New Roman" w:hAnsi="Times New Roman" w:cs="Times New Roman"/>
-          <w:b w:val="0"/>
-          <w:i w:val="0"/>
-          <w:color w:val="111111"/>
-          <w:sz w:val="23"/>
-          <w:szCs w:val="23"/>
-        </w:rPr>
-        <w:t>Restricting comparison to one manufacturer's catalogue rather than the entire market materially reduces visual confusion between candidates. It should be noted that all stages after the first are classification operations: the pipeline is detect, then classify, then classify — not repeated detection. Localization is computed once and reused, since spatial coordinates do not change between stages.</w:t>
-      </w:r>
-    </w:p>
-    <w:p>
-      <w:pPr>
-        <w:keepNext w:val="0"/>
-        <w:spacing w:after="160" w:before="0" w:line="348" w:lineRule="auto"/>
-        <w:jc w:val="both"/>
-      </w:pPr>
-      <w:r>
-        <w:rPr>
-          <w:rFonts w:ascii="Times New Roman" w:hAnsi="Times New Roman" w:cs="Times New Roman"/>
-          <w:b w:val="0"/>
-          <w:i w:val="0"/>
-          <w:color w:val="111111"/>
-          <w:sz w:val="23"/>
-          <w:szCs w:val="23"/>
-        </w:rPr>
-        <w:t>A representative class hierarchy illustrates the separation of concerns. Stage One assigns product; Stage Two assigns coca-cola; Stage Three assigns the full SKU identifier, where the visual classifier supplies the brand variant and the geometric rule supplies the format distinction.</w:t>
-      </w:r>
-    </w:p>
-    <w:p>
-      <w:pPr>
-        <w:keepNext/>
-        <w:spacing w:before="240" w:after="80"/>
-        <w:jc w:val="center"/>
-      </w:pPr>
-      <w:r>
-        <w:drawing>
-          <wp:inline xmlns:a="http://schemas.openxmlformats.org/drawingml/2006/main" xmlns:pic="http://schemas.openxmlformats.org/drawingml/2006/picture">
-            <wp:extent cx="5544000" cy="2895200"/>
-            <wp:docPr id="4" name="Picture 4"/>
-            <wp:cNvGraphicFramePr>
-              <a:graphicFrameLocks noChangeAspect="1"/>
-            </wp:cNvGraphicFramePr>
-            <a:graphic>
-              <a:graphicData uri="http://schemas.openxmlformats.org/drawingml/2006/picture">
-                <pic:pic>
-                  <pic:nvPicPr>
-                    <pic:cNvPr id="0" name="fig3_pipeline.png"/>
-                    <pic:cNvPicPr/>
-                  </pic:nvPicPr>
-                  <pic:blipFill>
-                    <a:blip r:embed="rId12"/>
-                    <a:stretch>
-                      <a:fillRect/>
-                    </a:stretch>
-                  </pic:blipFill>
-                  <pic:spPr>
-                    <a:xfrm>
-                      <a:off x="0" y="0"/>
-                      <a:ext cx="5544000" cy="2895200"/>
-                    </a:xfrm>
-                    <a:prstGeom prst="rect"/>
-                  </pic:spPr>
-                </pic:pic>
-              </a:graphicData>
-            </a:graphic>
-          </wp:inline>
-        </w:drawing>
-      </w:r>
-    </w:p>
-    <w:p>
-      <w:pPr>
-        <w:spacing w:after="280"/>
-        <w:jc w:val="center"/>
-      </w:pPr>
-      <w:r>
-        <w:rPr>
-          <w:rFonts w:ascii="Times New Roman" w:hAnsi="Times New Roman" w:cs="Times New Roman"/>
-          <w:b/>
-          <w:bCs w:val="1"/>
-          <w:i w:val="0"/>
-          <w:color w:val="555555"/>
-          <w:sz w:val="19"/>
-          <w:szCs w:val="19"/>
-        </w:rPr>
-        <w:t xml:space="preserve">Figure 4. </w:t>
-      </w:r>
-      <w:r>
-        <w:rPr>
-          <w:rFonts w:ascii="Times New Roman" w:hAnsi="Times New Roman" w:cs="Times New Roman"/>
-          <w:b w:val="0"/>
-          <w:i/>
-          <w:iCs w:val="1"/>
-          <w:color w:val="555555"/>
-          <w:sz w:val="19"/>
-          <w:szCs w:val="19"/>
-        </w:rPr>
-        <w:t>Block diagram of the three-stage pipeline, showing the flow from raw shelf image through class-agnostic detection, region cropping, manufacturer classification, and the fusion of visual and geometric evidence at SKU level.</w:t>
-      </w:r>
-    </w:p>
-    <w:p>
-      <w:pPr>
-        <w:keepNext/>
-        <w:spacing w:before="360" w:after="140"/>
-        <w:jc w:val="left"/>
-      </w:pPr>
-      <w:r>
-        <w:rPr>
-          <w:rFonts w:ascii="Times New Roman" w:hAnsi="Times New Roman" w:cs="Times New Roman"/>
-          <w:b/>
-          <w:bCs w:val="1"/>
-          <w:i w:val="0"/>
-          <w:color w:val="1A3A5C"/>
-          <w:sz w:val="28"/>
-          <w:szCs w:val="28"/>
-        </w:rPr>
-        <w:t>9. Platform Implementation</w:t>
-      </w:r>
-    </w:p>
-    <w:p>
-      <w:pPr>
-        <w:keepNext w:val="0"/>
-        <w:spacing w:after="160" w:before="0" w:line="348" w:lineRule="auto"/>
-        <w:jc w:val="both"/>
-      </w:pPr>
-      <w:r>
-        <w:rPr>
-          <w:rFonts w:ascii="Times New Roman" w:hAnsi="Times New Roman" w:cs="Times New Roman"/>
-          <w:b w:val="0"/>
-          <w:i w:val="0"/>
-          <w:color w:val="111111"/>
-          <w:sz w:val="23"/>
-          <w:szCs w:val="23"/>
-        </w:rPr>
-        <w:t>The proposed architecture was mapped onto Roboflow Workflows, the platform in operational use. Verification against the platform documentation confirmed that every required component exists natively, with a single exception.</w:t>
+        <w:t>The original brand-classed detector and the current class-agnostic detector were compared at their most mature, most fairly matched versions — both trained on the same model architecture (RF-DETR-large) — rather than against an early, undertrained snapshot of either.</w:t>
       </w:r>
     </w:p>
     <w:p>
@@ -1433,1292 +687,7 @@
           <w:sz w:val="19"/>
           <w:szCs w:val="19"/>
         </w:rPr>
-        <w:t>Mapping of pipeline stages onto native platform components.</w:t>
-      </w:r>
-    </w:p>
-    <w:tbl>
-      <w:tblPr>
-        <w:tblStyle w:val="TableGrid"/>
-        <w:tblW w:type="auto" w:w="0"/>
-        <w:jc w:val="left"/>
-        <w:tblLook w:firstColumn="1" w:firstRow="1" w:lastColumn="0" w:lastRow="0" w:noHBand="0" w:noVBand="1" w:val="04A0"/>
-      </w:tblPr>
-      <w:tblGrid>
-        <w:gridCol w:w="2986"/>
-        <w:gridCol w:w="2986"/>
-        <w:gridCol w:w="2986"/>
-      </w:tblGrid>
-      <w:tr>
-        <w:tc>
-          <w:tcPr>
-            <w:tcW w:type="dxa" w:w="2986"/>
-          </w:tcPr>
-          <w:p>
-            <w:pPr>
-              <w:spacing w:before="60" w:after="60"/>
-              <w:jc w:val="left"/>
-            </w:pPr>
-            <w:r/>
-            <w:r>
-              <w:rPr>
-                <w:rFonts w:ascii="Times New Roman" w:hAnsi="Times New Roman" w:cs="Times New Roman"/>
-                <w:b/>
-                <w:bCs w:val="1"/>
-                <w:i w:val="0"/>
-                <w:color w:val="111111"/>
-                <w:sz w:val="20"/>
-                <w:szCs w:val="20"/>
-              </w:rPr>
-              <w:t>Pipeline function</w:t>
-            </w:r>
-          </w:p>
-        </w:tc>
-        <w:tc>
-          <w:tcPr>
-            <w:tcW w:type="dxa" w:w="2986"/>
-          </w:tcPr>
-          <w:p>
-            <w:pPr>
-              <w:spacing w:before="60" w:after="60"/>
-              <w:jc w:val="left"/>
-            </w:pPr>
-            <w:r/>
-            <w:r>
-              <w:rPr>
-                <w:rFonts w:ascii="Times New Roman" w:hAnsi="Times New Roman" w:cs="Times New Roman"/>
-                <w:b/>
-                <w:bCs w:val="1"/>
-                <w:i w:val="0"/>
-                <w:color w:val="111111"/>
-                <w:sz w:val="20"/>
-                <w:szCs w:val="20"/>
-              </w:rPr>
-              <w:t>Platform component</w:t>
-            </w:r>
-          </w:p>
-        </w:tc>
-        <w:tc>
-          <w:tcPr>
-            <w:tcW w:type="dxa" w:w="2986"/>
-          </w:tcPr>
-          <w:p>
-            <w:pPr>
-              <w:spacing w:before="60" w:after="60"/>
-              <w:jc w:val="left"/>
-            </w:pPr>
-            <w:r/>
-            <w:r>
-              <w:rPr>
-                <w:rFonts w:ascii="Times New Roman" w:hAnsi="Times New Roman" w:cs="Times New Roman"/>
-                <w:b/>
-                <w:bCs w:val="1"/>
-                <w:i w:val="0"/>
-                <w:color w:val="111111"/>
-                <w:sz w:val="20"/>
-                <w:szCs w:val="20"/>
-              </w:rPr>
-              <w:t>Training required</w:t>
-            </w:r>
-          </w:p>
-        </w:tc>
-      </w:tr>
-      <w:tr>
-        <w:tc>
-          <w:tcPr>
-            <w:tcW w:type="dxa" w:w="2986"/>
-          </w:tcPr>
-          <w:p>
-            <w:pPr>
-              <w:spacing w:before="60" w:after="60"/>
-              <w:jc w:val="left"/>
-            </w:pPr>
-            <w:r/>
-            <w:r>
-              <w:rPr>
-                <w:rFonts w:ascii="Times New Roman" w:hAnsi="Times New Roman" w:cs="Times New Roman"/>
-                <w:b w:val="0"/>
-                <w:i w:val="0"/>
-                <w:color w:val="111111"/>
-                <w:sz w:val="20"/>
-                <w:szCs w:val="20"/>
-              </w:rPr>
-              <w:t>Class-agnostic detection</w:t>
-            </w:r>
-          </w:p>
-        </w:tc>
-        <w:tc>
-          <w:tcPr>
-            <w:tcW w:type="dxa" w:w="2986"/>
-          </w:tcPr>
-          <w:p>
-            <w:pPr>
-              <w:spacing w:before="60" w:after="60"/>
-              <w:jc w:val="left"/>
-            </w:pPr>
-            <w:r/>
-            <w:r>
-              <w:rPr>
-                <w:rFonts w:ascii="Times New Roman" w:hAnsi="Times New Roman" w:cs="Times New Roman"/>
-                <w:b w:val="0"/>
-                <w:i w:val="0"/>
-                <w:color w:val="111111"/>
-                <w:sz w:val="20"/>
-                <w:szCs w:val="20"/>
-              </w:rPr>
-              <w:t>Object Detection Model</w:t>
-            </w:r>
-          </w:p>
-        </w:tc>
-        <w:tc>
-          <w:tcPr>
-            <w:tcW w:type="dxa" w:w="2986"/>
-          </w:tcPr>
-          <w:p>
-            <w:pPr>
-              <w:spacing w:before="60" w:after="60"/>
-              <w:jc w:val="left"/>
-            </w:pPr>
-            <w:r/>
-            <w:r>
-              <w:rPr>
-                <w:rFonts w:ascii="Times New Roman" w:hAnsi="Times New Roman" w:cs="Times New Roman"/>
-                <w:b w:val="0"/>
-                <w:i w:val="0"/>
-                <w:color w:val="111111"/>
-                <w:sz w:val="20"/>
-                <w:szCs w:val="20"/>
-              </w:rPr>
-              <w:t>Yes</w:t>
-            </w:r>
-          </w:p>
-        </w:tc>
-      </w:tr>
-      <w:tr>
-        <w:tc>
-          <w:tcPr>
-            <w:tcW w:type="dxa" w:w="2986"/>
-          </w:tcPr>
-          <w:p>
-            <w:pPr>
-              <w:spacing w:before="60" w:after="60"/>
-              <w:jc w:val="left"/>
-            </w:pPr>
-            <w:r/>
-            <w:r>
-              <w:rPr>
-                <w:rFonts w:ascii="Times New Roman" w:hAnsi="Times New Roman" w:cs="Times New Roman"/>
-                <w:b w:val="0"/>
-                <w:i w:val="0"/>
-                <w:color w:val="111111"/>
-                <w:sz w:val="20"/>
-                <w:szCs w:val="20"/>
-              </w:rPr>
-              <w:t>Region extraction</w:t>
-            </w:r>
-          </w:p>
-        </w:tc>
-        <w:tc>
-          <w:tcPr>
-            <w:tcW w:type="dxa" w:w="2986"/>
-          </w:tcPr>
-          <w:p>
-            <w:pPr>
-              <w:spacing w:before="60" w:after="60"/>
-              <w:jc w:val="left"/>
-            </w:pPr>
-            <w:r/>
-            <w:r>
-              <w:rPr>
-                <w:rFonts w:ascii="Times New Roman" w:hAnsi="Times New Roman" w:cs="Times New Roman"/>
-                <w:b w:val="0"/>
-                <w:i w:val="0"/>
-                <w:color w:val="111111"/>
-                <w:sz w:val="20"/>
-                <w:szCs w:val="20"/>
-              </w:rPr>
-              <w:t>Dynamic Crop</w:t>
-            </w:r>
-          </w:p>
-        </w:tc>
-        <w:tc>
-          <w:tcPr>
-            <w:tcW w:type="dxa" w:w="2986"/>
-          </w:tcPr>
-          <w:p>
-            <w:pPr>
-              <w:spacing w:before="60" w:after="60"/>
-              <w:jc w:val="left"/>
-            </w:pPr>
-            <w:r/>
-            <w:r>
-              <w:rPr>
-                <w:rFonts w:ascii="Times New Roman" w:hAnsi="Times New Roman" w:cs="Times New Roman"/>
-                <w:b w:val="0"/>
-                <w:i w:val="0"/>
-                <w:color w:val="111111"/>
-                <w:sz w:val="20"/>
-                <w:szCs w:val="20"/>
-              </w:rPr>
-              <w:t>No</w:t>
-            </w:r>
-          </w:p>
-        </w:tc>
-      </w:tr>
-      <w:tr>
-        <w:tc>
-          <w:tcPr>
-            <w:tcW w:type="dxa" w:w="2986"/>
-          </w:tcPr>
-          <w:p>
-            <w:pPr>
-              <w:spacing w:before="60" w:after="60"/>
-              <w:jc w:val="left"/>
-            </w:pPr>
-            <w:r/>
-            <w:r>
-              <w:rPr>
-                <w:rFonts w:ascii="Times New Roman" w:hAnsi="Times New Roman" w:cs="Times New Roman"/>
-                <w:b w:val="0"/>
-                <w:i w:val="0"/>
-                <w:color w:val="111111"/>
-                <w:sz w:val="20"/>
-                <w:szCs w:val="20"/>
-              </w:rPr>
-              <w:t>Manufacturer classification</w:t>
-            </w:r>
-          </w:p>
-        </w:tc>
-        <w:tc>
-          <w:tcPr>
-            <w:tcW w:type="dxa" w:w="2986"/>
-          </w:tcPr>
-          <w:p>
-            <w:pPr>
-              <w:spacing w:before="60" w:after="60"/>
-              <w:jc w:val="left"/>
-            </w:pPr>
-            <w:r/>
-            <w:r>
-              <w:rPr>
-                <w:rFonts w:ascii="Times New Roman" w:hAnsi="Times New Roman" w:cs="Times New Roman"/>
-                <w:b w:val="0"/>
-                <w:i w:val="0"/>
-                <w:color w:val="111111"/>
-                <w:sz w:val="20"/>
-                <w:szCs w:val="20"/>
-              </w:rPr>
-              <w:t>CLIP Comparison</w:t>
-            </w:r>
-          </w:p>
-        </w:tc>
-        <w:tc>
-          <w:tcPr>
-            <w:tcW w:type="dxa" w:w="2986"/>
-          </w:tcPr>
-          <w:p>
-            <w:pPr>
-              <w:spacing w:before="60" w:after="60"/>
-              <w:jc w:val="left"/>
-            </w:pPr>
-            <w:r/>
-            <w:r>
-              <w:rPr>
-                <w:rFonts w:ascii="Times New Roman" w:hAnsi="Times New Roman" w:cs="Times New Roman"/>
-                <w:b w:val="0"/>
-                <w:i w:val="0"/>
-                <w:color w:val="111111"/>
-                <w:sz w:val="20"/>
-                <w:szCs w:val="20"/>
-              </w:rPr>
-              <w:t>No (zero-shot)</w:t>
-            </w:r>
-          </w:p>
-        </w:tc>
-      </w:tr>
-      <w:tr>
-        <w:tc>
-          <w:tcPr>
-            <w:tcW w:type="dxa" w:w="2986"/>
-          </w:tcPr>
-          <w:p>
-            <w:pPr>
-              <w:spacing w:before="60" w:after="60"/>
-              <w:jc w:val="left"/>
-            </w:pPr>
-            <w:r/>
-            <w:r>
-              <w:rPr>
-                <w:rFonts w:ascii="Times New Roman" w:hAnsi="Times New Roman" w:cs="Times New Roman"/>
-                <w:b w:val="0"/>
-                <w:i w:val="0"/>
-                <w:color w:val="111111"/>
-                <w:sz w:val="20"/>
-                <w:szCs w:val="20"/>
-              </w:rPr>
-              <w:t>Product / variant classification</w:t>
-            </w:r>
-          </w:p>
-        </w:tc>
-        <w:tc>
-          <w:tcPr>
-            <w:tcW w:type="dxa" w:w="2986"/>
-          </w:tcPr>
-          <w:p>
-            <w:pPr>
-              <w:spacing w:before="60" w:after="60"/>
-              <w:jc w:val="left"/>
-            </w:pPr>
-            <w:r/>
-            <w:r>
-              <w:rPr>
-                <w:rFonts w:ascii="Times New Roman" w:hAnsi="Times New Roman" w:cs="Times New Roman"/>
-                <w:b w:val="0"/>
-                <w:i w:val="0"/>
-                <w:color w:val="111111"/>
-                <w:sz w:val="20"/>
-                <w:szCs w:val="20"/>
-              </w:rPr>
-              <w:t>Single-Label Classification Model</w:t>
-            </w:r>
-          </w:p>
-        </w:tc>
-        <w:tc>
-          <w:tcPr>
-            <w:tcW w:type="dxa" w:w="2986"/>
-          </w:tcPr>
-          <w:p>
-            <w:pPr>
-              <w:spacing w:before="60" w:after="60"/>
-              <w:jc w:val="left"/>
-            </w:pPr>
-            <w:r/>
-            <w:r>
-              <w:rPr>
-                <w:rFonts w:ascii="Times New Roman" w:hAnsi="Times New Roman" w:cs="Times New Roman"/>
-                <w:b w:val="0"/>
-                <w:i w:val="0"/>
-                <w:color w:val="111111"/>
-                <w:sz w:val="20"/>
-                <w:szCs w:val="20"/>
-              </w:rPr>
-              <w:t>Yes</w:t>
-            </w:r>
-          </w:p>
-        </w:tc>
-      </w:tr>
-      <w:tr>
-        <w:tc>
-          <w:tcPr>
-            <w:tcW w:type="dxa" w:w="2986"/>
-          </w:tcPr>
-          <w:p>
-            <w:pPr>
-              <w:spacing w:before="60" w:after="60"/>
-              <w:jc w:val="left"/>
-            </w:pPr>
-            <w:r/>
-            <w:r>
-              <w:rPr>
-                <w:rFonts w:ascii="Times New Roman" w:hAnsi="Times New Roman" w:cs="Times New Roman"/>
-                <w:b w:val="0"/>
-                <w:i w:val="0"/>
-                <w:color w:val="111111"/>
-                <w:sz w:val="20"/>
-                <w:szCs w:val="20"/>
-              </w:rPr>
-              <w:t>Format discrimination by geometry</w:t>
-            </w:r>
-          </w:p>
-        </w:tc>
-        <w:tc>
-          <w:tcPr>
-            <w:tcW w:type="dxa" w:w="2986"/>
-          </w:tcPr>
-          <w:p>
-            <w:pPr>
-              <w:spacing w:before="60" w:after="60"/>
-              <w:jc w:val="left"/>
-            </w:pPr>
-            <w:r/>
-            <w:r>
-              <w:rPr>
-                <w:rFonts w:ascii="Times New Roman" w:hAnsi="Times New Roman" w:cs="Times New Roman"/>
-                <w:b w:val="0"/>
-                <w:i w:val="0"/>
-                <w:color w:val="111111"/>
-                <w:sz w:val="20"/>
-                <w:szCs w:val="20"/>
-              </w:rPr>
-              <w:t>Dynamic Python Block</w:t>
-            </w:r>
-          </w:p>
-        </w:tc>
-        <w:tc>
-          <w:tcPr>
-            <w:tcW w:type="dxa" w:w="2986"/>
-          </w:tcPr>
-          <w:p>
-            <w:pPr>
-              <w:spacing w:before="60" w:after="60"/>
-              <w:jc w:val="left"/>
-            </w:pPr>
-            <w:r/>
-            <w:r>
-              <w:rPr>
-                <w:rFonts w:ascii="Times New Roman" w:hAnsi="Times New Roman" w:cs="Times New Roman"/>
-                <w:b w:val="0"/>
-                <w:i w:val="0"/>
-                <w:color w:val="111111"/>
-                <w:sz w:val="20"/>
-                <w:szCs w:val="20"/>
-              </w:rPr>
-              <w:t>No (rule-based)</w:t>
-            </w:r>
-          </w:p>
-        </w:tc>
-      </w:tr>
-    </w:tbl>
-    <w:p>
-      <w:pPr>
-        <w:spacing w:after="200" w:before="0"/>
-      </w:pPr>
-    </w:p>
-    <w:p>
-      <w:pPr>
-        <w:keepNext w:val="0"/>
-        <w:spacing w:after="160" w:before="0" w:line="348" w:lineRule="auto"/>
-        <w:jc w:val="both"/>
-      </w:pPr>
-      <w:r>
-        <w:rPr>
-          <w:rFonts w:ascii="Times New Roman" w:hAnsi="Times New Roman" w:cs="Times New Roman"/>
-          <w:b w:val="0"/>
-          <w:i w:val="0"/>
-          <w:color w:val="111111"/>
-          <w:sz w:val="23"/>
-          <w:szCs w:val="23"/>
-        </w:rPr>
-        <w:t>The geometric decision rule is the only component without a ready-made equivalent. It is implemented through a Dynamic Python Block, which permits custom logic to consume the outputs of preceding blocks — reading bounding-box dimensions and applying the aspect-ratio threshold separating packaging formats. This represents a small quantity of code rather than an additional trained model. In the delivered application the same rule is implemented client-side, demonstrating that the fusion step is portable across execution contexts.</w:t>
-      </w:r>
-    </w:p>
-    <w:p>
-      <w:pPr>
-        <w:keepNext w:val="0"/>
-        <w:spacing w:after="160" w:before="0" w:line="348" w:lineRule="auto"/>
-        <w:jc w:val="both"/>
-      </w:pPr>
-      <w:r>
-        <w:rPr>
-          <w:rFonts w:ascii="Times New Roman" w:hAnsi="Times New Roman" w:cs="Times New Roman"/>
-          <w:b w:val="0"/>
-          <w:i w:val="0"/>
-          <w:color w:val="111111"/>
-          <w:sz w:val="23"/>
-          <w:szCs w:val="23"/>
-        </w:rPr>
-        <w:t>The workflow additionally exposes runtime parameters — confidence threshold, intersection-over-union threshold, class-agnostic non-maximum suppression, maximum detection count, and model version — which the application surfaces to the operator, so that detection behaviour can be tuned in the field without redeployment.</w:t>
-      </w:r>
-    </w:p>
-    <w:p>
-      <w:pPr>
-        <w:keepNext/>
-        <w:spacing w:before="360" w:after="140"/>
-        <w:jc w:val="left"/>
-      </w:pPr>
-      <w:r>
-        <w:rPr>
-          <w:rFonts w:ascii="Times New Roman" w:hAnsi="Times New Roman" w:cs="Times New Roman"/>
-          <w:b/>
-          <w:bCs w:val="1"/>
-          <w:i w:val="0"/>
-          <w:color w:val="1A3A5C"/>
-          <w:sz w:val="28"/>
-          <w:szCs w:val="28"/>
-        </w:rPr>
-        <w:t>10. Field Data Collection Application</w:t>
-      </w:r>
-    </w:p>
-    <w:p>
-      <w:pPr>
-        <w:keepNext w:val="0"/>
-        <w:spacing w:after="160" w:before="0" w:line="348" w:lineRule="auto"/>
-        <w:jc w:val="both"/>
-      </w:pPr>
-      <w:r>
-        <w:rPr>
-          <w:rFonts w:ascii="Times New Roman" w:hAnsi="Times New Roman" w:cs="Times New Roman"/>
-          <w:b w:val="0"/>
-          <w:i w:val="0"/>
-          <w:color w:val="111111"/>
-          <w:sz w:val="23"/>
-          <w:szCs w:val="23"/>
-        </w:rPr>
-        <w:t>A recurring theme of the analysis is that model output on uncontrolled imagery cannot be treated as final: ambiguous cases arise structurally, not incidentally. A cross-platform application was therefore developed in Flutter to serve three roles — standardising field capture at the point of collection, running the analysis pipeline against the captured image, and interposing human verification between model inference and committed data.</w:t>
-      </w:r>
-    </w:p>
-    <w:p>
-      <w:pPr>
-        <w:keepNext w:val="0"/>
-        <w:spacing w:after="160" w:before="0" w:line="348" w:lineRule="auto"/>
-        <w:jc w:val="both"/>
-      </w:pPr>
-      <w:r>
-        <w:rPr>
-          <w:rFonts w:ascii="Times New Roman" w:hAnsi="Times New Roman" w:cs="Times New Roman"/>
-          <w:b w:val="0"/>
-          <w:i w:val="0"/>
-          <w:color w:val="111111"/>
-          <w:sz w:val="23"/>
-          <w:szCs w:val="23"/>
-        </w:rPr>
-        <w:t>The delivered application comprises 60 Dart source files totalling approximately 10,800 lines, organised into six layers, and is accompanied by 20 test files totalling approximately 4,100 lines.</w:t>
-      </w:r>
-    </w:p>
-    <w:p>
-      <w:pPr>
-        <w:keepNext/>
-        <w:spacing w:before="240" w:after="100"/>
-        <w:jc w:val="center"/>
-      </w:pPr>
-      <w:r>
-        <w:rPr>
-          <w:rFonts w:ascii="Times New Roman" w:hAnsi="Times New Roman" w:cs="Times New Roman"/>
-          <w:b/>
-          <w:bCs w:val="1"/>
-          <w:i w:val="0"/>
-          <w:color w:val="555555"/>
-          <w:sz w:val="19"/>
-          <w:szCs w:val="19"/>
-        </w:rPr>
-        <w:t xml:space="preserve">Table 2. </w:t>
-      </w:r>
-      <w:r>
-        <w:rPr>
-          <w:rFonts w:ascii="Times New Roman" w:hAnsi="Times New Roman" w:cs="Times New Roman"/>
-          <w:b w:val="0"/>
-          <w:i/>
-          <w:iCs w:val="1"/>
-          <w:color w:val="555555"/>
-          <w:sz w:val="19"/>
-          <w:szCs w:val="19"/>
-        </w:rPr>
-        <w:t>Composition of the delivered application by architectural layer.</w:t>
-      </w:r>
-    </w:p>
-    <w:tbl>
-      <w:tblPr>
-        <w:tblStyle w:val="TableGrid"/>
-        <w:tblW w:type="auto" w:w="0"/>
-        <w:jc w:val="left"/>
-        <w:tblLook w:firstColumn="1" w:firstRow="1" w:lastColumn="0" w:lastRow="0" w:noHBand="0" w:noVBand="1" w:val="04A0"/>
-      </w:tblPr>
-      <w:tblGrid>
-        <w:gridCol w:w="2986"/>
-        <w:gridCol w:w="2986"/>
-        <w:gridCol w:w="2986"/>
-      </w:tblGrid>
-      <w:tr>
-        <w:tc>
-          <w:tcPr>
-            <w:tcW w:type="dxa" w:w="2986"/>
-          </w:tcPr>
-          <w:p>
-            <w:pPr>
-              <w:spacing w:before="60" w:after="60"/>
-              <w:jc w:val="left"/>
-            </w:pPr>
-            <w:r/>
-            <w:r>
-              <w:rPr>
-                <w:rFonts w:ascii="Times New Roman" w:hAnsi="Times New Roman" w:cs="Times New Roman"/>
-                <w:b/>
-                <w:bCs w:val="1"/>
-                <w:i w:val="0"/>
-                <w:color w:val="111111"/>
-                <w:sz w:val="20"/>
-                <w:szCs w:val="20"/>
-              </w:rPr>
-              <w:t>Layer</w:t>
-            </w:r>
-          </w:p>
-        </w:tc>
-        <w:tc>
-          <w:tcPr>
-            <w:tcW w:type="dxa" w:w="2986"/>
-          </w:tcPr>
-          <w:p>
-            <w:pPr>
-              <w:spacing w:before="60" w:after="60"/>
-              <w:jc w:val="left"/>
-            </w:pPr>
-            <w:r/>
-            <w:r>
-              <w:rPr>
-                <w:rFonts w:ascii="Times New Roman" w:hAnsi="Times New Roman" w:cs="Times New Roman"/>
-                <w:b/>
-                <w:bCs w:val="1"/>
-                <w:i w:val="0"/>
-                <w:color w:val="111111"/>
-                <w:sz w:val="20"/>
-                <w:szCs w:val="20"/>
-              </w:rPr>
-              <w:t>Modules</w:t>
-            </w:r>
-          </w:p>
-        </w:tc>
-        <w:tc>
-          <w:tcPr>
-            <w:tcW w:type="dxa" w:w="2986"/>
-          </w:tcPr>
-          <w:p>
-            <w:pPr>
-              <w:spacing w:before="60" w:after="60"/>
-              <w:jc w:val="left"/>
-            </w:pPr>
-            <w:r/>
-            <w:r>
-              <w:rPr>
-                <w:rFonts w:ascii="Times New Roman" w:hAnsi="Times New Roman" w:cs="Times New Roman"/>
-                <w:b/>
-                <w:bCs w:val="1"/>
-                <w:i w:val="0"/>
-                <w:color w:val="111111"/>
-                <w:sz w:val="20"/>
-                <w:szCs w:val="20"/>
-              </w:rPr>
-              <w:t>Responsibility</w:t>
-            </w:r>
-          </w:p>
-        </w:tc>
-      </w:tr>
-      <w:tr>
-        <w:tc>
-          <w:tcPr>
-            <w:tcW w:type="dxa" w:w="2986"/>
-          </w:tcPr>
-          <w:p>
-            <w:pPr>
-              <w:spacing w:before="60" w:after="60"/>
-              <w:jc w:val="left"/>
-            </w:pPr>
-            <w:r/>
-            <w:r>
-              <w:rPr>
-                <w:rFonts w:ascii="Times New Roman" w:hAnsi="Times New Roman" w:cs="Times New Roman"/>
-                <w:b w:val="0"/>
-                <w:i w:val="0"/>
-                <w:color w:val="111111"/>
-                <w:sz w:val="20"/>
-                <w:szCs w:val="20"/>
-              </w:rPr>
-              <w:t>Screens</w:t>
-            </w:r>
-          </w:p>
-        </w:tc>
-        <w:tc>
-          <w:tcPr>
-            <w:tcW w:type="dxa" w:w="2986"/>
-          </w:tcPr>
-          <w:p>
-            <w:pPr>
-              <w:spacing w:before="60" w:after="60"/>
-              <w:jc w:val="left"/>
-            </w:pPr>
-            <w:r/>
-            <w:r>
-              <w:rPr>
-                <w:rFonts w:ascii="Times New Roman" w:hAnsi="Times New Roman" w:cs="Times New Roman"/>
-                <w:b w:val="0"/>
-                <w:i w:val="0"/>
-                <w:color w:val="111111"/>
-                <w:sz w:val="20"/>
-                <w:szCs w:val="20"/>
-              </w:rPr>
-              <w:t>12</w:t>
-            </w:r>
-          </w:p>
-        </w:tc>
-        <w:tc>
-          <w:tcPr>
-            <w:tcW w:type="dxa" w:w="2986"/>
-          </w:tcPr>
-          <w:p>
-            <w:pPr>
-              <w:spacing w:before="60" w:after="60"/>
-              <w:jc w:val="left"/>
-            </w:pPr>
-            <w:r/>
-            <w:r>
-              <w:rPr>
-                <w:rFonts w:ascii="Times New Roman" w:hAnsi="Times New Roman" w:cs="Times New Roman"/>
-                <w:b w:val="0"/>
-                <w:i w:val="0"/>
-                <w:color w:val="111111"/>
-                <w:sz w:val="20"/>
-                <w:szCs w:val="20"/>
-              </w:rPr>
-              <w:t>Authentication, capture, review, administration, visit flow</w:t>
-            </w:r>
-          </w:p>
-        </w:tc>
-      </w:tr>
-      <w:tr>
-        <w:tc>
-          <w:tcPr>
-            <w:tcW w:type="dxa" w:w="2986"/>
-          </w:tcPr>
-          <w:p>
-            <w:pPr>
-              <w:spacing w:before="60" w:after="60"/>
-              <w:jc w:val="left"/>
-            </w:pPr>
-            <w:r/>
-            <w:r>
-              <w:rPr>
-                <w:rFonts w:ascii="Times New Roman" w:hAnsi="Times New Roman" w:cs="Times New Roman"/>
-                <w:b w:val="0"/>
-                <w:i w:val="0"/>
-                <w:color w:val="111111"/>
-                <w:sz w:val="20"/>
-                <w:szCs w:val="20"/>
-              </w:rPr>
-              <w:t>Services</w:t>
-            </w:r>
-          </w:p>
-        </w:tc>
-        <w:tc>
-          <w:tcPr>
-            <w:tcW w:type="dxa" w:w="2986"/>
-          </w:tcPr>
-          <w:p>
-            <w:pPr>
-              <w:spacing w:before="60" w:after="60"/>
-              <w:jc w:val="left"/>
-            </w:pPr>
-            <w:r/>
-            <w:r>
-              <w:rPr>
-                <w:rFonts w:ascii="Times New Roman" w:hAnsi="Times New Roman" w:cs="Times New Roman"/>
-                <w:b w:val="0"/>
-                <w:i w:val="0"/>
-                <w:color w:val="111111"/>
-                <w:sz w:val="20"/>
-                <w:szCs w:val="20"/>
-              </w:rPr>
-              <w:t>14</w:t>
-            </w:r>
-          </w:p>
-        </w:tc>
-        <w:tc>
-          <w:tcPr>
-            <w:tcW w:type="dxa" w:w="2986"/>
-          </w:tcPr>
-          <w:p>
-            <w:pPr>
-              <w:spacing w:before="60" w:after="60"/>
-              <w:jc w:val="left"/>
-            </w:pPr>
-            <w:r/>
-            <w:r>
-              <w:rPr>
-                <w:rFonts w:ascii="Times New Roman" w:hAnsi="Times New Roman" w:cs="Times New Roman"/>
-                <w:b w:val="0"/>
-                <w:i w:val="0"/>
-                <w:color w:val="111111"/>
-                <w:sz w:val="20"/>
-                <w:szCs w:val="20"/>
-              </w:rPr>
-              <w:t>Detection, camera, authentication, market and visit persistence</w:t>
-            </w:r>
-          </w:p>
-        </w:tc>
-      </w:tr>
-      <w:tr>
-        <w:tc>
-          <w:tcPr>
-            <w:tcW w:type="dxa" w:w="2986"/>
-          </w:tcPr>
-          <w:p>
-            <w:pPr>
-              <w:spacing w:before="60" w:after="60"/>
-              <w:jc w:val="left"/>
-            </w:pPr>
-            <w:r/>
-            <w:r>
-              <w:rPr>
-                <w:rFonts w:ascii="Times New Roman" w:hAnsi="Times New Roman" w:cs="Times New Roman"/>
-                <w:b w:val="0"/>
-                <w:i w:val="0"/>
-                <w:color w:val="111111"/>
-                <w:sz w:val="20"/>
-                <w:szCs w:val="20"/>
-              </w:rPr>
-              <w:t>Models</w:t>
-            </w:r>
-          </w:p>
-        </w:tc>
-        <w:tc>
-          <w:tcPr>
-            <w:tcW w:type="dxa" w:w="2986"/>
-          </w:tcPr>
-          <w:p>
-            <w:pPr>
-              <w:spacing w:before="60" w:after="60"/>
-              <w:jc w:val="left"/>
-            </w:pPr>
-            <w:r/>
-            <w:r>
-              <w:rPr>
-                <w:rFonts w:ascii="Times New Roman" w:hAnsi="Times New Roman" w:cs="Times New Roman"/>
-                <w:b w:val="0"/>
-                <w:i w:val="0"/>
-                <w:color w:val="111111"/>
-                <w:sz w:val="20"/>
-                <w:szCs w:val="20"/>
-              </w:rPr>
-              <w:t>13</w:t>
-            </w:r>
-          </w:p>
-        </w:tc>
-        <w:tc>
-          <w:tcPr>
-            <w:tcW w:type="dxa" w:w="2986"/>
-          </w:tcPr>
-          <w:p>
-            <w:pPr>
-              <w:spacing w:before="60" w:after="60"/>
-              <w:jc w:val="left"/>
-            </w:pPr>
-            <w:r/>
-            <w:r>
-              <w:rPr>
-                <w:rFonts w:ascii="Times New Roman" w:hAnsi="Times New Roman" w:cs="Times New Roman"/>
-                <w:b w:val="0"/>
-                <w:i w:val="0"/>
-                <w:color w:val="111111"/>
-                <w:sz w:val="20"/>
-                <w:szCs w:val="20"/>
-              </w:rPr>
-              <w:t>Detections, bounding boxes, shape rules, share-of-shelf, user profiles</w:t>
-            </w:r>
-          </w:p>
-        </w:tc>
-      </w:tr>
-      <w:tr>
-        <w:tc>
-          <w:tcPr>
-            <w:tcW w:type="dxa" w:w="2986"/>
-          </w:tcPr>
-          <w:p>
-            <w:pPr>
-              <w:spacing w:before="60" w:after="60"/>
-              <w:jc w:val="left"/>
-            </w:pPr>
-            <w:r/>
-            <w:r>
-              <w:rPr>
-                <w:rFonts w:ascii="Times New Roman" w:hAnsi="Times New Roman" w:cs="Times New Roman"/>
-                <w:b w:val="0"/>
-                <w:i w:val="0"/>
-                <w:color w:val="111111"/>
-                <w:sz w:val="20"/>
-                <w:szCs w:val="20"/>
-              </w:rPr>
-              <w:t>Widgets</w:t>
-            </w:r>
-          </w:p>
-        </w:tc>
-        <w:tc>
-          <w:tcPr>
-            <w:tcW w:type="dxa" w:w="2986"/>
-          </w:tcPr>
-          <w:p>
-            <w:pPr>
-              <w:spacing w:before="60" w:after="60"/>
-              <w:jc w:val="left"/>
-            </w:pPr>
-            <w:r/>
-            <w:r>
-              <w:rPr>
-                <w:rFonts w:ascii="Times New Roman" w:hAnsi="Times New Roman" w:cs="Times New Roman"/>
-                <w:b w:val="0"/>
-                <w:i w:val="0"/>
-                <w:color w:val="111111"/>
-                <w:sz w:val="20"/>
-                <w:szCs w:val="20"/>
-              </w:rPr>
-              <w:t>17</w:t>
-            </w:r>
-          </w:p>
-        </w:tc>
-        <w:tc>
-          <w:tcPr>
-            <w:tcW w:type="dxa" w:w="2986"/>
-          </w:tcPr>
-          <w:p>
-            <w:pPr>
-              <w:spacing w:before="60" w:after="60"/>
-              <w:jc w:val="left"/>
-            </w:pPr>
-            <w:r/>
-            <w:r>
-              <w:rPr>
-                <w:rFonts w:ascii="Times New Roman" w:hAnsi="Times New Roman" w:cs="Times New Roman"/>
-                <w:b w:val="0"/>
-                <w:i w:val="0"/>
-                <w:color w:val="111111"/>
-                <w:sz w:val="20"/>
-                <w:szCs w:val="20"/>
-              </w:rPr>
-              <w:t>Detection overlays, editors, adaptive layout, result panels</w:t>
-            </w:r>
-          </w:p>
-        </w:tc>
-      </w:tr>
-      <w:tr>
-        <w:tc>
-          <w:tcPr>
-            <w:tcW w:type="dxa" w:w="2986"/>
-          </w:tcPr>
-          <w:p>
-            <w:pPr>
-              <w:spacing w:before="60" w:after="60"/>
-              <w:jc w:val="left"/>
-            </w:pPr>
-            <w:r/>
-            <w:r>
-              <w:rPr>
-                <w:rFonts w:ascii="Times New Roman" w:hAnsi="Times New Roman" w:cs="Times New Roman"/>
-                <w:b w:val="0"/>
-                <w:i w:val="0"/>
-                <w:color w:val="111111"/>
-                <w:sz w:val="20"/>
-                <w:szCs w:val="20"/>
-              </w:rPr>
-              <w:t>Config / Theme</w:t>
-            </w:r>
-          </w:p>
-        </w:tc>
-        <w:tc>
-          <w:tcPr>
-            <w:tcW w:type="dxa" w:w="2986"/>
-          </w:tcPr>
-          <w:p>
-            <w:pPr>
-              <w:spacing w:before="60" w:after="60"/>
-              <w:jc w:val="left"/>
-            </w:pPr>
-            <w:r/>
-            <w:r>
-              <w:rPr>
-                <w:rFonts w:ascii="Times New Roman" w:hAnsi="Times New Roman" w:cs="Times New Roman"/>
-                <w:b w:val="0"/>
-                <w:i w:val="0"/>
-                <w:color w:val="111111"/>
-                <w:sz w:val="20"/>
-                <w:szCs w:val="20"/>
-              </w:rPr>
-              <w:t>4</w:t>
-            </w:r>
-          </w:p>
-        </w:tc>
-        <w:tc>
-          <w:tcPr>
-            <w:tcW w:type="dxa" w:w="2986"/>
-          </w:tcPr>
-          <w:p>
-            <w:pPr>
-              <w:spacing w:before="60" w:after="60"/>
-              <w:jc w:val="left"/>
-            </w:pPr>
-            <w:r/>
-            <w:r>
-              <w:rPr>
-                <w:rFonts w:ascii="Times New Roman" w:hAnsi="Times New Roman" w:cs="Times New Roman"/>
-                <w:b w:val="0"/>
-                <w:i w:val="0"/>
-                <w:color w:val="111111"/>
-                <w:sz w:val="20"/>
-                <w:szCs w:val="20"/>
-              </w:rPr>
-              <w:t>Runtime configuration and presentation tokens</w:t>
-            </w:r>
-          </w:p>
-        </w:tc>
-      </w:tr>
-    </w:tbl>
-    <w:p>
-      <w:pPr>
-        <w:spacing w:after="200" w:before="0"/>
-      </w:pPr>
-    </w:p>
-    <w:p>
-      <w:pPr>
-        <w:keepNext/>
-        <w:spacing w:before="240" w:after="140"/>
-        <w:jc w:val="left"/>
-      </w:pPr>
-      <w:r>
-        <w:rPr>
-          <w:rFonts w:ascii="Times New Roman" w:hAnsi="Times New Roman" w:cs="Times New Roman"/>
-          <w:b/>
-          <w:bCs w:val="1"/>
-          <w:i w:val="0"/>
-          <w:color w:val="1A3A5C"/>
-          <w:sz w:val="24"/>
-          <w:szCs w:val="24"/>
-        </w:rPr>
-        <w:t>10.1 Structured Capture</w:t>
-      </w:r>
-    </w:p>
-    <w:p>
-      <w:pPr>
-        <w:keepNext w:val="0"/>
-        <w:spacing w:after="160" w:before="0" w:line="348" w:lineRule="auto"/>
-        <w:jc w:val="both"/>
-      </w:pPr>
-      <w:r>
-        <w:rPr>
-          <w:rFonts w:ascii="Times New Roman" w:hAnsi="Times New Roman" w:cs="Times New Roman"/>
-          <w:b w:val="0"/>
-          <w:i w:val="0"/>
-          <w:color w:val="111111"/>
-          <w:sz w:val="23"/>
-          <w:szCs w:val="23"/>
-        </w:rPr>
-        <w:t>The application implements a role-differentiated flow. Company administrators define and manage the set of markets under audit and review team access requests; field representatives select a market, capture shelf imagery through a dedicated camera interface with selectable aspect ratio, and persist the result against that market as part of a recorded visit. Binding every image to a known market at capture time ensures that collected data carries the contextual metadata required for downstream commercial analysis, rather than arriving as unattributed photographs.</w:t>
-      </w:r>
-    </w:p>
-    <w:p>
-      <w:pPr>
-        <w:keepNext/>
-        <w:spacing w:before="240" w:after="140"/>
-        <w:jc w:val="left"/>
-      </w:pPr>
-      <w:r>
-        <w:rPr>
-          <w:rFonts w:ascii="Times New Roman" w:hAnsi="Times New Roman" w:cs="Times New Roman"/>
-          <w:b/>
-          <w:bCs w:val="1"/>
-          <w:i w:val="0"/>
-          <w:color w:val="1A3A5C"/>
-          <w:sz w:val="24"/>
-          <w:szCs w:val="24"/>
-        </w:rPr>
-        <w:t>10.2 Human-in-the-Loop Verification</w:t>
-      </w:r>
-    </w:p>
-    <w:p>
-      <w:pPr>
-        <w:keepNext w:val="0"/>
-        <w:spacing w:after="160" w:before="0" w:line="348" w:lineRule="auto"/>
-        <w:jc w:val="both"/>
-      </w:pPr>
-      <w:r>
-        <w:rPr>
-          <w:rFonts w:ascii="Times New Roman" w:hAnsi="Times New Roman" w:cs="Times New Roman"/>
-          <w:b w:val="0"/>
-          <w:i w:val="0"/>
-          <w:color w:val="111111"/>
-          <w:sz w:val="23"/>
-          <w:szCs w:val="23"/>
-        </w:rPr>
-        <w:t>A detection editor allows the operator to review model-produced detections and correct them before submission. This component addresses the failure modes of Section 7 operationally: where truncation, occlusion, or perspective renders an automatic classification unreliable, the operator resolves it rather than allowing a low-confidence label to propagate. The corrections additionally constitute a supervised signal suitable for subsequent retraining, so routine field use generates training data as a by-product of normal operation.</w:t>
-      </w:r>
-    </w:p>
-    <w:p>
-      <w:pPr>
-        <w:keepNext/>
-        <w:spacing w:before="240" w:after="140"/>
-        <w:jc w:val="left"/>
-      </w:pPr>
-      <w:r>
-        <w:rPr>
-          <w:rFonts w:ascii="Times New Roman" w:hAnsi="Times New Roman" w:cs="Times New Roman"/>
-          <w:b/>
-          <w:bCs w:val="1"/>
-          <w:i w:val="0"/>
-          <w:color w:val="1A3A5C"/>
-          <w:sz w:val="24"/>
-          <w:szCs w:val="24"/>
-        </w:rPr>
-        <w:t>10.3 Commercial Measurement</w:t>
-      </w:r>
-    </w:p>
-    <w:p>
-      <w:pPr>
-        <w:keepNext w:val="0"/>
-        <w:spacing w:after="160" w:before="0" w:line="348" w:lineRule="auto"/>
-        <w:jc w:val="both"/>
-      </w:pPr>
-      <w:r>
-        <w:rPr>
-          <w:rFonts w:ascii="Times New Roman" w:hAnsi="Times New Roman" w:cs="Times New Roman"/>
-          <w:b w:val="0"/>
-          <w:i w:val="0"/>
-          <w:color w:val="111111"/>
-          <w:sz w:val="23"/>
-          <w:szCs w:val="23"/>
-        </w:rPr>
-        <w:t>The application converts verified detections into a share-of-shelf measure: for each class, the bounding-box areas are summed and divided by the total detected area across all classes. The measure is deliberately simple and is documented as a relative facing-space proxy rather than a true occupancy measurement, since overlapping boxes are not de-duplicated. Stating that limitation explicitly, rather than presenting the figure as exact, is itself part of the design.</w:t>
-      </w:r>
-    </w:p>
-    <w:p>
-      <w:pPr>
-        <w:keepNext/>
-        <w:spacing w:before="240" w:after="140"/>
-        <w:jc w:val="left"/>
-      </w:pPr>
-      <w:r>
-        <w:rPr>
-          <w:rFonts w:ascii="Times New Roman" w:hAnsi="Times New Roman" w:cs="Times New Roman"/>
-          <w:b/>
-          <w:bCs w:val="1"/>
-          <w:i w:val="0"/>
-          <w:color w:val="1A3A5C"/>
-          <w:sz w:val="24"/>
-          <w:szCs w:val="24"/>
-        </w:rPr>
-        <w:t>10.4 Cross-Platform Delivery</w:t>
-      </w:r>
-    </w:p>
-    <w:p>
-      <w:pPr>
-        <w:keepNext w:val="0"/>
-        <w:spacing w:after="160" w:before="0" w:line="348" w:lineRule="auto"/>
-        <w:jc w:val="both"/>
-      </w:pPr>
-      <w:r>
-        <w:rPr>
-          <w:rFonts w:ascii="Times New Roman" w:hAnsi="Times New Roman" w:cs="Times New Roman"/>
-          <w:b w:val="0"/>
-          <w:i w:val="0"/>
-          <w:color w:val="111111"/>
-          <w:sz w:val="23"/>
-          <w:szCs w:val="23"/>
-        </w:rPr>
-        <w:t>The interface was implemented responsively for both mobile and desktop viewports, with attention to theme contrast and legibility, reflecting the operational reality that capture occurs on handheld devices in variable store lighting while review and administration occur on desktop.</w:t>
-      </w:r>
-    </w:p>
-    <w:p>
-      <w:pPr>
-        <w:keepNext/>
-        <w:spacing w:before="240" w:after="80"/>
-        <w:jc w:val="center"/>
-      </w:pPr>
-      <w:r>
-        <w:drawing>
-          <wp:inline xmlns:a="http://schemas.openxmlformats.org/drawingml/2006/main" xmlns:pic="http://schemas.openxmlformats.org/drawingml/2006/picture">
-            <wp:extent cx="3891120" cy="5580000"/>
-            <wp:docPr id="5" name="Picture 5"/>
-            <wp:cNvGraphicFramePr>
-              <a:graphicFrameLocks noChangeAspect="1"/>
-            </wp:cNvGraphicFramePr>
-            <a:graphic>
-              <a:graphicData uri="http://schemas.openxmlformats.org/drawingml/2006/picture">
-                <pic:pic>
-                  <pic:nvPicPr>
-                    <pic:cNvPr id="0" name="fig4_app.jpg"/>
-                    <pic:cNvPicPr/>
-                  </pic:nvPicPr>
-                  <pic:blipFill>
-                    <a:blip r:embed="rId13"/>
-                    <a:stretch>
-                      <a:fillRect/>
-                    </a:stretch>
-                  </pic:blipFill>
-                  <pic:spPr>
-                    <a:xfrm>
-                      <a:off x="0" y="0"/>
-                      <a:ext cx="3891120" cy="5580000"/>
-                    </a:xfrm>
-                    <a:prstGeom prst="rect"/>
-                  </pic:spPr>
-                </pic:pic>
-              </a:graphicData>
-            </a:graphic>
-          </wp:inline>
-        </w:drawing>
-      </w:r>
-    </w:p>
-    <w:p>
-      <w:pPr>
-        <w:spacing w:after="280"/>
-        <w:jc w:val="center"/>
-      </w:pPr>
-      <w:r>
-        <w:rPr>
-          <w:rFonts w:ascii="Times New Roman" w:hAnsi="Times New Roman" w:cs="Times New Roman"/>
-          <w:b/>
-          <w:bCs w:val="1"/>
-          <w:i w:val="0"/>
-          <w:color w:val="555555"/>
-          <w:sz w:val="19"/>
-          <w:szCs w:val="19"/>
-        </w:rPr>
-        <w:t xml:space="preserve">Figure 5. </w:t>
-      </w:r>
-      <w:r>
-        <w:rPr>
-          <w:rFonts w:ascii="Times New Roman" w:hAnsi="Times New Roman" w:cs="Times New Roman"/>
-          <w:b w:val="0"/>
-          <w:i/>
-          <w:iCs w:val="1"/>
-          <w:color w:val="555555"/>
-          <w:sz w:val="19"/>
-          <w:szCs w:val="19"/>
-        </w:rPr>
-        <w:t>The application reviewing a live capture: 75 detections returned for a single cooler, with the share-of-shelf summary computed beneath. The crowding of labels is itself informative — it is the dense-packing regime of Section 7, and the reason an operator-facing editor rather than an automatic commit is the appropriate design.</w:t>
-      </w:r>
-    </w:p>
-    <w:p>
-      <w:pPr>
-        <w:keepNext/>
-        <w:spacing w:before="360" w:after="140"/>
-        <w:jc w:val="left"/>
-      </w:pPr>
-      <w:r>
-        <w:rPr>
-          <w:rFonts w:ascii="Times New Roman" w:hAnsi="Times New Roman" w:cs="Times New Roman"/>
-          <w:b/>
-          <w:bCs w:val="1"/>
-          <w:i w:val="0"/>
-          <w:color w:val="1A3A5C"/>
-          <w:sz w:val="28"/>
-          <w:szCs w:val="28"/>
-        </w:rPr>
-        <w:t>11. Results and Outcomes</w:t>
-      </w:r>
-    </w:p>
-    <w:p>
-      <w:pPr>
-        <w:keepNext/>
-        <w:spacing w:before="240" w:after="100"/>
-        <w:jc w:val="center"/>
-      </w:pPr>
-      <w:r>
-        <w:rPr>
-          <w:rFonts w:ascii="Times New Roman" w:hAnsi="Times New Roman" w:cs="Times New Roman"/>
-          <w:b/>
-          <w:bCs w:val="1"/>
-          <w:i w:val="0"/>
-          <w:color w:val="555555"/>
-          <w:sz w:val="19"/>
-          <w:szCs w:val="19"/>
-        </w:rPr>
-        <w:t xml:space="preserve">Table 3. </w:t>
-      </w:r>
-      <w:r>
-        <w:rPr>
-          <w:rFonts w:ascii="Times New Roman" w:hAnsi="Times New Roman" w:cs="Times New Roman"/>
-          <w:b w:val="0"/>
-          <w:i/>
-          <w:iCs w:val="1"/>
-          <w:color w:val="555555"/>
-          <w:sz w:val="19"/>
-          <w:szCs w:val="19"/>
-        </w:rPr>
-        <w:t>Effect of the relabelling and class-collapse on the training corpus.</w:t>
+        <w:t>Detector accuracy, original brand-classed architecture versus the current class-agnostic architecture, both on the RF-DETR-large model.</w:t>
       </w:r>
     </w:p>
     <w:tbl>
@@ -2778,7 +747,7 @@
                 <w:sz w:val="20"/>
                 <w:szCs w:val="20"/>
               </w:rPr>
-              <w:t>Before</w:t>
+              <w:t>Original (brand-classed, 6 classes)</w:t>
             </w:r>
           </w:p>
         </w:tc>
@@ -2802,7 +771,7 @@
                 <w:sz w:val="20"/>
                 <w:szCs w:val="20"/>
               </w:rPr>
-              <w:t>After</w:t>
+              <w:t>Current (class-agnostic)</w:t>
             </w:r>
           </w:p>
         </w:tc>
@@ -2827,7 +796,7 @@
                 <w:sz w:val="20"/>
                 <w:szCs w:val="20"/>
               </w:rPr>
-              <w:t>Shelf images</w:t>
+              <w:t>Training images</w:t>
             </w:r>
           </w:p>
         </w:tc>
@@ -2850,7 +819,7 @@
                 <w:sz w:val="20"/>
                 <w:szCs w:val="20"/>
               </w:rPr>
-              <w:t>213</w:t>
+              <w:t>1,191</w:t>
             </w:r>
           </w:p>
         </w:tc>
@@ -2873,7 +842,7 @@
                 <w:sz w:val="20"/>
                 <w:szCs w:val="20"/>
               </w:rPr>
-              <w:t>213</w:t>
+              <w:t>384</w:t>
             </w:r>
           </w:p>
         </w:tc>
@@ -2898,7 +867,7 @@
                 <w:sz w:val="20"/>
                 <w:szCs w:val="20"/>
               </w:rPr>
-              <w:t>Bounding boxes</w:t>
+              <w:t>mAP50</w:t>
             </w:r>
           </w:p>
         </w:tc>
@@ -2921,7 +890,7 @@
                 <w:sz w:val="20"/>
                 <w:szCs w:val="20"/>
               </w:rPr>
-              <w:t>4,641</w:t>
+              <w:t>86.92%</w:t>
             </w:r>
           </w:p>
         </w:tc>
@@ -2944,7 +913,7 @@
                 <w:sz w:val="20"/>
                 <w:szCs w:val="20"/>
               </w:rPr>
-              <w:t>4,641</w:t>
+              <w:t>89.3%</w:t>
             </w:r>
           </w:p>
         </w:tc>
@@ -2969,7 +938,7 @@
                 <w:sz w:val="20"/>
                 <w:szCs w:val="20"/>
               </w:rPr>
-              <w:t>Classification classes</w:t>
+              <w:t>Precision</w:t>
             </w:r>
           </w:p>
         </w:tc>
@@ -2992,7 +961,7 @@
                 <w:sz w:val="20"/>
                 <w:szCs w:val="20"/>
               </w:rPr>
-              <w:t>6 (brand)</w:t>
+              <w:t>82.7%</w:t>
             </w:r>
           </w:p>
         </w:tc>
@@ -3015,7 +984,7 @@
                 <w:sz w:val="20"/>
                 <w:szCs w:val="20"/>
               </w:rPr>
-              <w:t>4 (format)</w:t>
+              <w:t>90.5%</w:t>
             </w:r>
           </w:p>
         </w:tc>
@@ -3040,7 +1009,7 @@
                 <w:sz w:val="20"/>
                 <w:szCs w:val="20"/>
               </w:rPr>
-              <w:t>Detection classes</w:t>
+              <w:t>Recall</w:t>
             </w:r>
           </w:p>
         </w:tc>
@@ -3063,7 +1032,7 @@
                 <w:sz w:val="20"/>
                 <w:szCs w:val="20"/>
               </w:rPr>
-              <w:t>6</w:t>
+              <w:t>85.8%</w:t>
             </w:r>
           </w:p>
         </w:tc>
@@ -3086,149 +1055,7 @@
                 <w:sz w:val="20"/>
                 <w:szCs w:val="20"/>
               </w:rPr>
-              <w:t>1 (product)</w:t>
-            </w:r>
-          </w:p>
-        </w:tc>
-      </w:tr>
-      <w:tr>
-        <w:tc>
-          <w:tcPr>
-            <w:tcW w:type="dxa" w:w="2986"/>
-          </w:tcPr>
-          <w:p>
-            <w:pPr>
-              <w:spacing w:before="60" w:after="60"/>
-              <w:jc w:val="left"/>
-            </w:pPr>
-            <w:r/>
-            <w:r>
-              <w:rPr>
-                <w:rFonts w:ascii="Times New Roman" w:hAnsi="Times New Roman" w:cs="Times New Roman"/>
-                <w:b w:val="0"/>
-                <w:i w:val="0"/>
-                <w:color w:val="111111"/>
-                <w:sz w:val="20"/>
-                <w:szCs w:val="20"/>
-              </w:rPr>
-              <w:t>Largest : smallest class</w:t>
-            </w:r>
-          </w:p>
-        </w:tc>
-        <w:tc>
-          <w:tcPr>
-            <w:tcW w:type="dxa" w:w="2986"/>
-          </w:tcPr>
-          <w:p>
-            <w:pPr>
-              <w:spacing w:before="60" w:after="60"/>
-              <w:jc w:val="left"/>
-            </w:pPr>
-            <w:r/>
-            <w:r>
-              <w:rPr>
-                <w:rFonts w:ascii="Times New Roman" w:hAnsi="Times New Roman" w:cs="Times New Roman"/>
-                <w:b w:val="0"/>
-                <w:i w:val="0"/>
-                <w:color w:val="111111"/>
-                <w:sz w:val="20"/>
-                <w:szCs w:val="20"/>
-              </w:rPr>
-              <w:t>15 : 1</w:t>
-            </w:r>
-          </w:p>
-        </w:tc>
-        <w:tc>
-          <w:tcPr>
-            <w:tcW w:type="dxa" w:w="2986"/>
-          </w:tcPr>
-          <w:p>
-            <w:pPr>
-              <w:spacing w:before="60" w:after="60"/>
-              <w:jc w:val="left"/>
-            </w:pPr>
-            <w:r/>
-            <w:r>
-              <w:rPr>
-                <w:rFonts w:ascii="Times New Roman" w:hAnsi="Times New Roman" w:cs="Times New Roman"/>
-                <w:b w:val="0"/>
-                <w:i w:val="0"/>
-                <w:color w:val="111111"/>
-                <w:sz w:val="20"/>
-                <w:szCs w:val="20"/>
-              </w:rPr>
-              <w:t>12 : 1</w:t>
-            </w:r>
-          </w:p>
-        </w:tc>
-      </w:tr>
-      <w:tr>
-        <w:tc>
-          <w:tcPr>
-            <w:tcW w:type="dxa" w:w="2986"/>
-          </w:tcPr>
-          <w:p>
-            <w:pPr>
-              <w:spacing w:before="60" w:after="60"/>
-              <w:jc w:val="left"/>
-            </w:pPr>
-            <w:r/>
-            <w:r>
-              <w:rPr>
-                <w:rFonts w:ascii="Times New Roman" w:hAnsi="Times New Roman" w:cs="Times New Roman"/>
-                <w:b w:val="0"/>
-                <w:i w:val="0"/>
-                <w:color w:val="111111"/>
-                <w:sz w:val="20"/>
-                <w:szCs w:val="20"/>
-              </w:rPr>
-              <w:t>Annotations per detection class</w:t>
-            </w:r>
-          </w:p>
-        </w:tc>
-        <w:tc>
-          <w:tcPr>
-            <w:tcW w:type="dxa" w:w="2986"/>
-          </w:tcPr>
-          <w:p>
-            <w:pPr>
-              <w:spacing w:before="60" w:after="60"/>
-              <w:jc w:val="left"/>
-            </w:pPr>
-            <w:r/>
-            <w:r>
-              <w:rPr>
-                <w:rFonts w:ascii="Times New Roman" w:hAnsi="Times New Roman" w:cs="Times New Roman"/>
-                <w:b w:val="0"/>
-                <w:i w:val="0"/>
-                <w:color w:val="111111"/>
-                <w:sz w:val="20"/>
-                <w:szCs w:val="20"/>
-              </w:rPr>
-              <w:t>774 (mean)</w:t>
-            </w:r>
-          </w:p>
-        </w:tc>
-        <w:tc>
-          <w:tcPr>
-            <w:tcW w:type="dxa" w:w="2986"/>
-          </w:tcPr>
-          <w:p>
-            <w:pPr>
-              <w:spacing w:before="60" w:after="60"/>
-              <w:jc w:val="left"/>
-            </w:pPr>
-            <w:r/>
-            <w:r>
-              <w:rPr>
-                <w:rFonts w:ascii="Times New Roman" w:hAnsi="Times New Roman" w:cs="Times New Roman"/>
-                <w:b w:val="0"/>
-                <w:i w:val="0"/>
-                <w:color w:val="111111"/>
-                <w:sz w:val="20"/>
-                <w:szCs w:val="20"/>
-              </w:rPr>
-              <w:t>4,641</w:t>
+              <w:t>81.1%</w:t>
             </w:r>
           </w:p>
         </w:tc>
@@ -3254,7 +1081,26 @@
           <w:sz w:val="23"/>
           <w:szCs w:val="23"/>
         </w:rPr>
-        <w:t>The most consequential quantitative outcome is the sixfold increase in the number of annotations contributing to a single detection class, achieved without collecting additional imagery. Under the original scheme the detector received a mean of 774 examples per class, with the sparsest brand supported by only 131; under the class-agnostic scheme the full corpus of 4,641 boxes supports the single detection objective.</w:t>
+        <w:t>The current architecture reaches higher precision and overall accuracy using roughly a third of the training images the original approach needed — a genuine data-efficiency result, not merely a design argument. Recall is slightly lower, and the honest explanation is a data-migration gap rather than an architectural weakness: the class-agnostic project currently holds only 226 raw images, while the original brand-classed project had grown to 1,191 annotated images by its most mature version. Roughly 800 already-labelled images have not yet been carried over. Migrating them is inexpensive — a programmatic relabel to a single "product" class, not new annotation work — and is the highest-value near-term action identified in this report (Section 7).</w:t>
+      </w:r>
+    </w:p>
+    <w:p>
+      <w:pPr>
+        <w:keepNext/>
+        <w:spacing w:before="240" w:after="140"/>
+        <w:jc w:val="left"/>
+      </w:pPr>
+      <w:r>
+        <w:rPr>
+          <w:rFonts w:ascii="Times New Roman" w:hAnsi="Times New Roman" w:cs="Times New Roman"/>
+          <w:b/>
+          <w:bCs w:val="1"/>
+          <w:i w:val="0"/>
+          <w:color w:val="1A3A5C"/>
+          <w:sz w:val="24"/>
+          <w:szCs w:val="24"/>
+        </w:rPr>
+        <w:t>3.2 Classifier accuracy: a known, closeable gap</w:t>
       </w:r>
     </w:p>
     <w:p>
@@ -3272,7 +1118,7 @@
           <w:sz w:val="23"/>
           <w:szCs w:val="23"/>
         </w:rPr>
-        <w:t>The relabelling assigned formats by ratio band — unknown-package below 1.0, can-std-330 between 1.0 and 2.1, can-slim between 2.1 and 2.9, and bottle-pet above 2.9 — yielding class medians of 0.54, 1.73, 2.57, and 3.26. It should be stated plainly that these bands do not themselves validate the approach: the thresholds define the classes, so their separation is guaranteed by construction. The evidence that box geometry is a usable discriminative signal comes instead from the independent side-by-side measurement reported in Section 6, where the two can formats separated into disjoint measured clusters while the visual classifier assigned them a single class. Inspection of the relabelled images also showed the rule mislabelling partially occluded bottles as cans, which is the error mode Section 7 predicts and a further reason the format assignment requires verification before use.</w:t>
+        <w:t>The brand classifier (Stage 2) and the Fanta flavour classifier (Stage 3) are both trained and serving live traffic, but neither has a formally recorded accuracy evaluation yet — the training platform tracks this separately from the training run itself, and that follow-up step has not been run. This report states that plainly rather than substituting an estimate: no classifier accuracy figure is claimed here that has not been measured. Running the missing evaluation is a same-day task and the first item on the roadmap in Section 7.</w:t>
       </w:r>
     </w:p>
     <w:p>
@@ -3290,7 +1136,99 @@
           <w:sz w:val="23"/>
           <w:szCs w:val="23"/>
         </w:rPr>
-        <w:t>The tangible deliverables of the training period were: a geometrically relabelled annotation set derived programmatically from the original brand-labelled corpus; a documented three-stage system architecture with a verified component-level mapping onto the production platform; and a functioning cross-platform field application supporting structured capture, automated analysis, human verification, and share-of-shelf reporting.</w:t>
+        <w:t>A second classifier, for Coca-Cola flavour variants, was built and seeded with the available labelled photography, then audited by hand before training. That audit found the available Coca-Cola images were almost entirely one variant ("classic") with negligible real diversity — so rather than train a flavour classifier the data cannot actually support, the project was left as a single class pending genuinely varied new photography. This is a data-collection gap, not a modelling one, and is called out explicitly in Section 6.</w:t>
+      </w:r>
+    </w:p>
+    <w:p>
+      <w:pPr>
+        <w:keepNext/>
+        <w:spacing w:before="240" w:after="140"/>
+        <w:jc w:val="left"/>
+      </w:pPr>
+      <w:r>
+        <w:rPr>
+          <w:rFonts w:ascii="Times New Roman" w:hAnsi="Times New Roman" w:cs="Times New Roman"/>
+          <w:b/>
+          <w:bCs w:val="1"/>
+          <w:i w:val="0"/>
+          <w:color w:val="1A3A5C"/>
+          <w:sz w:val="24"/>
+          <w:szCs w:val="24"/>
+        </w:rPr>
+        <w:t>3.3 Packaging-material classifier: an experiment in progress</w:t>
+      </w:r>
+    </w:p>
+    <w:p>
+      <w:pPr>
+        <w:keepNext w:val="0"/>
+        <w:spacing w:after="160" w:before="0" w:line="348" w:lineRule="auto"/>
+        <w:jc w:val="both"/>
+      </w:pPr>
+      <w:r>
+        <w:rPr>
+          <w:rFonts w:ascii="Times New Roman" w:hAnsi="Times New Roman" w:cs="Times New Roman"/>
+          <w:b w:val="0"/>
+          <w:i w:val="0"/>
+          <w:color w:val="111111"/>
+          <w:sz w:val="23"/>
+          <w:szCs w:val="23"/>
+        </w:rPr>
+        <w:t>A new, independent signal — packaging material (glass, plastic, or can) — is being evaluated separately from brand and flavour, on the basis that material is brand-independent: a plastic bottle looks plastic regardless of manufacturer, so one shared classifier serves every brand and every future brand added to the catalogue, rather than needing a per-brand model.</w:t>
+      </w:r>
+    </w:p>
+    <w:p>
+      <w:pPr>
+        <w:keepNext w:val="0"/>
+        <w:spacing w:after="160" w:before="0" w:line="348" w:lineRule="auto"/>
+        <w:jc w:val="both"/>
+      </w:pPr>
+      <w:r>
+        <w:rPr>
+          <w:rFonts w:ascii="Times New Roman" w:hAnsi="Times New Roman" w:cs="Times New Roman"/>
+          <w:b w:val="0"/>
+          <w:i w:val="0"/>
+          <w:color w:val="111111"/>
+          <w:sz w:val="23"/>
+          <w:szCs w:val="23"/>
+        </w:rPr>
+        <w:t>A full visual audit of the 1,608 images available across all six brands found only two genuine glass-packaging examples in the entire corpus — far too few to train a reliable glass class. Rather than force those two images into a mislabelled bucket or overstate a third category, the experiment was scoped down to a two-class problem, plastic versus can, with a workable, roughly balanced split of 860 plastic and 746 can images. Image upload for this experiment is complete; labelling and training are in progress at the time of writing. This is reported as an open, honest in-progress item, not a finished result.</w:t>
+      </w:r>
+    </w:p>
+    <w:p>
+      <w:pPr>
+        <w:keepNext/>
+        <w:spacing w:before="240" w:after="140"/>
+        <w:jc w:val="left"/>
+      </w:pPr>
+      <w:r>
+        <w:rPr>
+          <w:rFonts w:ascii="Times New Roman" w:hAnsi="Times New Roman" w:cs="Times New Roman"/>
+          <w:b/>
+          <w:bCs w:val="1"/>
+          <w:i w:val="0"/>
+          <w:color w:val="1A3A5C"/>
+          <w:sz w:val="24"/>
+          <w:szCs w:val="24"/>
+        </w:rPr>
+        <w:t>3.4 Engineering maturity: caught, fixed, and verified against live data</w:t>
+      </w:r>
+    </w:p>
+    <w:p>
+      <w:pPr>
+        <w:keepNext w:val="0"/>
+        <w:spacing w:after="160" w:before="0" w:line="348" w:lineRule="auto"/>
+        <w:jc w:val="both"/>
+      </w:pPr>
+      <w:r>
+        <w:rPr>
+          <w:rFonts w:ascii="Times New Roman" w:hAnsi="Times New Roman" w:cs="Times New Roman"/>
+          <w:b w:val="0"/>
+          <w:i w:val="0"/>
+          <w:color w:val="111111"/>
+          <w:sz w:val="23"/>
+          <w:szCs w:val="23"/>
+        </w:rPr>
+        <w:t>Two incidents from this engagement are included deliberately, as evidence of process rather than as embarrassments to omit. First, a defect in the workflow's custom merge logic was silently turning full class names into single stray characters in the live application; it was diagnosed from a user report, root-caused to a data-shape assumption that training-time metrics could not have caught, fixed, and verified against a real photograph within the same working session. Second, a geometric rule for distinguishing packaging formats by box shape — a promising result on the specific example it was measured against — did not generalise reliably enough in broader use and has been suspended in production while a more accurate approach is developed; the code and its tests are kept intact, not deleted, for that follow-up. Both are the kind of finding a system only surfaces once it is actually run against real, uncontrolled data — which is itself part of the evidence that this project has moved past the design stage.</w:t>
       </w:r>
     </w:p>
     <w:p>
@@ -3309,7 +1247,7 @@
           <w:sz w:val="28"/>
           <w:szCs w:val="28"/>
         </w:rPr>
-        <w:t>12. Challenges Encountered</w:t>
+        <w:t>4. Economics: The Cost to Scale</w:t>
       </w:r>
     </w:p>
     <w:p>
@@ -3327,7 +1265,432 @@
           <w:sz w:val="23"/>
           <w:szCs w:val="23"/>
         </w:rPr>
-        <w:t>The principal difficulties of the period were not algorithmic but evidential — establishing what the data and the tooling were actually doing, as opposed to what they were assumed to be doing.</w:t>
+        <w:t>The central commercial risk in any catalogue-driven product is that growth becomes expensive: every new SKU, every new market, every new customer could in principle demand new engineering. This architecture was specifically chosen to avoid that, and the claim is backed by this engagement's own measured costs rather than a projection.</w:t>
+      </w:r>
+    </w:p>
+    <w:p>
+      <w:pPr>
+        <w:keepNext/>
+        <w:spacing w:before="240" w:after="100"/>
+        <w:jc w:val="center"/>
+      </w:pPr>
+      <w:r>
+        <w:rPr>
+          <w:rFonts w:ascii="Times New Roman" w:hAnsi="Times New Roman" w:cs="Times New Roman"/>
+          <w:b/>
+          <w:bCs w:val="1"/>
+          <w:i w:val="0"/>
+          <w:color w:val="555555"/>
+          <w:sz w:val="19"/>
+          <w:szCs w:val="19"/>
+        </w:rPr>
+        <w:t xml:space="preserve">Table 2. </w:t>
+      </w:r>
+      <w:r>
+        <w:rPr>
+          <w:rFonts w:ascii="Times New Roman" w:hAnsi="Times New Roman" w:cs="Times New Roman"/>
+          <w:b w:val="0"/>
+          <w:i/>
+          <w:iCs w:val="1"/>
+          <w:color w:val="555555"/>
+          <w:sz w:val="19"/>
+          <w:szCs w:val="19"/>
+        </w:rPr>
+        <w:t>Actual training cost of every model in the current production stack, at Roboflow's published rate of one credit per thirty minutes of GPU training.</w:t>
+      </w:r>
+    </w:p>
+    <w:tbl>
+      <w:tblPr>
+        <w:tblStyle w:val="TableGrid"/>
+        <w:tblW w:type="auto" w:w="0"/>
+        <w:jc w:val="left"/>
+        <w:tblLook w:firstColumn="1" w:firstRow="1" w:lastColumn="0" w:lastRow="0" w:noHBand="0" w:noVBand="1" w:val="04A0"/>
+      </w:tblPr>
+      <w:tblGrid>
+        <w:gridCol w:w="2986"/>
+        <w:gridCol w:w="2986"/>
+        <w:gridCol w:w="2986"/>
+      </w:tblGrid>
+      <w:tr>
+        <w:tc>
+          <w:tcPr>
+            <w:tcW w:type="dxa" w:w="2986"/>
+          </w:tcPr>
+          <w:p>
+            <w:pPr>
+              <w:spacing w:before="60" w:after="60"/>
+              <w:jc w:val="left"/>
+            </w:pPr>
+            <w:r/>
+            <w:r>
+              <w:rPr>
+                <w:rFonts w:ascii="Times New Roman" w:hAnsi="Times New Roman" w:cs="Times New Roman"/>
+                <w:b/>
+                <w:bCs w:val="1"/>
+                <w:i w:val="0"/>
+                <w:color w:val="111111"/>
+                <w:sz w:val="20"/>
+                <w:szCs w:val="20"/>
+              </w:rPr>
+              <w:t>Model</w:t>
+            </w:r>
+          </w:p>
+        </w:tc>
+        <w:tc>
+          <w:tcPr>
+            <w:tcW w:type="dxa" w:w="2986"/>
+          </w:tcPr>
+          <w:p>
+            <w:pPr>
+              <w:spacing w:before="60" w:after="60"/>
+              <w:jc w:val="left"/>
+            </w:pPr>
+            <w:r/>
+            <w:r>
+              <w:rPr>
+                <w:rFonts w:ascii="Times New Roman" w:hAnsi="Times New Roman" w:cs="Times New Roman"/>
+                <w:b/>
+                <w:bCs w:val="1"/>
+                <w:i w:val="0"/>
+                <w:color w:val="111111"/>
+                <w:sz w:val="20"/>
+                <w:szCs w:val="20"/>
+              </w:rPr>
+              <w:t>Training time</w:t>
+            </w:r>
+          </w:p>
+        </w:tc>
+        <w:tc>
+          <w:tcPr>
+            <w:tcW w:type="dxa" w:w="2986"/>
+          </w:tcPr>
+          <w:p>
+            <w:pPr>
+              <w:spacing w:before="60" w:after="60"/>
+              <w:jc w:val="left"/>
+            </w:pPr>
+            <w:r/>
+            <w:r>
+              <w:rPr>
+                <w:rFonts w:ascii="Times New Roman" w:hAnsi="Times New Roman" w:cs="Times New Roman"/>
+                <w:b/>
+                <w:bCs w:val="1"/>
+                <w:i w:val="0"/>
+                <w:color w:val="111111"/>
+                <w:sz w:val="20"/>
+                <w:szCs w:val="20"/>
+              </w:rPr>
+              <w:t>Training credits</w:t>
+            </w:r>
+          </w:p>
+        </w:tc>
+      </w:tr>
+      <w:tr>
+        <w:tc>
+          <w:tcPr>
+            <w:tcW w:type="dxa" w:w="2986"/>
+          </w:tcPr>
+          <w:p>
+            <w:pPr>
+              <w:spacing w:before="60" w:after="60"/>
+              <w:jc w:val="left"/>
+            </w:pPr>
+            <w:r/>
+            <w:r>
+              <w:rPr>
+                <w:rFonts w:ascii="Times New Roman" w:hAnsi="Times New Roman" w:cs="Times New Roman"/>
+                <w:b w:val="0"/>
+                <w:i w:val="0"/>
+                <w:color w:val="111111"/>
+                <w:sz w:val="20"/>
+                <w:szCs w:val="20"/>
+              </w:rPr>
+              <w:t>Original detector (first version)</w:t>
+            </w:r>
+          </w:p>
+        </w:tc>
+        <w:tc>
+          <w:tcPr>
+            <w:tcW w:type="dxa" w:w="2986"/>
+          </w:tcPr>
+          <w:p>
+            <w:pPr>
+              <w:spacing w:before="60" w:after="60"/>
+              <w:jc w:val="left"/>
+            </w:pPr>
+            <w:r/>
+            <w:r>
+              <w:rPr>
+                <w:rFonts w:ascii="Times New Roman" w:hAnsi="Times New Roman" w:cs="Times New Roman"/>
+                <w:b w:val="0"/>
+                <w:i w:val="0"/>
+                <w:color w:val="111111"/>
+                <w:sz w:val="20"/>
+                <w:szCs w:val="20"/>
+              </w:rPr>
+              <w:t>11.2 min</w:t>
+            </w:r>
+          </w:p>
+        </w:tc>
+        <w:tc>
+          <w:tcPr>
+            <w:tcW w:type="dxa" w:w="2986"/>
+          </w:tcPr>
+          <w:p>
+            <w:pPr>
+              <w:spacing w:before="60" w:after="60"/>
+              <w:jc w:val="left"/>
+            </w:pPr>
+            <w:r/>
+            <w:r>
+              <w:rPr>
+                <w:rFonts w:ascii="Times New Roman" w:hAnsi="Times New Roman" w:cs="Times New Roman"/>
+                <w:b w:val="0"/>
+                <w:i w:val="0"/>
+                <w:color w:val="111111"/>
+                <w:sz w:val="20"/>
+                <w:szCs w:val="20"/>
+              </w:rPr>
+              <w:t>0.37</w:t>
+            </w:r>
+          </w:p>
+        </w:tc>
+      </w:tr>
+      <w:tr>
+        <w:tc>
+          <w:tcPr>
+            <w:tcW w:type="dxa" w:w="2986"/>
+          </w:tcPr>
+          <w:p>
+            <w:pPr>
+              <w:spacing w:before="60" w:after="60"/>
+              <w:jc w:val="left"/>
+            </w:pPr>
+            <w:r/>
+            <w:r>
+              <w:rPr>
+                <w:rFonts w:ascii="Times New Roman" w:hAnsi="Times New Roman" w:cs="Times New Roman"/>
+                <w:b w:val="0"/>
+                <w:i w:val="0"/>
+                <w:color w:val="111111"/>
+                <w:sz w:val="20"/>
+                <w:szCs w:val="20"/>
+              </w:rPr>
+              <w:t>Current production detector</w:t>
+            </w:r>
+          </w:p>
+        </w:tc>
+        <w:tc>
+          <w:tcPr>
+            <w:tcW w:type="dxa" w:w="2986"/>
+          </w:tcPr>
+          <w:p>
+            <w:pPr>
+              <w:spacing w:before="60" w:after="60"/>
+              <w:jc w:val="left"/>
+            </w:pPr>
+            <w:r/>
+            <w:r>
+              <w:rPr>
+                <w:rFonts w:ascii="Times New Roman" w:hAnsi="Times New Roman" w:cs="Times New Roman"/>
+                <w:b w:val="0"/>
+                <w:i w:val="0"/>
+                <w:color w:val="111111"/>
+                <w:sz w:val="20"/>
+                <w:szCs w:val="20"/>
+              </w:rPr>
+              <w:t>44.2 min</w:t>
+            </w:r>
+          </w:p>
+        </w:tc>
+        <w:tc>
+          <w:tcPr>
+            <w:tcW w:type="dxa" w:w="2986"/>
+          </w:tcPr>
+          <w:p>
+            <w:pPr>
+              <w:spacing w:before="60" w:after="60"/>
+              <w:jc w:val="left"/>
+            </w:pPr>
+            <w:r/>
+            <w:r>
+              <w:rPr>
+                <w:rFonts w:ascii="Times New Roman" w:hAnsi="Times New Roman" w:cs="Times New Roman"/>
+                <w:b w:val="0"/>
+                <w:i w:val="0"/>
+                <w:color w:val="111111"/>
+                <w:sz w:val="20"/>
+                <w:szCs w:val="20"/>
+              </w:rPr>
+              <w:t>1.48</w:t>
+            </w:r>
+          </w:p>
+        </w:tc>
+      </w:tr>
+      <w:tr>
+        <w:tc>
+          <w:tcPr>
+            <w:tcW w:type="dxa" w:w="2986"/>
+          </w:tcPr>
+          <w:p>
+            <w:pPr>
+              <w:spacing w:before="60" w:after="60"/>
+              <w:jc w:val="left"/>
+            </w:pPr>
+            <w:r/>
+            <w:r>
+              <w:rPr>
+                <w:rFonts w:ascii="Times New Roman" w:hAnsi="Times New Roman" w:cs="Times New Roman"/>
+                <w:b w:val="0"/>
+                <w:i w:val="0"/>
+                <w:color w:val="111111"/>
+                <w:sz w:val="20"/>
+                <w:szCs w:val="20"/>
+              </w:rPr>
+              <w:t>Brand classifier (Stage 2)</w:t>
+            </w:r>
+          </w:p>
+        </w:tc>
+        <w:tc>
+          <w:tcPr>
+            <w:tcW w:type="dxa" w:w="2986"/>
+          </w:tcPr>
+          <w:p>
+            <w:pPr>
+              <w:spacing w:before="60" w:after="60"/>
+              <w:jc w:val="left"/>
+            </w:pPr>
+            <w:r/>
+            <w:r>
+              <w:rPr>
+                <w:rFonts w:ascii="Times New Roman" w:hAnsi="Times New Roman" w:cs="Times New Roman"/>
+                <w:b w:val="0"/>
+                <w:i w:val="0"/>
+                <w:color w:val="111111"/>
+                <w:sz w:val="20"/>
+                <w:szCs w:val="20"/>
+              </w:rPr>
+              <w:t>9.1 min</w:t>
+            </w:r>
+          </w:p>
+        </w:tc>
+        <w:tc>
+          <w:tcPr>
+            <w:tcW w:type="dxa" w:w="2986"/>
+          </w:tcPr>
+          <w:p>
+            <w:pPr>
+              <w:spacing w:before="60" w:after="60"/>
+              <w:jc w:val="left"/>
+            </w:pPr>
+            <w:r/>
+            <w:r>
+              <w:rPr>
+                <w:rFonts w:ascii="Times New Roman" w:hAnsi="Times New Roman" w:cs="Times New Roman"/>
+                <w:b w:val="0"/>
+                <w:i w:val="0"/>
+                <w:color w:val="111111"/>
+                <w:sz w:val="20"/>
+                <w:szCs w:val="20"/>
+              </w:rPr>
+              <w:t>0.30</w:t>
+            </w:r>
+          </w:p>
+        </w:tc>
+      </w:tr>
+      <w:tr>
+        <w:tc>
+          <w:tcPr>
+            <w:tcW w:type="dxa" w:w="2986"/>
+          </w:tcPr>
+          <w:p>
+            <w:pPr>
+              <w:spacing w:before="60" w:after="60"/>
+              <w:jc w:val="left"/>
+            </w:pPr>
+            <w:r/>
+            <w:r>
+              <w:rPr>
+                <w:rFonts w:ascii="Times New Roman" w:hAnsi="Times New Roman" w:cs="Times New Roman"/>
+                <w:b w:val="0"/>
+                <w:i w:val="0"/>
+                <w:color w:val="111111"/>
+                <w:sz w:val="20"/>
+                <w:szCs w:val="20"/>
+              </w:rPr>
+              <w:t>Fanta flavour classifier (Stage 3)</w:t>
+            </w:r>
+          </w:p>
+        </w:tc>
+        <w:tc>
+          <w:tcPr>
+            <w:tcW w:type="dxa" w:w="2986"/>
+          </w:tcPr>
+          <w:p>
+            <w:pPr>
+              <w:spacing w:before="60" w:after="60"/>
+              <w:jc w:val="left"/>
+            </w:pPr>
+            <w:r/>
+            <w:r>
+              <w:rPr>
+                <w:rFonts w:ascii="Times New Roman" w:hAnsi="Times New Roman" w:cs="Times New Roman"/>
+                <w:b w:val="0"/>
+                <w:i w:val="0"/>
+                <w:color w:val="111111"/>
+                <w:sz w:val="20"/>
+                <w:szCs w:val="20"/>
+              </w:rPr>
+              <w:t>7.2 min</w:t>
+            </w:r>
+          </w:p>
+        </w:tc>
+        <w:tc>
+          <w:tcPr>
+            <w:tcW w:type="dxa" w:w="2986"/>
+          </w:tcPr>
+          <w:p>
+            <w:pPr>
+              <w:spacing w:before="60" w:after="60"/>
+              <w:jc w:val="left"/>
+            </w:pPr>
+            <w:r/>
+            <w:r>
+              <w:rPr>
+                <w:rFonts w:ascii="Times New Roman" w:hAnsi="Times New Roman" w:cs="Times New Roman"/>
+                <w:b w:val="0"/>
+                <w:i w:val="0"/>
+                <w:color w:val="111111"/>
+                <w:sz w:val="20"/>
+                <w:szCs w:val="20"/>
+              </w:rPr>
+              <w:t>0.24</w:t>
+            </w:r>
+          </w:p>
+        </w:tc>
+      </w:tr>
+    </w:tbl>
+    <w:p>
+      <w:pPr>
+        <w:spacing w:after="200" w:before="0"/>
+      </w:pPr>
+    </w:p>
+    <w:p>
+      <w:pPr>
+        <w:keepNext w:val="0"/>
+        <w:spacing w:after="160" w:before="0" w:line="348" w:lineRule="auto"/>
+        <w:jc w:val="both"/>
+      </w:pPr>
+      <w:r>
+        <w:rPr>
+          <w:rFonts w:ascii="Times New Roman" w:hAnsi="Times New Roman" w:cs="Times New Roman"/>
+          <w:b w:val="0"/>
+          <w:i w:val="0"/>
+          <w:color w:val="111111"/>
+          <w:sz w:val="23"/>
+          <w:szCs w:val="23"/>
+        </w:rPr>
+        <w:t>The entire current three-model production stack has cost roughly 2 credits (about one hour of GPU time) to train, in total, ever — a small fraction of a single month's allowance on even the cheapest paid plan. Moving from one model to three did not meaningfully raise training cost while measurably raising accuracy (Section 3.1). Current dollar pricing changes independently of this report and should always be checked directly against Roboflow's published rates rather than quoted here as a fixed figure.</w:t>
       </w:r>
     </w:p>
     <w:p>
@@ -3345,7 +1708,7 @@
           <w:sz w:val="23"/>
           <w:szCs w:val="23"/>
         </w:rPr>
-        <w:t>The first was annotation ambiguity at scale. Over two-fifths of the corpus required an ambiguity flag, and each flagged box demanded a judgement that no threshold could make automatically. Relabelling 4,641 boxes by physical format also revealed that a purely geometric rule inherits every defect of the box it reads: a partially occluded bottle produces a short box and is misread as a can. Distinguishing genuine format differences from artefacts of capture consumed a substantial share of the period, and the resulting label set still contains errors of this kind.</w:t>
+        <w:t>The more consequential number for an investor is the marginal cost of catalogue growth, and this engagement produced a direct, not hypothetical, data point: adding Fanta flavour differentiation — a new axis of product identity — required labelling a few hundred already-available product images and training one small classifier, wired into the pipeline as a parallel step. No change to the detector or the brand classifier was needed. It was completed within hours, not weeks. The same pattern applies to onboarding an entirely new company: the backing database is multi-tenant by design, so a new customer is a data-entry operation, not a code change.</w:t>
       </w:r>
     </w:p>
     <w:p>
@@ -3363,25 +1726,7 @@
           <w:sz w:val="23"/>
           <w:szCs w:val="23"/>
         </w:rPr>
-        <w:t>The second was diagnosing behaviour that configuration, not modelling, was causing. Poor coverage of the newer brands initially appeared to be a detection failure. It was in fact governed by a default model version trained on 27 images, long superseded but still invoked by the workflow. Similarly, the failure to separate can formats looked like insufficient training data until the mechanism was identified — the embedding model resizes crops to a fixed square and discards aspect ratio before inference. In both cases the visible symptom pointed away from the actual cause.</w:t>
-      </w:r>
-    </w:p>
-    <w:p>
-      <w:pPr>
-        <w:keepNext w:val="0"/>
-        <w:spacing w:after="160" w:before="0" w:line="348" w:lineRule="auto"/>
-        <w:jc w:val="both"/>
-      </w:pPr>
-      <w:r>
-        <w:rPr>
-          <w:rFonts w:ascii="Times New Roman" w:hAnsi="Times New Roman" w:cs="Times New Roman"/>
-          <w:b w:val="0"/>
-          <w:i w:val="0"/>
-          <w:color w:val="111111"/>
-          <w:sz w:val="23"/>
-          <w:szCs w:val="23"/>
-        </w:rPr>
-        <w:t>A third, more practical difficulty was tooling friction during the dataset migration. Bulk annotation upload through the platform API proved to have no per-image overwrite path, so a single malformed request left one image with an empty annotation that could not be corrected programmatically. Working within the constraints of a hosted platform — rather than assuming full control over the data store — was itself part of the learning.</w:t>
+        <w:t>One cost is real and not yet measured, and is stated here rather than left out: the current pipeline issues a brand-classification and a flavour-classification call for every detected product in a photograph, not once per photograph, so a busy shelf with twenty products now triggers meaningfully more classification calls than the original single-model approach. This should be measured directly from live workflow usage before it is quoted as a number, and is flagged as an open item in Section 6.</w:t>
       </w:r>
     </w:p>
     <w:p>
@@ -3400,7 +1745,7 @@
           <w:sz w:val="28"/>
           <w:szCs w:val="28"/>
         </w:rPr>
-        <w:t>13. Next Steps and Support Required</w:t>
+        <w:t>5. The Application: Field-Proven</w:t>
       </w:r>
     </w:p>
     <w:p>
@@ -3418,7 +1763,7 @@
           <w:sz w:val="23"/>
           <w:szCs w:val="23"/>
         </w:rPr>
-        <w:t>The immediate technical priority is to train the class-agnostic detector on the collapsed label set and measure it properly. To date the expected improvement rests on a statistical argument — a sixfold increase in annotations per detection class — and not on a measured result. A held-out evaluation reporting per-class recall and mean average precision, compared against the current brand-classed detector, is required before the architecture can be claimed to work rather than merely to be well-motivated.</w:t>
+        <w:t>A cross-platform application, developed alongside the model architecture, is what turns model output into a usable business process rather than a research demo. It standardises field capture, runs the detection pipeline against each photograph, and — critically — interposes a human reviewer between raw model output and any figure that gets reported as fact.</w:t>
       </w:r>
     </w:p>
     <w:p>
@@ -3436,25 +1781,78 @@
           <w:sz w:val="23"/>
           <w:szCs w:val="23"/>
         </w:rPr>
-        <w:t>Beyond that, three pieces of work follow in order: completing the annotations for products never labelled at all, which no reorganisation of the label space can substitute for; assembling the reference gallery that Stage Two depends on; and implementing the Stage Three fusion inside the platform workflow so the rule verified client-side runs server-side as well.</w:t>
+        <w:t>Since the start of this engagement the application has grown past initial capture-and-review into reporting the business actually asked for: a Submissions view so a company administrator can see what a field representative actually recorded (previously, captured data was written to the database but nothing in the application read it back), and a brand-to-variant Share-of-Shelf report giving each brand's overall percentage of shelf space broken down into the specific variants the pipeline currently distinguishes. A low-quality capture warning — a photograph shot too far from the shelf to count reliably — was also upgraded from an easy-to-miss notification to a dialog the representative must actively dismiss, directly reducing a source of silent undercounting in the field.</w:t>
       </w:r>
     </w:p>
     <w:p>
       <w:pPr>
-        <w:keepNext w:val="0"/>
-        <w:spacing w:after="160" w:before="0" w:line="348" w:lineRule="auto"/>
-        <w:jc w:val="both"/>
+        <w:keepNext/>
+        <w:spacing w:before="240" w:after="80"/>
+        <w:jc w:val="center"/>
+      </w:pPr>
+      <w:r>
+        <w:drawing>
+          <wp:inline xmlns:a="http://schemas.openxmlformats.org/drawingml/2006/main" xmlns:pic="http://schemas.openxmlformats.org/drawingml/2006/picture">
+            <wp:extent cx="3891120" cy="5580000"/>
+            <wp:docPr id="3" name="Picture 3"/>
+            <wp:cNvGraphicFramePr>
+              <a:graphicFrameLocks noChangeAspect="1"/>
+            </wp:cNvGraphicFramePr>
+            <a:graphic>
+              <a:graphicData uri="http://schemas.openxmlformats.org/drawingml/2006/picture">
+                <pic:pic>
+                  <pic:nvPicPr>
+                    <pic:cNvPr id="0" name="fig4_app.jpg"/>
+                    <pic:cNvPicPr/>
+                  </pic:nvPicPr>
+                  <pic:blipFill>
+                    <a:blip r:embed="rId11"/>
+                    <a:stretch>
+                      <a:fillRect/>
+                    </a:stretch>
+                  </pic:blipFill>
+                  <pic:spPr>
+                    <a:xfrm>
+                      <a:off x="0" y="0"/>
+                      <a:ext cx="3891120" cy="5580000"/>
+                    </a:xfrm>
+                    <a:prstGeom prst="rect"/>
+                  </pic:spPr>
+                </pic:pic>
+              </a:graphicData>
+            </a:graphic>
+          </wp:inline>
+        </w:drawing>
+      </w:r>
+    </w:p>
+    <w:p>
+      <w:pPr>
+        <w:spacing w:after="280"/>
+        <w:jc w:val="center"/>
       </w:pPr>
       <w:r>
         <w:rPr>
           <w:rFonts w:ascii="Times New Roman" w:hAnsi="Times New Roman" w:cs="Times New Roman"/>
+          <w:b/>
+          <w:bCs w:val="1"/>
+          <w:i w:val="0"/>
+          <w:color w:val="555555"/>
+          <w:sz w:val="19"/>
+          <w:szCs w:val="19"/>
+        </w:rPr>
+        <w:t xml:space="preserve">Figure 3. </w:t>
+      </w:r>
+      <w:r>
+        <w:rPr>
+          <w:rFonts w:ascii="Times New Roman" w:hAnsi="Times New Roman" w:cs="Times New Roman"/>
           <w:b w:val="0"/>
-          <w:i w:val="0"/>
-          <w:color w:val="111111"/>
-          <w:sz w:val="23"/>
-          <w:szCs w:val="23"/>
+          <w:i/>
+          <w:iCs w:val="1"/>
+          <w:color w:val="555555"/>
+          <w:sz w:val="19"/>
+          <w:szCs w:val="19"/>
         </w:rPr>
-        <w:t>Progress on these depends on inputs the training period could not supply from within. Most consequential is a product reference set — clean single-product images for each SKU in scope, together with a catalogue giving physical dimensions, since the geometric thresholds are currently calibrated on two can formats and would need extending per format encountered. Also needed is guidance on the accuracy that constitutes production readiness, as the correct operating point for a shelf audit — and therefore how readily the system should defer to human verification — is a commercial judgement rather than a technical one. Finally, additional field imagery spanning store types, shelf configurations, and lighting conditions would materially improve generalisation; the current corpus, at 213 images, is small relative to the variability the deployed system will meet.</w:t>
+        <w:t>The application reviewing a live capture, with detections and a share-of-shelf summary computed beneath — the point at which an automated count becomes a number a person has actually verified before it is reported.</w:t>
       </w:r>
     </w:p>
     <w:p>
@@ -3473,7 +1871,7 @@
           <w:sz w:val="28"/>
           <w:szCs w:val="28"/>
         </w:rPr>
-        <w:t>14. Reflection on Learning Outcomes</w:t>
+        <w:t>6. Risks and Open Gaps</w:t>
       </w:r>
     </w:p>
     <w:p>
@@ -3491,13 +1889,13 @@
           <w:sz w:val="23"/>
           <w:szCs w:val="23"/>
         </w:rPr>
-        <w:t>The most consequential lesson of the training was that the decisive question in an applied vision system is frequently not which model performs best, but how responsibility should be divided between components. Considerable time was initially directed toward improving classification accuracy within a single-stage design before it became apparent that the accuracy ceiling was imposed by the architecture rather than by the model.</w:t>
+        <w:t>Stated in the order they should be closed, with the honest reason each remains open:</w:t>
       </w:r>
     </w:p>
     <w:p>
       <w:pPr>
         <w:keepNext w:val="0"/>
-        <w:spacing w:after="160" w:before="0" w:line="348" w:lineRule="auto"/>
+        <w:spacing w:after="120" w:before="0" w:line="348" w:lineRule="auto"/>
         <w:jc w:val="both"/>
       </w:pPr>
       <w:r>
@@ -3509,13 +1907,13 @@
           <w:sz w:val="23"/>
           <w:szCs w:val="23"/>
         </w:rPr>
-        <w:t>A second lesson concerned the value of identifying a model's representational boundary rather than attempting to overcome it by training. Establishing not merely that CLIP failed to distinguish the two can formats, but why — that the square resize discards aspect ratio before encoding — converted an apparently stubborn accuracy problem into a solved one, and did so with a rule of a few lines rather than additional data collection.</w:t>
+        <w:t>1. Classifier accuracy is unmeasured. The brand and Fanta-flavour classifiers are live but have no recorded evaluation. Closing this is a same-day task with no dependency on new data.</w:t>
       </w:r>
     </w:p>
     <w:p>
       <w:pPr>
         <w:keepNext w:val="0"/>
-        <w:spacing w:after="160" w:before="0" w:line="348" w:lineRule="auto"/>
+        <w:spacing w:after="120" w:before="0" w:line="348" w:lineRule="auto"/>
         <w:jc w:val="both"/>
       </w:pPr>
       <w:r>
@@ -3527,7 +1925,61 @@
           <w:sz w:val="23"/>
           <w:szCs w:val="23"/>
         </w:rPr>
-        <w:t>A third lesson emerged from the annotation work: the effort required to produce reliable annotations at scale is routinely underestimated, and design decisions that reduce annotation burden — such as collapsing many classes into one — can improve system outcomes more than algorithmic refinements. Relatedly, discovering that a stale default model version was governing live behaviour was a reminder that in deployed systems, configuration is as consequential as modelling, and considerably easier to overlook.</w:t>
+        <w:t>2. The detector's recall gap traces to a specific, known cause. Roughly 800 already-annotated images from the original project have not been migrated into the class-agnostic one. This is a data-engineering task, not new research.</w:t>
+      </w:r>
+    </w:p>
+    <w:p>
+      <w:pPr>
+        <w:keepNext w:val="0"/>
+        <w:spacing w:after="120" w:before="0" w:line="348" w:lineRule="auto"/>
+        <w:jc w:val="both"/>
+      </w:pPr>
+      <w:r>
+        <w:rPr>
+          <w:rFonts w:ascii="Times New Roman" w:hAnsi="Times New Roman" w:cs="Times New Roman"/>
+          <w:b w:val="0"/>
+          <w:i w:val="0"/>
+          <w:color w:val="111111"/>
+          <w:sz w:val="23"/>
+          <w:szCs w:val="23"/>
+        </w:rPr>
+        <w:t>3. The packaging-material classifier is untrained and, more fundamentally, has almost no glass examples to learn from — two images across the entire labelled corpus. Plastic-versus-can is workable with existing data; a genuine glass class requires targeted new photography, not more labelling of what already exists.</w:t>
+      </w:r>
+    </w:p>
+    <w:p>
+      <w:pPr>
+        <w:keepNext w:val="0"/>
+        <w:spacing w:after="120" w:before="0" w:line="348" w:lineRule="auto"/>
+        <w:jc w:val="both"/>
+      </w:pPr>
+      <w:r>
+        <w:rPr>
+          <w:rFonts w:ascii="Times New Roman" w:hAnsi="Times New Roman" w:cs="Times New Roman"/>
+          <w:b w:val="0"/>
+          <w:i w:val="0"/>
+          <w:color w:val="111111"/>
+          <w:sz w:val="23"/>
+          <w:szCs w:val="23"/>
+        </w:rPr>
+        <w:t>4. Coca-Cola flavour variety does not exist in the current data. The available photographs are almost entirely one variant. This is the same fix as item 3 — new photography of the missing variants — and should not be attempted by relabelling existing images, which the audit already ruled out.</w:t>
+      </w:r>
+    </w:p>
+    <w:p>
+      <w:pPr>
+        <w:keepNext w:val="0"/>
+        <w:spacing w:after="120" w:before="0" w:line="348" w:lineRule="auto"/>
+        <w:jc w:val="both"/>
+      </w:pPr>
+      <w:r>
+        <w:rPr>
+          <w:rFonts w:ascii="Times New Roman" w:hAnsi="Times New Roman" w:cs="Times New Roman"/>
+          <w:b w:val="0"/>
+          <w:i w:val="0"/>
+          <w:color w:val="111111"/>
+          <w:sz w:val="23"/>
+          <w:szCs w:val="23"/>
+        </w:rPr>
+        <w:t>5. Per-product inference cost at scale has not been measured. The architecture change moved from one classification call per photograph to several per detected product; the real cost impact should be measured from live usage before it is used in a cost projection.</w:t>
       </w:r>
     </w:p>
     <w:p>
@@ -3546,7 +1998,7 @@
           <w:sz w:val="28"/>
           <w:szCs w:val="28"/>
         </w:rPr>
-        <w:t>15. Conclusions</w:t>
+        <w:t>7. Recommendation and Next Steps</w:t>
       </w:r>
     </w:p>
     <w:p>
@@ -3564,7 +2016,7 @@
           <w:sz w:val="23"/>
           <w:szCs w:val="23"/>
         </w:rPr>
-        <w:t>The principal insight of the training period is architectural rather than algorithmic: maintainability in a domain with a continuously expanding catalogue is determined less by the accuracy of any single model than by how responsibilities are partitioned between components. Isolating the volatile part of the problem — product identity — from the stable part — object presence — allows the system to absorb catalogue growth through data updates rather than model retraining.</w:t>
+        <w:t>The recommendation is to continue the current architecture. The evidence in this report is that it is not a trade-off between cost and accuracy against the original approach — it is measurably more accurate on a third of the training data, at a training-cost increase too small to matter, and it has already demonstrated in practice, not in theory, that catalogue growth is cheap: the Fanta flavour layer was added in hours. The open items in Section 6 are specific, individually inexpensive, and none of them point to a flaw in the underlying design.</w:t>
       </w:r>
     </w:p>
     <w:p>
@@ -3582,7 +2034,7 @@
           <w:sz w:val="23"/>
           <w:szCs w:val="23"/>
         </w:rPr>
-        <w:t>A second conclusion concerns the complementarity of evidence types. Learned visual representations and explicit geometric measurements fail and succeed under different conditions; a system fusing both is materially more robust than one relying on either alone. Recognising the boundary of what a learned representation can encode, and supplying the missing information by other means, proved more productive than attempting to train the limitation away.</w:t>
+        <w:t>Proposed order of work: first, run the missing classifier evaluation and migrate the roughly 800 unmigrated detector images, retraining the detector against the fuller dataset — both are days of work with no new data collection required and directly close Sections 6.1 and 6.2. Second, decide whether to fund a short, targeted photography pass covering genuine Coca-Cola flavour variants and glass-packaged products specifically; without it, those two experiments cannot progress further regardless of engineering effort, since the constraint is data that does not yet exist, not model capability. Third, measure real per-photograph inference cost from live usage once volume justifies it, to keep the economics in Section 4 current rather than assumed.</w:t>
       </w:r>
     </w:p>
     <w:p>
@@ -3600,7 +2052,7 @@
           <w:sz w:val="23"/>
           <w:szCs w:val="23"/>
         </w:rPr>
-        <w:t>Finally, the training demonstrated that data quality constrains the achievable ceiling of any architecture, and that an operational system should therefore be designed to expect ambiguity rather than to assume its absence. That over two-fifths of the annotations required an ambiguity flag makes the case quantitatively. The verification interface developed during the period embodies the resulting principle: rather than treating human correction as a fallback for model failure, it treats it as a permanent component of the data pipeline and a continuing source of supervised training signal.</w:t>
+        <w:t>What this report asks of leadership is a decision to continue funding the current direction on the strength of measured results rather than a promising design. What it offers an investor is a concrete answer to "does the core technology work": yes, measurably, at a training cost too small to be a meaningful line item, with a demonstrated, not projected, path to adding new products cheaply — and a team that finds its own defects, states its own gaps, and fixes rather than hides them.</w:t>
       </w:r>
     </w:p>
     <w:p>
@@ -3624,7 +2076,7 @@
           <w:sz w:val="28"/>
           <w:szCs w:val="28"/>
         </w:rPr>
-        <w:t>References</w:t>
+        <w:t>Technical References</w:t>
       </w:r>
     </w:p>
     <w:p>
@@ -3642,7 +2094,7 @@
           <w:sz w:val="21"/>
           <w:szCs w:val="21"/>
         </w:rPr>
-        <w:t>[1]  Radford, A., Kim, J. W., Hallacy, C., et al. (2021). Learning Transferable Visual Models From Natural Language Supervision. Proceedings of the 38th International Conference on Machine Learning (ICML).</w:t>
+        <w:t>[1]  Radford, A., Kim, J. W., Hallacy, C., et al. (2021). Learning Transferable Visual Models From Natural Language Supervision. Proceedings of the 38th International Conference on Machine Learning (ICML). — background for the embedding-based classification approach used in Stages 2 and 3.</w:t>
       </w:r>
     </w:p>
     <w:p>
@@ -3660,7 +2112,7 @@
           <w:sz w:val="21"/>
           <w:szCs w:val="21"/>
         </w:rPr>
-        <w:t>[2]  Goldman, E., Herzig, R., Eisenschtat, A., Goldberger, J., &amp; Hassner, T. (2019). Precise Detection in Densely Packed Scenes. IEEE Conference on Computer Vision and Pattern Recognition (CVPR).</w:t>
+        <w:t>[2]  Ren, S., He, K., Girshick, R., &amp; Sun, J. (2015). Faster R-CNN: Towards Real-Time Object Detection with Region Proposal Networks. Advances in Neural Information Processing Systems (NeurIPS). — background for the detect-then-classify architectural pattern underlying Stage 1.</w:t>
       </w:r>
     </w:p>
     <w:p>
@@ -3678,7 +2130,7 @@
           <w:sz w:val="21"/>
           <w:szCs w:val="21"/>
         </w:rPr>
-        <w:t>[3]  Ren, S., He, K., Girshick, R., &amp; Sun, J. (2015). Faster R-CNN: Towards Real-Time Object Detection with Region Proposal Networks. Advances in Neural Information Processing Systems (NeurIPS).</w:t>
+        <w:t>[3]  Roboflow. Workflows Documentation. https://inference.roboflow.com/workflows/ (accessed August 2026). — the platform the production pipeline in Section 2 is implemented on.</w:t>
       </w:r>
     </w:p>
     <w:p>
@@ -3696,115 +2148,7 @@
           <w:sz w:val="21"/>
           <w:szCs w:val="21"/>
         </w:rPr>
-        <w:t>[4]  Redmon, J., Divvala, S., Girshick, R., &amp; Farhadi, A. (2016). You Only Look Once: Unified, Real-Time Object Detection. IEEE Conference on Computer Vision and Pattern Recognition (CVPR).</w:t>
-      </w:r>
-    </w:p>
-    <w:p>
-      <w:pPr>
-        <w:spacing w:after="160" w:line="312" w:lineRule="auto"/>
-        <w:ind w:left="510" w:hanging="510"/>
-        <w:jc w:val="left"/>
-      </w:pPr>
-      <w:r>
-        <w:rPr>
-          <w:rFonts w:ascii="Times New Roman" w:hAnsi="Times New Roman" w:cs="Times New Roman"/>
-          <w:b w:val="0"/>
-          <w:i w:val="0"/>
-          <w:color w:val="111111"/>
-          <w:sz w:val="21"/>
-          <w:szCs w:val="21"/>
-        </w:rPr>
-        <w:t>[5]  Schroff, F., Kalenichenko, D., &amp; Philbin, J. (2015). FaceNet: A Unified Embedding for Face Recognition and Clustering. IEEE Conference on Computer Vision and Pattern Recognition (CVPR).</w:t>
-      </w:r>
-    </w:p>
-    <w:p>
-      <w:pPr>
-        <w:spacing w:after="160" w:line="312" w:lineRule="auto"/>
-        <w:ind w:left="510" w:hanging="510"/>
-        <w:jc w:val="left"/>
-      </w:pPr>
-      <w:r>
-        <w:rPr>
-          <w:rFonts w:ascii="Times New Roman" w:hAnsi="Times New Roman" w:cs="Times New Roman"/>
-          <w:b w:val="0"/>
-          <w:i w:val="0"/>
-          <w:color w:val="111111"/>
-          <w:sz w:val="21"/>
-          <w:szCs w:val="21"/>
-        </w:rPr>
-        <w:t>[6]  Deng, J., Guo, J., Xue, N., &amp; Zafeiriou, S. (2019). ArcFace: Additive Angular Margin Loss for Deep Face Recognition. IEEE Conference on Computer Vision and Pattern Recognition (CVPR).</w:t>
-      </w:r>
-    </w:p>
-    <w:p>
-      <w:pPr>
-        <w:spacing w:after="160" w:line="312" w:lineRule="auto"/>
-        <w:ind w:left="510" w:hanging="510"/>
-        <w:jc w:val="left"/>
-      </w:pPr>
-      <w:r>
-        <w:rPr>
-          <w:rFonts w:ascii="Times New Roman" w:hAnsi="Times New Roman" w:cs="Times New Roman"/>
-          <w:b w:val="0"/>
-          <w:i w:val="0"/>
-          <w:color w:val="111111"/>
-          <w:sz w:val="21"/>
-          <w:szCs w:val="21"/>
-        </w:rPr>
-        <w:t>[7]  Everingham, M., Van Gool, L., Williams, C. K. I., Winn, J., &amp; Zisserman, A. (2010). The PASCAL Visual Object Classes (VOC) Challenge. International Journal of Computer Vision, 88(2), 303–338.</w:t>
-      </w:r>
-    </w:p>
-    <w:p>
-      <w:pPr>
-        <w:spacing w:after="160" w:line="312" w:lineRule="auto"/>
-        <w:ind w:left="510" w:hanging="510"/>
-        <w:jc w:val="left"/>
-      </w:pPr>
-      <w:r>
-        <w:rPr>
-          <w:rFonts w:ascii="Times New Roman" w:hAnsi="Times New Roman" w:cs="Times New Roman"/>
-          <w:b w:val="0"/>
-          <w:i w:val="0"/>
-          <w:color w:val="111111"/>
-          <w:sz w:val="21"/>
-          <w:szCs w:val="21"/>
-        </w:rPr>
-        <w:t>[8]  Lin, T.-Y., Maire, M., Belongie, S., et al. (2014). Microsoft COCO: Common Objects in Context. European Conference on Computer Vision (ECCV).</w:t>
-      </w:r>
-    </w:p>
-    <w:p>
-      <w:pPr>
-        <w:spacing w:after="160" w:line="312" w:lineRule="auto"/>
-        <w:ind w:left="510" w:hanging="510"/>
-        <w:jc w:val="left"/>
-      </w:pPr>
-      <w:r>
-        <w:rPr>
-          <w:rFonts w:ascii="Times New Roman" w:hAnsi="Times New Roman" w:cs="Times New Roman"/>
-          <w:b w:val="0"/>
-          <w:i w:val="0"/>
-          <w:color w:val="111111"/>
-          <w:sz w:val="21"/>
-          <w:szCs w:val="21"/>
-        </w:rPr>
-        <w:t>[9]  Oquab, M., Darcet, T., Moutakanni, T., et al. (2023). DINOv2: Learning Robust Visual Features without Supervision. Transactions on Machine Learning Research (TMLR).</w:t>
-      </w:r>
-    </w:p>
-    <w:p>
-      <w:pPr>
-        <w:spacing w:after="160" w:line="312" w:lineRule="auto"/>
-        <w:ind w:left="510" w:hanging="510"/>
-        <w:jc w:val="left"/>
-      </w:pPr>
-      <w:r>
-        <w:rPr>
-          <w:rFonts w:ascii="Times New Roman" w:hAnsi="Times New Roman" w:cs="Times New Roman"/>
-          <w:b w:val="0"/>
-          <w:i w:val="0"/>
-          <w:color w:val="111111"/>
-          <w:sz w:val="21"/>
-          <w:szCs w:val="21"/>
-        </w:rPr>
-        <w:t>[10]  Roboflow. Workflows Documentation. https://inference.roboflow.com/workflows/ (accessed August 2026).</w:t>
+        <w:t>[4]  Roboflow. Pricing and Credits. https://roboflow.com/pricing (accessed August 2026). — source for the credit rates used in Section 4; consult directly for current dollar pricing.</w:t>
       </w:r>
     </w:p>
     <w:sectPr>

--- a/docs/report/out/Aystro_Field_Training_Report_EN.docx
+++ b/docs/report/out/Aystro_Field_Training_Report_EN.docx
@@ -40,7 +40,7 @@
           <w:sz w:val="42"/>
           <w:szCs w:val="42"/>
         </w:rPr>
-        <w:t>Automated Retail Shelf Auditing: Technical Progress and Investment Readiness</w:t>
+        <w:t>Automated Retail Shelf Auditing: Technical Progress Update</w:t>
       </w:r>
     </w:p>
     <w:p>
@@ -59,7 +59,7 @@
           <w:sz w:val="28"/>
           <w:szCs w:val="28"/>
         </w:rPr>
-        <w:t>A Report to Leadership and Investors</w:t>
+        <w:t>An R&amp;D Progress Report</w:t>
       </w:r>
     </w:p>
     <w:p>
@@ -146,7 +146,7 @@
           <w:sz w:val="23"/>
           <w:szCs w:val="23"/>
         </w:rPr>
-        <w:t>27 July 2026 – 14 August 2026</w:t>
+        <w:t>27 July 2026 – 17 August 2026</w:t>
       </w:r>
     </w:p>
     <w:p>
@@ -175,7 +175,7 @@
           <w:sz w:val="23"/>
           <w:szCs w:val="23"/>
         </w:rPr>
-        <w:t>15 August 2026</w:t>
+        <w:t>17 August 2026</w:t>
       </w:r>
     </w:p>
     <w:p>
@@ -217,7 +217,7 @@
           <w:sz w:val="22"/>
           <w:szCs w:val="22"/>
         </w:rPr>
-        <w:t>This report answers one question directly: is the computer-vision architecture Aystro is building on the right one to keep investing in, or should scope change? The short answer is that the direction is validated by measured evidence, not just design reasoning, and the evidence is now real rather than projected — trained models, real accuracy numbers, and a working application, not a proposal.</w:t>
+        <w:t>This report updates Aystro's field-training engagement on automated shelf auditing: what has been built, what has been measured, and what remains open. Since the previous revision, the staged detect-then-classify architecture has moved from a single working example (Fanta) to a repeated, proven pattern — a second brand-variant classifier (XL Energy) and a new packaging-material signal have both been trained and wired into the live pipeline the same way, and a real production accuracy bug reported directly by a field user has been root-caused and fixed.</w:t>
       </w:r>
     </w:p>
     <w:p>
@@ -235,7 +235,7 @@
           <w:sz w:val="22"/>
           <w:szCs w:val="22"/>
         </w:rPr>
-        <w:t>The core architectural bet — separating "where is a product" (detection) from "what product is it" (classification), instead of one model doing both — has been built and measured against the original single-stage approach. The new detector reaches higher accuracy and precision using roughly a third of the training images the original approach needed, at a training cost increase of well under one percent of a single month's cheapest paid Roboflow plan. Adding a new flavour variant to an existing brand — demonstrated in practice for Fanta during this engagement — took hours of labelling and one small classifier, not a retrain of the core system. That is the economic case for this architecture in one sentence: catalogue growth is now a data task, not an engineering one.</w:t>
+        <w:t>The central architectural claim — that separating "where is a product" from "what product is it" keeps catalogue growth cheap — is now supported by complexity evidence, not only cost figures. Gating variant classifiers behind a routing step cut the number of classifier calls per photograph from growing with both product count and variant-classifier count (O(N×K)) to growing with product count alone (O(N)), independent of how many brands have their own flavour classifier. Measured on the same test photograph under identical conditions, this cut wall-clock classification time by 65% (40.3s to 14.2s) and now holds with two independent variant classifiers, not one. Separately, adding each new variant classifier has cost hours of labelling and one small model, not a retrain of the detector or brand classifier — repeated twice, which is the basis for calling the marginal cost of catalogue growth small and roughly constant rather than assuming it from a single example.</w:t>
       </w:r>
     </w:p>
     <w:p>
@@ -253,7 +253,7 @@
           <w:sz w:val="22"/>
           <w:szCs w:val="22"/>
         </w:rPr>
-        <w:t>The report is equally direct about what is not yet proven. Classifier-layer accuracy has not yet been formally measured (a same-day fix). Two newer signals — Coca-Cola flavour variants and packaging material — are mid-experiment and constrained by real data gaps, not model performance: the available Coca-Cola photographs turned out on inspection to be almost entirely one variant, and only two genuine glass-packaging examples exist across the whole labelled corpus. Both gaps have a known, inexpensive fix — targeted photography — rather than an open-ended research problem. A geometric packaging-format rule described in earlier work has been suspended in production because it did not generalise reliably enough; the code is kept, not discarded, pending a better approach. These are stated plainly because a credible investment case rests on knowing the real gaps, not on a report with none.</w:t>
+        <w:t>The report is equally direct about what remains open. No classifier in the current stack has a formally recorded accuracy number yet — the root cause is now understood precisely (Section 3) and the fix is known, not undiscovered. Coca-Cola flavour variants remain blocked by a genuine data gap, re-confirmed by a second independent audit this period, not a modelling limitation. And a real user-reported quality issue — Sprite cans going undetected or classified at very low confidence — was traced to a 9-to-1 imbalance between bottle and can training examples for that brand and corrected by mining real, previously unused historical data rather than commissioning new photography, which is the kind of fix this report treats as the more interesting result: not that a bug existed, but that the data pipeline built during this engagement made it diagnosable and fixable within one working session.</w:t>
       </w:r>
     </w:p>
     <w:p>
@@ -313,78 +313,7 @@
           <w:sz w:val="23"/>
           <w:szCs w:val="23"/>
         </w:rPr>
-        <w:t>The technical challenge is that this is not one problem but two, asked of every object in the photograph at once: where is it (localisation), and what is it (identity). A system that answers both questions with a single monolithic model inherits a serious commercial liability, examined next, that determines whether the product can keep pace with a retail catalogue that never stops changing.</w:t>
-      </w:r>
-    </w:p>
-    <w:p>
-      <w:pPr>
-        <w:keepNext/>
-        <w:spacing w:before="240" w:after="80"/>
-        <w:jc w:val="center"/>
-      </w:pPr>
-      <w:r>
-        <w:drawing>
-          <wp:inline xmlns:a="http://schemas.openxmlformats.org/drawingml/2006/main" xmlns:pic="http://schemas.openxmlformats.org/drawingml/2006/picture">
-            <wp:extent cx="5544000" cy="4357584"/>
-            <wp:docPr id="1" name="Picture 1"/>
-            <wp:cNvGraphicFramePr>
-              <a:graphicFrameLocks noChangeAspect="1"/>
-            </wp:cNvGraphicFramePr>
-            <a:graphic>
-              <a:graphicData uri="http://schemas.openxmlformats.org/drawingml/2006/picture">
-                <pic:pic>
-                  <pic:nvPicPr>
-                    <pic:cNvPr id="0" name="fig1_annotated_shelf.jpg"/>
-                    <pic:cNvPicPr/>
-                  </pic:nvPicPr>
-                  <pic:blipFill>
-                    <a:blip r:embed="rId9"/>
-                    <a:stretch>
-                      <a:fillRect/>
-                    </a:stretch>
-                  </pic:blipFill>
-                  <pic:spPr>
-                    <a:xfrm>
-                      <a:off x="0" y="0"/>
-                      <a:ext cx="5544000" cy="4357584"/>
-                    </a:xfrm>
-                    <a:prstGeom prst="rect"/>
-                  </pic:spPr>
-                </pic:pic>
-              </a:graphicData>
-            </a:graphic>
-          </wp:inline>
-        </w:drawing>
-      </w:r>
-    </w:p>
-    <w:p>
-      <w:pPr>
-        <w:spacing w:after="280"/>
-        <w:jc w:val="center"/>
-      </w:pPr>
-      <w:r>
-        <w:rPr>
-          <w:rFonts w:ascii="Times New Roman" w:hAnsi="Times New Roman" w:cs="Times New Roman"/>
-          <w:b/>
-          <w:bCs w:val="1"/>
-          <w:i w:val="0"/>
-          <w:color w:val="555555"/>
-          <w:sz w:val="19"/>
-          <w:szCs w:val="19"/>
-        </w:rPr>
-        <w:t xml:space="preserve">Figure 1. </w:t>
-      </w:r>
-      <w:r>
-        <w:rPr>
-          <w:rFonts w:ascii="Times New Roman" w:hAnsi="Times New Roman" w:cs="Times New Roman"/>
-          <w:b w:val="0"/>
-          <w:i/>
-          <w:iCs w:val="1"/>
-          <w:color w:val="555555"/>
-          <w:sz w:val="19"/>
-          <w:szCs w:val="19"/>
-        </w:rPr>
-        <w:t>A field capture with its detections overlaid; colour denotes brand. The density of a real audit scene — many products, tightly packed, photographed under ordinary store lighting — is the actual operating condition this system is built for, not a controlled benchmark.</w:t>
+        <w:t>The technical challenge is that this is not one problem but two, asked of every object in the photograph at once: where is it (localisation), and what is it (identity). A system that answers both questions with a single monolithic model inherits a serious liability — it must be retrained on the whole catalogue every time one product changes — that determines whether the system can keep pace with a retail catalogue that never stops changing. Section 2 describes the architecture built to avoid that liability; Section 3 measures whether it actually delivers the intended benefit.</w:t>
       </w:r>
     </w:p>
     <w:p>
@@ -493,7 +422,7 @@
           <w:sz w:val="23"/>
           <w:szCs w:val="23"/>
         </w:rPr>
-        <w:t>Stage 3 — Variant classification. Within a brand, a further classifier resolves the specific flavour or product variant. Built and shipped for Fanta during this engagement; Coca-Cola is in progress (Section 3.2).</w:t>
+        <w:t>Stage 3 — Variant classification, gated. When Stage 2 identifies a brand that has its own variant classifier, a routing step invokes that one classifier only — not every variant classifier on every crop. Two brands are wired this way today: Fanta (flavour) and XL Energy (flavour/format). A merge step then selects the variant label when one was produced, and passes the plain brand through unchanged otherwise.</w:t>
       </w:r>
     </w:p>
     <w:p>
@@ -511,7 +440,7 @@
           <w:sz w:val="23"/>
           <w:szCs w:val="23"/>
         </w:rPr>
-        <w:t>An experimental fourth signal — packaging material (glass / plastic / can), independent of brand — is under evaluation in parallel (Section 3.3).</w:t>
+        <w:t>Stage 4 — Packaging material, unconditional. A brand-independent classifier (can / plastic / glass) runs on every crop regardless of brand, since packaging material does not depend on which brand a product belongs to. Trained and live this period; not yet fused into the reported label, only exposed as a separate field (Section 3.4).</w:t>
       </w:r>
     </w:p>
     <w:p>
@@ -529,78 +458,7 @@
           <w:sz w:val="23"/>
           <w:szCs w:val="23"/>
         </w:rPr>
-        <w:t>This is implemented as a live, hierarchical Roboflow Workflow, not a proposal: a shared detector feeds crops to a brand classifier and a flavour classifier running in parallel, and a small merge step selects the flavour label only when the brand it belongs to actually has one, otherwise passing the plain brand through unchanged. Restricting brand-variant comparison to one manufacturer's catalogue rather than the entire market also reduces visual confusion between candidates.</w:t>
-      </w:r>
-    </w:p>
-    <w:p>
-      <w:pPr>
-        <w:keepNext/>
-        <w:spacing w:before="240" w:after="80"/>
-        <w:jc w:val="center"/>
-      </w:pPr>
-      <w:r>
-        <w:drawing>
-          <wp:inline xmlns:a="http://schemas.openxmlformats.org/drawingml/2006/main" xmlns:pic="http://schemas.openxmlformats.org/drawingml/2006/picture">
-            <wp:extent cx="5544000" cy="2895200"/>
-            <wp:docPr id="2" name="Picture 2"/>
-            <wp:cNvGraphicFramePr>
-              <a:graphicFrameLocks noChangeAspect="1"/>
-            </wp:cNvGraphicFramePr>
-            <a:graphic>
-              <a:graphicData uri="http://schemas.openxmlformats.org/drawingml/2006/picture">
-                <pic:pic>
-                  <pic:nvPicPr>
-                    <pic:cNvPr id="0" name="fig3_pipeline.png"/>
-                    <pic:cNvPicPr/>
-                  </pic:nvPicPr>
-                  <pic:blipFill>
-                    <a:blip r:embed="rId10"/>
-                    <a:stretch>
-                      <a:fillRect/>
-                    </a:stretch>
-                  </pic:blipFill>
-                  <pic:spPr>
-                    <a:xfrm>
-                      <a:off x="0" y="0"/>
-                      <a:ext cx="5544000" cy="2895200"/>
-                    </a:xfrm>
-                    <a:prstGeom prst="rect"/>
-                  </pic:spPr>
-                </pic:pic>
-              </a:graphicData>
-            </a:graphic>
-          </wp:inline>
-        </w:drawing>
-      </w:r>
-    </w:p>
-    <w:p>
-      <w:pPr>
-        <w:spacing w:after="280"/>
-        <w:jc w:val="center"/>
-      </w:pPr>
-      <w:r>
-        <w:rPr>
-          <w:rFonts w:ascii="Times New Roman" w:hAnsi="Times New Roman" w:cs="Times New Roman"/>
-          <w:b/>
-          <w:bCs w:val="1"/>
-          <w:i w:val="0"/>
-          <w:color w:val="555555"/>
-          <w:sz w:val="19"/>
-          <w:szCs w:val="19"/>
-        </w:rPr>
-        <w:t xml:space="preserve">Figure 2. </w:t>
-      </w:r>
-      <w:r>
-        <w:rPr>
-          <w:rFonts w:ascii="Times New Roman" w:hAnsi="Times New Roman" w:cs="Times New Roman"/>
-          <w:b w:val="0"/>
-          <w:i/>
-          <w:iCs w:val="1"/>
-          <w:color w:val="555555"/>
-          <w:sz w:val="19"/>
-          <w:szCs w:val="19"/>
-        </w:rPr>
-        <w:t>Block diagram of the staged pipeline: class-agnostic detection, region cropping, brand classification, and variant classification, with packaging material as an independent, parallel signal rather than a further narrowing of the same decision.</w:t>
+        <w:t>This is implemented as a live, hierarchical Roboflow Workflow, not a proposal. The gating in Stage 3 is the architectural change measured in Section 3.5: it is what keeps the number of classifier calls from scaling with the number of variant classifiers deployed, which matters increasingly as more brands get their own flavour classifier.</w:t>
       </w:r>
     </w:p>
     <w:p>
@@ -1081,7 +939,7 @@
           <w:sz w:val="23"/>
           <w:szCs w:val="23"/>
         </w:rPr>
-        <w:t>The current architecture reaches higher precision and overall accuracy using roughly a third of the training images the original approach needed — a genuine data-efficiency result, not merely a design argument. Recall is slightly lower, and the honest explanation is a data-migration gap rather than an architectural weakness: the class-agnostic project currently holds only 226 raw images, while the original brand-classed project had grown to 1,191 annotated images by its most mature version. Roughly 800 already-labelled images have not yet been carried over. Migrating them is inexpensive — a programmatic relabel to a single "product" class, not new annotation work — and is the highest-value near-term action identified in this report (Section 7).</w:t>
+        <w:t>The current architecture reaches higher precision and overall accuracy using roughly a third of the training images the original approach needed — a genuine data-efficiency result, not merely a design argument. Recall is slightly lower, and the honest explanation is a data-migration gap rather than an architectural weakness: the class-agnostic project currently holds only 226 raw images, while the original brand-classed project had grown to 1,191 annotated images by its most mature version. Roughly 800 already-labelled images have not yet been carried over. Migrating them is inexpensive — a programmatic relabel to a single "product" class, not new annotation work — and remains the highest-value near-term action identified in this report (Section 8).</w:t>
       </w:r>
     </w:p>
     <w:p>
@@ -1100,7 +958,7 @@
           <w:sz w:val="24"/>
           <w:szCs w:val="24"/>
         </w:rPr>
-        <w:t>3.2 Classifier accuracy: a known, closeable gap</w:t>
+        <w:t>3.2 Classifier accuracy: root cause identified, fix known</w:t>
       </w:r>
     </w:p>
     <w:p>
@@ -1118,7 +976,7 @@
           <w:sz w:val="23"/>
           <w:szCs w:val="23"/>
         </w:rPr>
-        <w:t>The brand classifier (Stage 2) and the Fanta flavour classifier (Stage 3) are both trained and serving live traffic, but neither has a formally recorded accuracy evaluation yet — the training platform tracks this separately from the training run itself, and that follow-up step has not been run. This report states that plainly rather than substituting an estimate: no classifier accuracy figure is claimed here that has not been measured. Running the missing evaluation is a same-day task and the first item on the roadmap in Section 7.</w:t>
+        <w:t>Every classifier in the current stack — brand, Fanta flavour, XL Energy flavour, packaging material — is trained and serving live traffic, but none has a formally recorded accuracy evaluation. This was investigated properly this period rather than left as an open question: the training platform's automatic model-evaluation step, which is what populates accuracy metrics for a classifier, is a paid-plan feature that runs automatically at training time and has no manual trigger to run afterward. Every classifier trained so far predates that entitlement, so none were evaluated when they were trained. This is a plan-tier gap, not a missing engineering step, and it affects all four classifiers identically, not one in isolation. No classifier accuracy figure is claimed anywhere in this report that has not actually been measured; closing this is the first item in Section 8.</w:t>
       </w:r>
     </w:p>
     <w:p>
@@ -1136,7 +994,7 @@
           <w:sz w:val="23"/>
           <w:szCs w:val="23"/>
         </w:rPr>
-        <w:t>A second classifier, for Coca-Cola flavour variants, was built and seeded with the available labelled photography, then audited by hand before training. That audit found the available Coca-Cola images were almost entirely one variant ("classic") with negligible real diversity — so rather than train a flavour classifier the data cannot actually support, the project was left as a single class pending genuinely varied new photography. This is a data-collection gap, not a modelling one, and is called out explicitly in Section 6.</w:t>
+        <w:t>A separate classifier, for Coca-Cola flavour variants, was built and re-examined this period specifically because the question was asked again: is there real variant diversity in the data, or was the earlier finding premature? A second, independent visual audit — sorting all 301 available Coca-Cola crops by dominant colour, the strongest available signal for this distinction (classic is red, Zero is black, Diet/Light is silver) — found the same result as before: about 95% classic, zero confirmed Zero examples, and the one plausible silver cluster turned out on direct inspection to be glare on ordinary red bottles, not real cans. The conclusion is unchanged, but it is now independently re-verified rather than resting on a single earlier pass: this is a photography gap, not a labelling or modelling one.</w:t>
       </w:r>
     </w:p>
     <w:p>
@@ -1155,7 +1013,7 @@
           <w:sz w:val="24"/>
           <w:szCs w:val="24"/>
         </w:rPr>
-        <w:t>3.3 Packaging-material classifier: an experiment in progress</w:t>
+        <w:t>3.3 Sprite-can detection: a real user-reported bug, root-caused and fixed</w:t>
       </w:r>
     </w:p>
     <w:p>
@@ -1173,7 +1031,7 @@
           <w:sz w:val="23"/>
           <w:szCs w:val="23"/>
         </w:rPr>
-        <w:t>A new, independent signal — packaging material (glass, plastic, or can) — is being evaluated separately from brand and flavour, on the basis that material is brand-independent: a plastic bottle looks plastic regardless of manufacturer, so one shared classifier serves every brand and every future brand added to the catalogue, rather than needing a per-brand model.</w:t>
+        <w:t>A field user reported, with real production screenshots, that Sprite cans specifically were sometimes missed entirely and sometimes classified at confidence as low as 20%, and that this had been happening for at least several days rather than being new. This is the kind of failure that only shows up against real, uncontrolled field data — training-time metrics for the classifier gave no indication of it.</w:t>
       </w:r>
     </w:p>
     <w:p>
@@ -1191,7 +1049,25 @@
           <w:sz w:val="23"/>
           <w:szCs w:val="23"/>
         </w:rPr>
-        <w:t>A full visual audit of the 1,608 images available across all six brands found only two genuine glass-packaging examples in the entire corpus — far too few to train a reliable glass class. Rather than force those two images into a mislabelled bucket or overstate a third category, the experiment was scoped down to a two-class problem, plastic versus can, with a workable, roughly balanced split of 860 plastic and 746 can images. Image upload for this experiment is complete; labelling and training are in progress at the time of writing. This is reported as an open, honest in-progress item, not a finished result.</w:t>
+        <w:t>The cause was found by the same visual-audit method used elsewhere in this engagement: sorting a sample of the brand classifier's Sprite training images by aspect ratio. Only about 10% were genuine cans; the rest were bottles. The classifier's internal notion of "Sprite" was effectively bottle-shaped, which explains both symptoms the user reported. Rather than commission new can photography, the fix mined 77 real Sprite-can crops out of an older, richer dataset from the original brand-classed detector — never migrated into the classifier project — matching, rescaling, and re-cropping them at their correct coordinates before adding them to the training set. This nearly tripled the class's can representation (from roughly 10% to roughly 23% of Sprite images) without a single new photograph. The retrained classifier is live and was re-verified against a real test photograph before being considered complete.</w:t>
+      </w:r>
+    </w:p>
+    <w:p>
+      <w:pPr>
+        <w:keepNext w:val="0"/>
+        <w:spacing w:after="160" w:before="0" w:line="348" w:lineRule="auto"/>
+        <w:jc w:val="both"/>
+      </w:pPr>
+      <w:r>
+        <w:rPr>
+          <w:rFonts w:ascii="Times New Roman" w:hAnsi="Times New Roman" w:cs="Times New Roman"/>
+          <w:b w:val="0"/>
+          <w:i w:val="0"/>
+          <w:color w:val="111111"/>
+          <w:sz w:val="23"/>
+          <w:szCs w:val="23"/>
+        </w:rPr>
+        <w:t>This is included as the clearest evidence in this report that fixing a real production issue does not always mean gathering new data: it can mean finding data that already exists but was never connected to where it was needed.</w:t>
       </w:r>
     </w:p>
     <w:p>
@@ -1210,7 +1086,7 @@
           <w:sz w:val="24"/>
           <w:szCs w:val="24"/>
         </w:rPr>
-        <w:t>3.4 Engineering maturity: caught, fixed, and verified against live data</w:t>
+        <w:t>3.4 Packaging-material classifier: trained and live</w:t>
       </w:r>
     </w:p>
     <w:p>
@@ -1228,7 +1104,62 @@
           <w:sz w:val="23"/>
           <w:szCs w:val="23"/>
         </w:rPr>
-        <w:t>Two incidents from this engagement are included deliberately, as evidence of process rather than as embarrassments to omit. First, a defect in the workflow's custom merge logic was silently turning full class names into single stray characters in the live application; it was diagnosed from a user report, root-caused to a data-shape assumption that training-time metrics could not have caught, fixed, and verified against a real photograph within the same working session. Second, a geometric rule for distinguishing packaging formats by box shape — a promising result on the specific example it was measured against — did not generalise reliably enough in broader use and has been suspended in production while a more accurate approach is developed; the code and its tests are kept intact, not deleted, for that follow-up. Both are the kind of finding a system only surfaces once it is actually run against real, uncontrolled data — which is itself part of the evidence that this project has moved past the design stage.</w:t>
+        <w:t>The packaging-material signal (can, plastic, or glass), reported last time as an in-progress experiment, is now trained and wired into the live pipeline as an unconditional, brand-independent branch, since packaging material does not depend on brand. A full visual audit of the available brand-classifier crops found only two genuine glass examples across the entire corpus — far too few to train a reliable glass class — so the classifier was scoped to a two-class plastic-versus-can problem with a workable, balanced split (844 plastic, 737 can in the final trained dataset; 22 pre-existing glass-labelled images were preserved separately rather than forced into either class). Verified live against a real shelf photograph, the packaging predictions plausibly match the actual product mix on the shelf. The signal is exposed as its own field in the pipeline output; it is not yet fused into a single reported label, which is the next integration step (Section 8).</w:t>
+      </w:r>
+    </w:p>
+    <w:p>
+      <w:pPr>
+        <w:keepNext/>
+        <w:spacing w:before="240" w:after="140"/>
+        <w:jc w:val="left"/>
+      </w:pPr>
+      <w:r>
+        <w:rPr>
+          <w:rFonts w:ascii="Times New Roman" w:hAnsi="Times New Roman" w:cs="Times New Roman"/>
+          <w:b/>
+          <w:bCs w:val="1"/>
+          <w:i w:val="0"/>
+          <w:color w:val="1A3A5C"/>
+          <w:sz w:val="24"/>
+          <w:szCs w:val="24"/>
+        </w:rPr>
+        <w:t>3.5 Complexity: what the routing change actually bought</w:t>
+      </w:r>
+    </w:p>
+    <w:p>
+      <w:pPr>
+        <w:keepNext w:val="0"/>
+        <w:spacing w:after="160" w:before="0" w:line="348" w:lineRule="auto"/>
+        <w:jc w:val="both"/>
+      </w:pPr>
+      <w:r>
+        <w:rPr>
+          <w:rFonts w:ascii="Times New Roman" w:hAnsi="Times New Roman" w:cs="Times New Roman"/>
+          <w:b w:val="0"/>
+          <w:i w:val="0"/>
+          <w:color w:val="111111"/>
+          <w:sz w:val="23"/>
+          <w:szCs w:val="23"/>
+        </w:rPr>
+        <w:t>Before this period, every classifier that could apply to a brand ran on every crop of that brand, unconditionally — a photograph with N detected products and K brand-specific variant classifiers issued up to N×K classifier calls, growing in both dimensions at once. This was measured directly, not assumed: on a real 60-crop test photograph, the Fanta flavour classifier ran on all 60 crops even though only 12 were actually Fanta.</w:t>
+      </w:r>
+    </w:p>
+    <w:p>
+      <w:pPr>
+        <w:keepNext w:val="0"/>
+        <w:spacing w:after="160" w:before="0" w:line="348" w:lineRule="auto"/>
+        <w:jc w:val="both"/>
+      </w:pPr>
+      <w:r>
+        <w:rPr>
+          <w:rFonts w:ascii="Times New Roman" w:hAnsi="Times New Roman" w:cs="Times New Roman"/>
+          <w:b w:val="0"/>
+          <w:i w:val="0"/>
+          <w:color w:val="111111"/>
+          <w:sz w:val="23"/>
+          <w:szCs w:val="23"/>
+        </w:rPr>
+        <w:t>Gating each variant classifier behind a routing step, so it only executes for crops the brand classifier has already identified as belonging to it, changes the call count to grow with N alone — independent of K, the number of variant classifiers deployed. On the same 60-crop test photograph under identical conditions, this measured a 65% reduction in wall-clock classification time (40.3s to 14.2s) with byte-identical output to the unconditional baseline. The result was not a one-off: the same routing pattern was applied a second time this period to add the XL Energy classifier alongside Fanta, and the gain holds with two variant classifiers active rather than one. Every further brand-variant classifier added to the pipeline is now expected to cost roughly the same fixed overhead rather than adding to every other classifier's workload.</w:t>
       </w:r>
     </w:p>
     <w:p>
@@ -1265,7 +1196,7 @@
           <w:sz w:val="23"/>
           <w:szCs w:val="23"/>
         </w:rPr>
-        <w:t>The central commercial risk in any catalogue-driven product is that growth becomes expensive: every new SKU, every new market, every new customer could in principle demand new engineering. This architecture was specifically chosen to avoid that, and the claim is backed by this engagement's own measured costs rather than a projection.</w:t>
+        <w:t>The central commercial risk in any catalogue-driven product is that growth becomes expensive: every new SKU, every new market, every new customer could in principle demand new engineering. This architecture was specifically chosen to avoid that, and the claim is backed by this engagement's own measured costs, now covering five trained models rather than three.</w:t>
       </w:r>
     </w:p>
     <w:p>
@@ -1547,7 +1478,7 @@
                 <w:sz w:val="20"/>
                 <w:szCs w:val="20"/>
               </w:rPr>
-              <w:t>Brand classifier (Stage 2)</w:t>
+              <w:t>Brand classifier (current version)</w:t>
             </w:r>
           </w:p>
         </w:tc>
@@ -1618,7 +1549,7 @@
                 <w:sz w:val="20"/>
                 <w:szCs w:val="20"/>
               </w:rPr>
-              <w:t>Fanta flavour classifier (Stage 3)</w:t>
+              <w:t>Fanta flavour classifier</w:t>
             </w:r>
           </w:p>
         </w:tc>
@@ -1669,6 +1600,148 @@
           </w:p>
         </w:tc>
       </w:tr>
+      <w:tr>
+        <w:tc>
+          <w:tcPr>
+            <w:tcW w:type="dxa" w:w="2986"/>
+          </w:tcPr>
+          <w:p>
+            <w:pPr>
+              <w:spacing w:before="60" w:after="60"/>
+              <w:jc w:val="left"/>
+            </w:pPr>
+            <w:r/>
+            <w:r>
+              <w:rPr>
+                <w:rFonts w:ascii="Times New Roman" w:hAnsi="Times New Roman" w:cs="Times New Roman"/>
+                <w:b w:val="0"/>
+                <w:i w:val="0"/>
+                <w:color w:val="111111"/>
+                <w:sz w:val="20"/>
+                <w:szCs w:val="20"/>
+              </w:rPr>
+              <w:t>XL Energy variant classifier</w:t>
+            </w:r>
+          </w:p>
+        </w:tc>
+        <w:tc>
+          <w:tcPr>
+            <w:tcW w:type="dxa" w:w="2986"/>
+          </w:tcPr>
+          <w:p>
+            <w:pPr>
+              <w:spacing w:before="60" w:after="60"/>
+              <w:jc w:val="left"/>
+            </w:pPr>
+            <w:r/>
+            <w:r>
+              <w:rPr>
+                <w:rFonts w:ascii="Times New Roman" w:hAnsi="Times New Roman" w:cs="Times New Roman"/>
+                <w:b w:val="0"/>
+                <w:i w:val="0"/>
+                <w:color w:val="111111"/>
+                <w:sz w:val="20"/>
+                <w:szCs w:val="20"/>
+              </w:rPr>
+              <w:t>4.4 min</w:t>
+            </w:r>
+          </w:p>
+        </w:tc>
+        <w:tc>
+          <w:tcPr>
+            <w:tcW w:type="dxa" w:w="2986"/>
+          </w:tcPr>
+          <w:p>
+            <w:pPr>
+              <w:spacing w:before="60" w:after="60"/>
+              <w:jc w:val="left"/>
+            </w:pPr>
+            <w:r/>
+            <w:r>
+              <w:rPr>
+                <w:rFonts w:ascii="Times New Roman" w:hAnsi="Times New Roman" w:cs="Times New Roman"/>
+                <w:b w:val="0"/>
+                <w:i w:val="0"/>
+                <w:color w:val="111111"/>
+                <w:sz w:val="20"/>
+                <w:szCs w:val="20"/>
+              </w:rPr>
+              <w:t>0.15</w:t>
+            </w:r>
+          </w:p>
+        </w:tc>
+      </w:tr>
+      <w:tr>
+        <w:tc>
+          <w:tcPr>
+            <w:tcW w:type="dxa" w:w="2986"/>
+          </w:tcPr>
+          <w:p>
+            <w:pPr>
+              <w:spacing w:before="60" w:after="60"/>
+              <w:jc w:val="left"/>
+            </w:pPr>
+            <w:r/>
+            <w:r>
+              <w:rPr>
+                <w:rFonts w:ascii="Times New Roman" w:hAnsi="Times New Roman" w:cs="Times New Roman"/>
+                <w:b w:val="0"/>
+                <w:i w:val="0"/>
+                <w:color w:val="111111"/>
+                <w:sz w:val="20"/>
+                <w:szCs w:val="20"/>
+              </w:rPr>
+              <w:t>Packaging-material classifier</w:t>
+            </w:r>
+          </w:p>
+        </w:tc>
+        <w:tc>
+          <w:tcPr>
+            <w:tcW w:type="dxa" w:w="2986"/>
+          </w:tcPr>
+          <w:p>
+            <w:pPr>
+              <w:spacing w:before="60" w:after="60"/>
+              <w:jc w:val="left"/>
+            </w:pPr>
+            <w:r/>
+            <w:r>
+              <w:rPr>
+                <w:rFonts w:ascii="Times New Roman" w:hAnsi="Times New Roman" w:cs="Times New Roman"/>
+                <w:b w:val="0"/>
+                <w:i w:val="0"/>
+                <w:color w:val="111111"/>
+                <w:sz w:val="20"/>
+                <w:szCs w:val="20"/>
+              </w:rPr>
+              <w:t>7.0 min</w:t>
+            </w:r>
+          </w:p>
+        </w:tc>
+        <w:tc>
+          <w:tcPr>
+            <w:tcW w:type="dxa" w:w="2986"/>
+          </w:tcPr>
+          <w:p>
+            <w:pPr>
+              <w:spacing w:before="60" w:after="60"/>
+              <w:jc w:val="left"/>
+            </w:pPr>
+            <w:r/>
+            <w:r>
+              <w:rPr>
+                <w:rFonts w:ascii="Times New Roman" w:hAnsi="Times New Roman" w:cs="Times New Roman"/>
+                <w:b w:val="0"/>
+                <w:i w:val="0"/>
+                <w:color w:val="111111"/>
+                <w:sz w:val="20"/>
+                <w:szCs w:val="20"/>
+              </w:rPr>
+              <w:t>0.23</w:t>
+            </w:r>
+          </w:p>
+        </w:tc>
+      </w:tr>
     </w:tbl>
     <w:p>
       <w:pPr>
@@ -1690,7 +1763,7 @@
           <w:sz w:val="23"/>
           <w:szCs w:val="23"/>
         </w:rPr>
-        <w:t>The entire current three-model production stack has cost roughly 2 credits (about one hour of GPU time) to train, in total, ever — a small fraction of a single month's allowance on even the cheapest paid plan. Moving from one model to three did not meaningfully raise training cost while measurably raising accuracy (Section 3.1). Current dollar pricing changes independently of this report and should always be checked directly against Roboflow's published rates rather than quoted here as a fixed figure.</w:t>
+        <w:t>The full five-model production stack has cost roughly 2.8 credits (under an hour and a half of GPU time) to train, in total, ever — a small fraction of a single month's allowance on even the cheapest paid plan. Growing from one model to five did not meaningfully raise training cost while measurably raising both accuracy and product coverage. Current dollar pricing changes independently of this report and should always be checked directly against Roboflow's published rates rather than quoted here as a fixed figure.</w:t>
       </w:r>
     </w:p>
     <w:p>
@@ -1708,7 +1781,7 @@
           <w:sz w:val="23"/>
           <w:szCs w:val="23"/>
         </w:rPr>
-        <w:t>The more consequential number for an investor is the marginal cost of catalogue growth, and this engagement produced a direct, not hypothetical, data point: adding Fanta flavour differentiation — a new axis of product identity — required labelling a few hundred already-available product images and training one small classifier, wired into the pipeline as a parallel step. No change to the detector or the brand classifier was needed. It was completed within hours, not weeks. The same pattern applies to onboarding an entirely new company: the backing database is multi-tenant by design, so a new customer is a data-entry operation, not a code change.</w:t>
+        <w:t>The more consequential number is the marginal cost of catalogue growth, and this period turned a single data point into a repeated pattern: adding XL Energy variant differentiation cost the same shape of work as Fanta did previously — labelling a few hundred already-available crops and training one small classifier, wired in as a routed step, with no change to the detector or brand classifier. Both were completed within hours, not weeks, and the fixed per-addition overhead is now the complexity result in Section 3.5, not only an economic observation. The same pattern applies to onboarding an entirely new company: the backing database is multi-tenant by design, so a new customer is a data-entry operation, not a code change.</w:t>
       </w:r>
     </w:p>
     <w:p>
@@ -1726,7 +1799,7 @@
           <w:sz w:val="23"/>
           <w:szCs w:val="23"/>
         </w:rPr>
-        <w:t>One cost is real and not yet measured, and is stated here rather than left out: the current pipeline issues a brand-classification and a flavour-classification call for every detected product in a photograph, not once per photograph, so a busy shelf with twenty products now triggers meaningfully more classification calls than the original single-model approach. This should be measured directly from live workflow usage before it is quoted as a number, and is flagged as an open item in Section 6.</w:t>
+        <w:t>One cost is real and not yet measured, and is stated here rather than left out: the pipeline now issues a brand-classification call and, unconditionally, a packaging-classification call for every detected product in a photograph, plus a variant-classification call when the routing step fires. A busy shelf with twenty products triggers meaningfully more classification calls than the original single-model approach. This should be measured directly from live workflow usage before it is quoted as a number, and remains an open item (Section 6).</w:t>
       </w:r>
     </w:p>
     <w:p>
@@ -1781,7 +1854,7 @@
           <w:sz w:val="23"/>
           <w:szCs w:val="23"/>
         </w:rPr>
-        <w:t>Since the start of this engagement the application has grown past initial capture-and-review into reporting the business actually asked for: a Submissions view so a company administrator can see what a field representative actually recorded (previously, captured data was written to the database but nothing in the application read it back), and a brand-to-variant Share-of-Shelf report giving each brand's overall percentage of shelf space broken down into the specific variants the pipeline currently distinguishes. A low-quality capture warning — a photograph shot too far from the shelf to count reliably — was also upgraded from an easy-to-miss notification to a dialog the representative must actively dismiss, directly reducing a source of silent undercounting in the field.</w:t>
+        <w:t>Since the previous revision the application has grown past initial capture-and-review into reporting the business actually asked for: a Submissions view so a company administrator can see what a field representative actually recorded (previously, captured data was written to the database but nothing in the application read it back), and a brand-to-variant Share-of-Shelf report giving each brand's overall percentage of shelf space broken down into the specific variants the pipeline currently distinguishes. A low-quality capture warning — a photograph shot too far from the shelf to count reliably — was also upgraded from an easy-to-miss notification to a dialog the representative must actively dismiss, directly reducing a source of silent undercounting in the field.</w:t>
       </w:r>
     </w:p>
     <w:p>
@@ -1794,7 +1867,7 @@
         <w:drawing>
           <wp:inline xmlns:a="http://schemas.openxmlformats.org/drawingml/2006/main" xmlns:pic="http://schemas.openxmlformats.org/drawingml/2006/picture">
             <wp:extent cx="3891120" cy="5580000"/>
-            <wp:docPr id="3" name="Picture 3"/>
+            <wp:docPr id="1" name="Picture 1"/>
             <wp:cNvGraphicFramePr>
               <a:graphicFrameLocks noChangeAspect="1"/>
             </wp:cNvGraphicFramePr>
@@ -1806,7 +1879,7 @@
                     <pic:cNvPicPr/>
                   </pic:nvPicPr>
                   <pic:blipFill>
-                    <a:blip r:embed="rId11"/>
+                    <a:blip r:embed="rId9"/>
                     <a:stretch>
                       <a:fillRect/>
                     </a:stretch>
@@ -1840,7 +1913,7 @@
           <w:sz w:val="19"/>
           <w:szCs w:val="19"/>
         </w:rPr>
-        <w:t xml:space="preserve">Figure 3. </w:t>
+        <w:t xml:space="preserve">Figure 1. </w:t>
       </w:r>
       <w:r>
         <w:rPr>
@@ -1852,7 +1925,7 @@
           <w:sz w:val="19"/>
           <w:szCs w:val="19"/>
         </w:rPr>
-        <w:t>The application reviewing a live capture, with detections and a share-of-shelf summary computed beneath — the point at which an automated count becomes a number a person has actually verified before it is reported.</w:t>
+        <w:t>The application reviewing a live capture — 75 detections returned for one cooler, with brand-confidence shares computed beneath. The label crowding visible here is itself real evidence for why a human-reviewed editor, not fully automated acceptance, is the right design for dense shelf scenes.</w:t>
       </w:r>
     </w:p>
     <w:p>
@@ -1907,7 +1980,7 @@
           <w:sz w:val="23"/>
           <w:szCs w:val="23"/>
         </w:rPr>
-        <w:t>1. Classifier accuracy is unmeasured. The brand and Fanta-flavour classifiers are live but have no recorded evaluation. Closing this is a same-day task with no dependency on new data.</w:t>
+        <w:t>1. Classifier accuracy is unmeasured, for a known and specific reason. All four classifiers in the current stack are live with no recorded evaluation, because automatic evaluation is gated behind a plan tier this workspace does not currently have. Closing this requires either a plan upgrade or accepting no accuracy figure can be cited for now — it is not an open research question.</w:t>
       </w:r>
     </w:p>
     <w:p>
@@ -1943,7 +2016,7 @@
           <w:sz w:val="23"/>
           <w:szCs w:val="23"/>
         </w:rPr>
-        <w:t>3. The packaging-material classifier is untrained and, more fundamentally, has almost no glass examples to learn from — two images across the entire labelled corpus. Plastic-versus-can is workable with existing data; a genuine glass class requires targeted new photography, not more labelling of what already exists.</w:t>
+        <w:t>3. Coca-Cola flavour variety does not exist in the current data, confirmed twice. Two independent audits, months apart, found the same result: the available photographs are almost entirely one variant. The fix is targeted new photography of the missing variants, not relabelling existing images, which has already been ruled out.</w:t>
       </w:r>
     </w:p>
     <w:p>
@@ -1961,7 +2034,7 @@
           <w:sz w:val="23"/>
           <w:szCs w:val="23"/>
         </w:rPr>
-        <w:t>4. Coca-Cola flavour variety does not exist in the current data. The available photographs are almost entirely one variant. This is the same fix as item 3 — new photography of the missing variants — and should not be attempted by relabelling existing images, which the audit already ruled out.</w:t>
+        <w:t>4. The XL Energy variant classifier is trained but heavily imbalanced. One class (xl-classic) holds 85% of the labelled examples; three of the five classes have fewer than a dozen examples each. It is live and usable but would benefit from targeted photography of the underrepresented variants, the same category of gap as item 3.</w:t>
       </w:r>
     </w:p>
     <w:p>
@@ -1979,7 +2052,25 @@
           <w:sz w:val="23"/>
           <w:szCs w:val="23"/>
         </w:rPr>
-        <w:t>5. Per-product inference cost at scale has not been measured. The architecture change moved from one classification call per photograph to several per detected product; the real cost impact should be measured from live usage before it is used in a cost projection.</w:t>
+        <w:t>5. Per-product inference cost at scale has not been measured. The pipeline now issues a brand call, an unconditional packaging call, and sometimes a variant call for every detected product; the real cost impact should be measured from live usage before it is used in a cost projection.</w:t>
+      </w:r>
+    </w:p>
+    <w:p>
+      <w:pPr>
+        <w:keepNext w:val="0"/>
+        <w:spacing w:after="120" w:before="0" w:line="348" w:lineRule="auto"/>
+        <w:jc w:val="both"/>
+      </w:pPr>
+      <w:r>
+        <w:rPr>
+          <w:rFonts w:ascii="Times New Roman" w:hAnsi="Times New Roman" w:cs="Times New Roman"/>
+          <w:b w:val="0"/>
+          <w:i w:val="0"/>
+          <w:color w:val="111111"/>
+          <w:sz w:val="23"/>
+          <w:szCs w:val="23"/>
+        </w:rPr>
+        <w:t>6. Packaging material is measured but not yet fused into the reported label. The field exists in the pipeline output and has been verified live, but the application does not yet combine it with brand and variant into one final classification — that integration work is not started.</w:t>
       </w:r>
     </w:p>
     <w:p>
@@ -1998,7 +2089,7 @@
           <w:sz w:val="28"/>
           <w:szCs w:val="28"/>
         </w:rPr>
-        <w:t>7. Recommendation and Next Steps</w:t>
+        <w:t>7. Challenges Encountered</w:t>
       </w:r>
     </w:p>
     <w:p>
@@ -2016,7 +2107,7 @@
           <w:sz w:val="23"/>
           <w:szCs w:val="23"/>
         </w:rPr>
-        <w:t>The recommendation is to continue the current architecture. The evidence in this report is that it is not a trade-off between cost and accuracy against the original approach — it is measurably more accurate on a third of the training data, at a training-cost increase too small to matter, and it has already demonstrated in practice, not in theory, that catalogue growth is cheap: the Fanta flavour layer was added in hours. The open items in Section 6 are specific, individually inexpensive, and none of them point to a flaw in the underlying design.</w:t>
+        <w:t>The two hardest problems this period were not algorithmic; they were about figuring out what the data and the platform were actually doing, as opposed to what they were assumed to be doing.</w:t>
       </w:r>
     </w:p>
     <w:p>
@@ -2034,7 +2125,7 @@
           <w:sz w:val="23"/>
           <w:szCs w:val="23"/>
         </w:rPr>
-        <w:t>Proposed order of work: first, run the missing classifier evaluation and migrate the roughly 800 unmigrated detector images, retraining the detector against the fuller dataset — both are days of work with no new data collection required and directly close Sections 6.1 and 6.2. Second, decide whether to fund a short, targeted photography pass covering genuine Coca-Cola flavour variants and glass-packaged products specifically; without it, those two experiments cannot progress further regardless of engineering effort, since the constraint is data that does not yet exist, not model capability. Third, measure real per-photograph inference cost from live usage once volume justifies it, to keep the economics in Section 4 current rather than assumed.</w:t>
+        <w:t>The first was diagnosing failures whose visible symptom pointed away from the real cause. The Sprite-can issue looked, from the user's report alone, like it could be a detector problem, a confidence-threshold problem, or a labelling error — it took an aspect-ratio audit of the actual training images to find that it was a class-composition imbalance (roughly nine bottle examples for every can example), which is not visible from looking at the model's predictions or its training metrics, only from looking directly at what the model was shown during training. The same pattern held for the Coca-Cola flavour question: the intuitive read was "the classifier needs more training," but the actual constraint was that the underlying photography does not contain the variants being asked for. Both cases point to the same lesson — when a model underperforms on a specific class, auditing that class's training data directly is more informative than tuning the model.</w:t>
       </w:r>
     </w:p>
     <w:p>
@@ -2052,7 +2143,98 @@
           <w:sz w:val="23"/>
           <w:szCs w:val="23"/>
         </w:rPr>
-        <w:t>What this report asks of leadership is a decision to continue funding the current direction on the strength of measured results rather than a promising design. What it offers an investor is a concrete answer to "does the core technology work": yes, measurably, at a training cost too small to be a meaningful line item, with a demonstrated, not projected, path to adding new products cheaply — and a team that finds its own defects, states its own gaps, and fixes rather than hides them.</w:t>
+        <w:t>The second was a genuine platform constraint rather than a bug in this project's own work: the training platform's per-classifier accuracy evaluation only runs automatically at training time and only on a paid plan tier this workspace does not currently hold, with no way to trigger it retroactively on an already-finished training. This means every classifier trained to date — brand, Fanta, XL Energy, packaging — has zero measured accuracy, not because evaluation was skipped, but because the platform never ran it. Discovering this took ruling out several more likely-looking explanations first (a missing manual step, a tool limitation) before confirming it against the platform's own documented feature tiers. This is now a known, named constraint rather than an open question, but it directly limits what can be claimed about classifier accuracy in this report.</w:t>
+      </w:r>
+    </w:p>
+    <w:p>
+      <w:pPr>
+        <w:keepNext w:val="0"/>
+        <w:spacing w:after="160" w:before="0" w:line="348" w:lineRule="auto"/>
+        <w:jc w:val="both"/>
+      </w:pPr>
+      <w:r>
+        <w:rPr>
+          <w:rFonts w:ascii="Times New Roman" w:hAnsi="Times New Roman" w:cs="Times New Roman"/>
+          <w:b w:val="0"/>
+          <w:i w:val="0"/>
+          <w:color w:val="111111"/>
+          <w:sz w:val="23"/>
+          <w:szCs w:val="23"/>
+        </w:rPr>
+        <w:t>A third, smaller challenge was working within a hosted platform's real limits during large data operations — for example, bulk-relabelling over a thousand images for the packaging-material classifier surfaced session- and permission-scoping behaviour that was not obvious in advance and had to be worked around mid-task. None of these were architecturally significant, but they were a reminder that a meaningful share of this kind of engineering work is discovering how the underlying platform actually behaves, not only writing the pipeline logic on top of it.</w:t>
+      </w:r>
+    </w:p>
+    <w:p>
+      <w:pPr>
+        <w:keepNext/>
+        <w:spacing w:before="360" w:after="140"/>
+        <w:jc w:val="left"/>
+      </w:pPr>
+      <w:r>
+        <w:rPr>
+          <w:rFonts w:ascii="Times New Roman" w:hAnsi="Times New Roman" w:cs="Times New Roman"/>
+          <w:b/>
+          <w:bCs w:val="1"/>
+          <w:i w:val="0"/>
+          <w:color w:val="1A3A5C"/>
+          <w:sz w:val="28"/>
+          <w:szCs w:val="28"/>
+        </w:rPr>
+        <w:t>8. Recommendation, Next Steps, and What We Need</w:t>
+      </w:r>
+    </w:p>
+    <w:p>
+      <w:pPr>
+        <w:keepNext w:val="0"/>
+        <w:spacing w:after="160" w:before="0" w:line="348" w:lineRule="auto"/>
+        <w:jc w:val="both"/>
+      </w:pPr>
+      <w:r>
+        <w:rPr>
+          <w:rFonts w:ascii="Times New Roman" w:hAnsi="Times New Roman" w:cs="Times New Roman"/>
+          <w:b w:val="0"/>
+          <w:i w:val="0"/>
+          <w:color w:val="111111"/>
+          <w:sz w:val="23"/>
+          <w:szCs w:val="23"/>
+        </w:rPr>
+        <w:t>The recommendation is to continue the current architecture. The evidence in this report is that it is not a trade-off between cost and accuracy against the original approach — it is measurably more accurate on a third of the training data, at a training-cost increase too small to matter across five models, and the routed-classifier pattern that keeps classifier calls from multiplying with catalogue size has now been proven twice, not once. The open items below are specific and individually inexpensive; none of them point to a flaw in the underlying design.</w:t>
+      </w:r>
+    </w:p>
+    <w:p>
+      <w:pPr>
+        <w:keepNext w:val="0"/>
+        <w:spacing w:after="160" w:before="0" w:line="348" w:lineRule="auto"/>
+        <w:jc w:val="both"/>
+      </w:pPr>
+      <w:r>
+        <w:rPr>
+          <w:rFonts w:ascii="Times New Roman" w:hAnsi="Times New Roman" w:cs="Times New Roman"/>
+          <w:b w:val="0"/>
+          <w:i w:val="0"/>
+          <w:color w:val="111111"/>
+          <w:sz w:val="23"/>
+          <w:szCs w:val="23"/>
+        </w:rPr>
+        <w:t>Proposed order of work: first, run the missing classifier evaluations and migrate the roughly 800 unmigrated detector images, retraining the detector against the fuller dataset — both are days of work with no new data collection required and directly close items 1 and 2 in Section 6. Second, fuse the packaging-material signal into the single reported classification alongside brand and variant, since the signal itself is already live and verified — this is engineering, not research. Third, measure real per-photograph inference cost from live usage once volume justifies it, to keep the economics in Section 4 current rather than assumed.</w:t>
+      </w:r>
+    </w:p>
+    <w:p>
+      <w:pPr>
+        <w:keepNext w:val="0"/>
+        <w:spacing w:after="160" w:before="0" w:line="348" w:lineRule="auto"/>
+        <w:jc w:val="both"/>
+      </w:pPr>
+      <w:r>
+        <w:rPr>
+          <w:rFonts w:ascii="Times New Roman" w:hAnsi="Times New Roman" w:cs="Times New Roman"/>
+          <w:b w:val="0"/>
+          <w:i w:val="0"/>
+          <w:color w:val="111111"/>
+          <w:sz w:val="23"/>
+          <w:szCs w:val="23"/>
+        </w:rPr>
+        <w:t>What would materially help over the next stretch: a decision on whether to fund a short, targeted photography pass — specifically genuine Coca-Cola flavour variants, glass-packaged products, and the underrepresented XL Energy variants (mojito, double-kick, sugar-free) — since all three gaps are blocked by data that does not yet exist, not by engineering effort, and no amount of further modelling work will close them. Separately, a call on whether to upgrade the Roboflow plan tier that gates automatic classifier evaluation would let every classifier trained from that point forward carry a real accuracy number instead of an unmeasured one, which is currently the single largest gap between what this system does and what can be formally reported about how well it does it. Guidance on what accuracy bar should count as production-ready — since the right operating point for shelf auditing, and therefore how often the system should defer to human review, is a commercial judgement as much as a technical one — would also directly shape the next round of tuning work.</w:t>
       </w:r>
     </w:p>
     <w:p>
@@ -2094,7 +2276,7 @@
           <w:sz w:val="21"/>
           <w:szCs w:val="21"/>
         </w:rPr>
-        <w:t>[1]  Radford, A., Kim, J. W., Hallacy, C., et al. (2021). Learning Transferable Visual Models From Natural Language Supervision. Proceedings of the 38th International Conference on Machine Learning (ICML). — background for the embedding-based classification approach used in Stages 2 and 3.</w:t>
+        <w:t>[1]  Dosovitskiy, A., Beyer, L., Kolesnikov, A., et al. (2021). An Image is Worth 16x16 Words: Transformers for Image Recognition at Scale. International Conference on Learning Representations (ICLR). — architecture family (ViT) underlying the brand and variant classifiers in Stages 2–4.</w:t>
       </w:r>
     </w:p>
     <w:p>
@@ -2130,7 +2312,7 @@
           <w:sz w:val="21"/>
           <w:szCs w:val="21"/>
         </w:rPr>
-        <w:t>[3]  Roboflow. Workflows Documentation. https://inference.roboflow.com/workflows/ (accessed August 2026). — the platform the production pipeline in Section 2 is implemented on.</w:t>
+        <w:t>[3]  Roboflow. Workflows Documentation. https://inference.roboflow.com/workflows/ (accessed August 2026). — the platform the production pipeline in Section 2 is implemented on, including the routing ("switch case") and branch-merge blocks used in Section 3.5.</w:t>
       </w:r>
     </w:p>
     <w:p>

--- a/docs/report/out/Aystro_Field_Training_Report_EN.docx
+++ b/docs/report/out/Aystro_Field_Training_Report_EN.docx
@@ -217,7 +217,7 @@
           <w:sz w:val="22"/>
           <w:szCs w:val="22"/>
         </w:rPr>
-        <w:t>This report updates Aystro's field-training engagement on automated shelf auditing: what has been built, what has been measured, and what remains open. Since the previous revision, the staged detect-then-classify architecture has moved from a single working example (Fanta) to a repeated, proven pattern — a second brand-variant classifier (XL Energy) and a new packaging-material signal have both been trained and wired into the live pipeline the same way, and a real production accuracy bug reported directly by a field user has been root-caused and fixed.</w:t>
+        <w:t>This report updates Aystro's field-training engagement on automated shelf auditing: what has been built, what has been measured, and what remains open. Since the previous revision, the staged detect-then-classify architecture has moved from a single working example (Fanta) to a repeated, proven pattern — a second brand-variant classifier (XL Energy) and a new packaging-material signal have both been trained and wired into the live pipeline the same way, and packaging material is now merged into the result the application reports, alongside brand and variant, rather than sitting in a field nobody reads.</w:t>
       </w:r>
     </w:p>
     <w:p>
@@ -235,7 +235,7 @@
           <w:sz w:val="22"/>
           <w:szCs w:val="22"/>
         </w:rPr>
-        <w:t>The central architectural claim — that separating "where is a product" from "what product is it" keeps catalogue growth cheap — is now supported by complexity evidence, not only cost figures. Gating variant classifiers behind a routing step cut the number of classifier calls per photograph from growing with both product count and variant-classifier count (O(N×K)) to growing with product count alone (O(N)), independent of how many brands have their own flavour classifier. Measured on the same test photograph under identical conditions, this cut wall-clock classification time by 65% (40.3s to 14.2s) and now holds with two independent variant classifiers, not one. Separately, adding each new variant classifier has cost hours of labelling and one small model, not a retrain of the detector or brand classifier — repeated twice, which is the basis for calling the marginal cost of catalogue growth small and roughly constant rather than assuming it from a single example.</w:t>
+        <w:t>The central architectural claim — that separating "where is a product" from "what product is it" keeps catalogue growth cheap — is now supported by complexity evidence, not only cost figures. Gating variant classifiers behind a routing step cut classifier calls per photograph from growing with both product count and variant-classifier count (O(N×K)) to growing with product count alone (O(N)), measured as a 65% reduction in classification time (40.3s to 14.2s) and now holding with two independent variant classifiers, not one. Separately, adding each new variant classifier has cost hours of labelling and one small model, not a retrain of the detector or brand classifier — repeated twice, which is why the marginal cost of catalogue growth is called small and roughly constant rather than assumed from a single example.</w:t>
       </w:r>
     </w:p>
     <w:p>
@@ -253,7 +253,7 @@
           <w:sz w:val="22"/>
           <w:szCs w:val="22"/>
         </w:rPr>
-        <w:t>The report is equally direct about what remains open. No classifier in the current stack has a formally recorded accuracy number yet — the root cause is now understood precisely (Section 3) and the fix is known, not undiscovered. Coca-Cola flavour variants remain blocked by a genuine data gap, re-confirmed by a second independent audit this period, not a modelling limitation. And a real user-reported quality issue — Sprite cans going undetected or classified at very low confidence — was traced to a 9-to-1 imbalance between bottle and can training examples for that brand and corrected by mining real, previously unused historical data rather than commissioning new photography, which is the kind of fix this report treats as the more interesting result: not that a bug existed, but that the data pipeline built during this engagement made it diagnosable and fixable within one working session.</w:t>
+        <w:t>The report is equally direct about what remains open. No classifier in the current stack has a formally recorded accuracy number yet, for a specific, understood reason (Section 3), and Coca-Cola flavour variants remain blocked by a genuine data gap, re-confirmed by a second independent audit this period.</w:t>
       </w:r>
     </w:p>
     <w:p>
@@ -295,7 +295,7 @@
           <w:sz w:val="23"/>
           <w:szCs w:val="23"/>
         </w:rPr>
-        <w:t>A retail brand's on-shelf presence — how many units are stocked, how they are arranged, and what share of a shelf each competitor occupies — is commercial information manufacturers and retailers pay to know, and today that information is gathered by a person walking the aisle with a clipboard or a phone. Manual audits are slow, expensive to scale across many stores, and only as consistent as the person performing them. The commercial opportunity is converting an ordinary shelf photograph into structured, trustworthy inventory data automatically, at the volume and speed manual auditing cannot reach.</w:t>
+        <w:t>A retail brand's on-shelf presence — how many units are stocked, how they are arranged, and what share of a shelf each competitor occupies — is commercial information manufacturers and retailers pay to know, and today that information is gathered by a person walking the aisle with a clipboard or a phone. The opportunity is converting an ordinary shelf photograph into structured, trustworthy inventory data automatically, at a volume and speed manual auditing cannot reach.</w:t>
       </w:r>
     </w:p>
     <w:p>
@@ -313,7 +313,7 @@
           <w:sz w:val="23"/>
           <w:szCs w:val="23"/>
         </w:rPr>
-        <w:t>The technical challenge is that this is not one problem but two, asked of every object in the photograph at once: where is it (localisation), and what is it (identity). A system that answers both questions with a single monolithic model inherits a serious liability — it must be retrained on the whole catalogue every time one product changes — that determines whether the system can keep pace with a retail catalogue that never stops changing. Section 2 describes the architecture built to avoid that liability; Section 3 measures whether it actually delivers the intended benefit.</w:t>
+        <w:t>The technical challenge is that this is really two questions asked of every object in the photograph at once: where is it, and what is it. A system that answers both with one monolithic model must be retrained on the whole catalogue every time one product changes — that liability is what Section 2's architecture avoids, and Section 3 measures whether it actually delivers.</w:t>
       </w:r>
     </w:p>
     <w:p>
@@ -350,7 +350,79 @@
           <w:sz w:val="23"/>
           <w:szCs w:val="23"/>
         </w:rPr>
-        <w:t>A single model that classifies each product directly by identity must be retrained every time a new stock-keeping unit (SKU) enters the catalogue — expensive in annotation effort and compute, and risking regressions on products that were previously working. It also suffers statistically: a fixed pool of training images split across many brand classes starves the rarer classes, which is exactly the low-recall failure mode observed in this project's own early data (Section 3.1).</w:t>
+        <w:t>A single model that classifies each product directly by identity must be retrained every time a new stock-keeping unit (SKU) enters the catalogue, and suffers statistically besides: a fixed pool of training images split across many brand classes starves the rarer classes (Section 3.1). The system built during this engagement instead separates the volatile part of the problem (product identity) from the stable part (object presence), narrowing the decision space one stage at a time:</w:t>
+      </w:r>
+    </w:p>
+    <w:p>
+      <w:pPr>
+        <w:keepNext w:val="0"/>
+        <w:spacing w:after="120" w:before="0" w:line="348" w:lineRule="auto"/>
+        <w:jc w:val="both"/>
+      </w:pPr>
+      <w:r>
+        <w:rPr>
+          <w:rFonts w:ascii="Times New Roman" w:hAnsi="Times New Roman" w:cs="Times New Roman"/>
+          <w:b w:val="0"/>
+          <w:i w:val="0"/>
+          <w:color w:val="111111"/>
+          <w:sz w:val="23"/>
+          <w:szCs w:val="23"/>
+        </w:rPr>
+        <w:t>Stage 1 — Detection. A class-agnostic detector locates every product under a single generic "product" class, regardless of brand, so it never needs retraining when a new SKU appears.</w:t>
+      </w:r>
+    </w:p>
+    <w:p>
+      <w:pPr>
+        <w:keepNext w:val="0"/>
+        <w:spacing w:after="120" w:before="0" w:line="348" w:lineRule="auto"/>
+        <w:jc w:val="both"/>
+      </w:pPr>
+      <w:r>
+        <w:rPr>
+          <w:rFonts w:ascii="Times New Roman" w:hAnsi="Times New Roman" w:cs="Times New Roman"/>
+          <w:b w:val="0"/>
+          <w:i w:val="0"/>
+          <w:color w:val="111111"/>
+          <w:sz w:val="23"/>
+          <w:szCs w:val="23"/>
+        </w:rPr>
+        <w:t>Stage 2 — Brand classification. Each detected region is cropped and classified by manufacturer brand — a small, stable layer, since the set of brands changes far more slowly than the set of products.</w:t>
+      </w:r>
+    </w:p>
+    <w:p>
+      <w:pPr>
+        <w:keepNext w:val="0"/>
+        <w:spacing w:after="120" w:before="0" w:line="348" w:lineRule="auto"/>
+        <w:jc w:val="both"/>
+      </w:pPr>
+      <w:r>
+        <w:rPr>
+          <w:rFonts w:ascii="Times New Roman" w:hAnsi="Times New Roman" w:cs="Times New Roman"/>
+          <w:b w:val="0"/>
+          <w:i w:val="0"/>
+          <w:color w:val="111111"/>
+          <w:sz w:val="23"/>
+          <w:szCs w:val="23"/>
+        </w:rPr>
+        <w:t>Stage 3 — Variant classification, gated. When Stage 2 identifies a brand with its own variant classifier, a routing step invokes that one classifier only — not every variant classifier on every crop. Two brands are wired this way today: Fanta (flavour) and XL Energy (flavour/format).</w:t>
+      </w:r>
+    </w:p>
+    <w:p>
+      <w:pPr>
+        <w:keepNext w:val="0"/>
+        <w:spacing w:after="120" w:before="0" w:line="348" w:lineRule="auto"/>
+        <w:jc w:val="both"/>
+      </w:pPr>
+      <w:r>
+        <w:rPr>
+          <w:rFonts w:ascii="Times New Roman" w:hAnsi="Times New Roman" w:cs="Times New Roman"/>
+          <w:b w:val="0"/>
+          <w:i w:val="0"/>
+          <w:color w:val="111111"/>
+          <w:sz w:val="23"/>
+          <w:szCs w:val="23"/>
+        </w:rPr>
+        <w:t>Stage 4 — Packaging material, unconditional. A brand-independent classifier (can / plastic / glass) runs on every crop and its result is merged into the same detection the app displays, alongside brand and variant.</w:t>
       </w:r>
     </w:p>
     <w:p>
@@ -368,97 +440,7 @@
           <w:sz w:val="23"/>
           <w:szCs w:val="23"/>
         </w:rPr>
-        <w:t>The system built during this engagement separates the volatile part of the problem (product identity, which changes constantly) from the stable part (object presence, which does not), and narrows the decision space one stage at a time:</w:t>
-      </w:r>
-    </w:p>
-    <w:p>
-      <w:pPr>
-        <w:keepNext w:val="0"/>
-        <w:spacing w:after="120" w:before="0" w:line="348" w:lineRule="auto"/>
-        <w:jc w:val="both"/>
-      </w:pPr>
-      <w:r>
-        <w:rPr>
-          <w:rFonts w:ascii="Times New Roman" w:hAnsi="Times New Roman" w:cs="Times New Roman"/>
-          <w:b w:val="0"/>
-          <w:i w:val="0"/>
-          <w:color w:val="111111"/>
-          <w:sz w:val="23"/>
-          <w:szCs w:val="23"/>
-        </w:rPr>
-        <w:t>Stage 1 — Detection. A class-agnostic detector locates every product on the shelf under a single generic "product" class, regardless of brand. It never needs retraining when a new SKU appears, because it holds no knowledge of identity to begin with.</w:t>
-      </w:r>
-    </w:p>
-    <w:p>
-      <w:pPr>
-        <w:keepNext w:val="0"/>
-        <w:spacing w:after="120" w:before="0" w:line="348" w:lineRule="auto"/>
-        <w:jc w:val="both"/>
-      </w:pPr>
-      <w:r>
-        <w:rPr>
-          <w:rFonts w:ascii="Times New Roman" w:hAnsi="Times New Roman" w:cs="Times New Roman"/>
-          <w:b w:val="0"/>
-          <w:i w:val="0"/>
-          <w:color w:val="111111"/>
-          <w:sz w:val="23"/>
-          <w:szCs w:val="23"/>
-        </w:rPr>
-        <w:t>Stage 2 — Brand classification. Each detected region is cropped and classified by manufacturer brand. This layer is small and stable, since the set of brands in a market changes far more slowly than the set of products.</w:t>
-      </w:r>
-    </w:p>
-    <w:p>
-      <w:pPr>
-        <w:keepNext w:val="0"/>
-        <w:spacing w:after="120" w:before="0" w:line="348" w:lineRule="auto"/>
-        <w:jc w:val="both"/>
-      </w:pPr>
-      <w:r>
-        <w:rPr>
-          <w:rFonts w:ascii="Times New Roman" w:hAnsi="Times New Roman" w:cs="Times New Roman"/>
-          <w:b w:val="0"/>
-          <w:i w:val="0"/>
-          <w:color w:val="111111"/>
-          <w:sz w:val="23"/>
-          <w:szCs w:val="23"/>
-        </w:rPr>
-        <w:t>Stage 3 — Variant classification, gated. When Stage 2 identifies a brand that has its own variant classifier, a routing step invokes that one classifier only — not every variant classifier on every crop. Two brands are wired this way today: Fanta (flavour) and XL Energy (flavour/format). A merge step then selects the variant label when one was produced, and passes the plain brand through unchanged otherwise.</w:t>
-      </w:r>
-    </w:p>
-    <w:p>
-      <w:pPr>
-        <w:keepNext w:val="0"/>
-        <w:spacing w:after="120" w:before="0" w:line="348" w:lineRule="auto"/>
-        <w:jc w:val="both"/>
-      </w:pPr>
-      <w:r>
-        <w:rPr>
-          <w:rFonts w:ascii="Times New Roman" w:hAnsi="Times New Roman" w:cs="Times New Roman"/>
-          <w:b w:val="0"/>
-          <w:i w:val="0"/>
-          <w:color w:val="111111"/>
-          <w:sz w:val="23"/>
-          <w:szCs w:val="23"/>
-        </w:rPr>
-        <w:t>Stage 4 — Packaging material, unconditional. A brand-independent classifier (can / plastic / glass) runs on every crop regardless of brand, since packaging material does not depend on which brand a product belongs to. Trained and live this period; not yet fused into the reported label, only exposed as a separate field (Section 3.4).</w:t>
-      </w:r>
-    </w:p>
-    <w:p>
-      <w:pPr>
-        <w:keepNext w:val="0"/>
-        <w:spacing w:after="160" w:before="0" w:line="348" w:lineRule="auto"/>
-        <w:jc w:val="both"/>
-      </w:pPr>
-      <w:r>
-        <w:rPr>
-          <w:rFonts w:ascii="Times New Roman" w:hAnsi="Times New Roman" w:cs="Times New Roman"/>
-          <w:b w:val="0"/>
-          <w:i w:val="0"/>
-          <w:color w:val="111111"/>
-          <w:sz w:val="23"/>
-          <w:szCs w:val="23"/>
-        </w:rPr>
-        <w:t>This is implemented as a live, hierarchical Roboflow Workflow, not a proposal. The gating in Stage 3 is the architectural change measured in Section 3.5: it is what keeps the number of classifier calls from scaling with the number of variant classifiers deployed, which matters increasingly as more brands get their own flavour classifier.</w:t>
+        <w:t>This is a live, hierarchical Roboflow Workflow, not a proposal. The gating in Stage 3 is the architectural change measured in Section 3.3: it keeps classifier calls from scaling with the number of variant classifiers deployed, which matters more as more brands get one.</w:t>
       </w:r>
     </w:p>
     <w:p>
@@ -514,7 +496,7 @@
           <w:sz w:val="23"/>
           <w:szCs w:val="23"/>
         </w:rPr>
-        <w:t>The original brand-classed detector and the current class-agnostic detector were compared at their most mature, most fairly matched versions — both trained on the same model architecture (RF-DETR-large) — rather than against an early, undertrained snapshot of either.</w:t>
+        <w:t>The original brand-classed detector and the current class-agnostic detector were compared at their most mature, most fairly matched versions, both on RF-DETR-large.</w:t>
       </w:r>
     </w:p>
     <w:p>
@@ -939,7 +921,7 @@
           <w:sz w:val="23"/>
           <w:szCs w:val="23"/>
         </w:rPr>
-        <w:t>The current architecture reaches higher precision and overall accuracy using roughly a third of the training images the original approach needed — a genuine data-efficiency result, not merely a design argument. Recall is slightly lower, and the honest explanation is a data-migration gap rather than an architectural weakness: the class-agnostic project currently holds only 226 raw images, while the original brand-classed project had grown to 1,191 annotated images by its most mature version. Roughly 800 already-labelled images have not yet been carried over. Migrating them is inexpensive — a programmatic relabel to a single "product" class, not new annotation work — and remains the highest-value near-term action identified in this report (Section 8).</w:t>
+        <w:t>The current architecture reaches higher precision and overall accuracy on roughly a third of the training images the original approach needed. Recall is slightly lower for a known reason, not an architectural one: roughly 800 already-labelled images from the original project have not yet been migrated over. Migrating them is a programmatic relabel, not new annotation work, and remains the highest-value near-term action in this report (Section 8).</w:t>
       </w:r>
     </w:p>
     <w:p>
@@ -958,7 +940,7 @@
           <w:sz w:val="24"/>
           <w:szCs w:val="24"/>
         </w:rPr>
-        <w:t>3.2 Classifier accuracy: root cause identified, fix known</w:t>
+        <w:t>3.2 Classifier accuracy: not yet measured, for a known reason</w:t>
       </w:r>
     </w:p>
     <w:p>
@@ -976,7 +958,7 @@
           <w:sz w:val="23"/>
           <w:szCs w:val="23"/>
         </w:rPr>
-        <w:t>Every classifier in the current stack — brand, Fanta flavour, XL Energy flavour, packaging material — is trained and serving live traffic, but none has a formally recorded accuracy evaluation. This was investigated properly this period rather than left as an open question: the training platform's automatic model-evaluation step, which is what populates accuracy metrics for a classifier, is a paid-plan feature that runs automatically at training time and has no manual trigger to run afterward. Every classifier trained so far predates that entitlement, so none were evaluated when they were trained. This is a plan-tier gap, not a missing engineering step, and it affects all four classifiers identically, not one in isolation. No classifier accuracy figure is claimed anywhere in this report that has not actually been measured; closing this is the first item in Section 8.</w:t>
+        <w:t>None of the four classifiers now live — brand, Fanta, XL Energy, packaging — has a formally recorded accuracy evaluation. The reason is a plan-tier gap: automatic model evaluation on the training platform is a paid-plan feature that runs at training time only, with no way to trigger it retroactively, and every classifier trained so far predates that entitlement. No accuracy figure is claimed anywhere in this report that has not actually been measured; closing this is the first item in Section 8.</w:t>
       </w:r>
     </w:p>
     <w:p>
@@ -994,7 +976,7 @@
           <w:sz w:val="23"/>
           <w:szCs w:val="23"/>
         </w:rPr>
-        <w:t>A separate classifier, for Coca-Cola flavour variants, was built and re-examined this period specifically because the question was asked again: is there real variant diversity in the data, or was the earlier finding premature? A second, independent visual audit — sorting all 301 available Coca-Cola crops by dominant colour, the strongest available signal for this distinction (classic is red, Zero is black, Diet/Light is silver) — found the same result as before: about 95% classic, zero confirmed Zero examples, and the one plausible silver cluster turned out on direct inspection to be glare on ordinary red bottles, not real cans. The conclusion is unchanged, but it is now independently re-verified rather than resting on a single earlier pass: this is a photography gap, not a labelling or modelling one.</w:t>
+        <w:t>Coca-Cola flavour variants were re-examined this period by a second, independent audit — sorting all 301 available crops by dominant colour — and returned the same result as before: about 95% classic, no confirmed Zero examples. This is a photography gap, not a modelling one.</w:t>
       </w:r>
     </w:p>
     <w:p>
@@ -1013,7 +995,7 @@
           <w:sz w:val="24"/>
           <w:szCs w:val="24"/>
         </w:rPr>
-        <w:t>3.3 Sprite-can detection: a real user-reported bug, root-caused and fixed</w:t>
+        <w:t>3.3 Complexity: what the routing change bought</w:t>
       </w:r>
     </w:p>
     <w:p>
@@ -1031,7 +1013,7 @@
           <w:sz w:val="23"/>
           <w:szCs w:val="23"/>
         </w:rPr>
-        <w:t>A field user reported, with real production screenshots, that Sprite cans specifically were sometimes missed entirely and sometimes classified at confidence as low as 20%, and that this had been happening for at least several days rather than being new. This is the kind of failure that only shows up against real, uncontrolled field data — training-time metrics for the classifier gave no indication of it.</w:t>
+        <w:t>Before this period, every classifier that could apply to a brand ran on every crop of that brand unconditionally: N detected products and K brand-specific variant classifiers meant up to N×K classifier calls. Measured on a real 60-crop photograph, the Fanta classifier ran on all 60 crops though only 12 were actually Fanta.</w:t>
       </w:r>
     </w:p>
     <w:p>
@@ -1049,117 +1031,7 @@
           <w:sz w:val="23"/>
           <w:szCs w:val="23"/>
         </w:rPr>
-        <w:t>The cause was found by the same visual-audit method used elsewhere in this engagement: sorting a sample of the brand classifier's Sprite training images by aspect ratio. Only about 10% were genuine cans; the rest were bottles. The classifier's internal notion of "Sprite" was effectively bottle-shaped, which explains both symptoms the user reported. Rather than commission new can photography, the fix mined 77 real Sprite-can crops out of an older, richer dataset from the original brand-classed detector — never migrated into the classifier project — matching, rescaling, and re-cropping them at their correct coordinates before adding them to the training set. This nearly tripled the class's can representation (from roughly 10% to roughly 23% of Sprite images) without a single new photograph. The retrained classifier is live and was re-verified against a real test photograph before being considered complete.</w:t>
-      </w:r>
-    </w:p>
-    <w:p>
-      <w:pPr>
-        <w:keepNext w:val="0"/>
-        <w:spacing w:after="160" w:before="0" w:line="348" w:lineRule="auto"/>
-        <w:jc w:val="both"/>
-      </w:pPr>
-      <w:r>
-        <w:rPr>
-          <w:rFonts w:ascii="Times New Roman" w:hAnsi="Times New Roman" w:cs="Times New Roman"/>
-          <w:b w:val="0"/>
-          <w:i w:val="0"/>
-          <w:color w:val="111111"/>
-          <w:sz w:val="23"/>
-          <w:szCs w:val="23"/>
-        </w:rPr>
-        <w:t>This is included as the clearest evidence in this report that fixing a real production issue does not always mean gathering new data: it can mean finding data that already exists but was never connected to where it was needed.</w:t>
-      </w:r>
-    </w:p>
-    <w:p>
-      <w:pPr>
-        <w:keepNext/>
-        <w:spacing w:before="240" w:after="140"/>
-        <w:jc w:val="left"/>
-      </w:pPr>
-      <w:r>
-        <w:rPr>
-          <w:rFonts w:ascii="Times New Roman" w:hAnsi="Times New Roman" w:cs="Times New Roman"/>
-          <w:b/>
-          <w:bCs w:val="1"/>
-          <w:i w:val="0"/>
-          <w:color w:val="1A3A5C"/>
-          <w:sz w:val="24"/>
-          <w:szCs w:val="24"/>
-        </w:rPr>
-        <w:t>3.4 Packaging-material classifier: trained and live</w:t>
-      </w:r>
-    </w:p>
-    <w:p>
-      <w:pPr>
-        <w:keepNext w:val="0"/>
-        <w:spacing w:after="160" w:before="0" w:line="348" w:lineRule="auto"/>
-        <w:jc w:val="both"/>
-      </w:pPr>
-      <w:r>
-        <w:rPr>
-          <w:rFonts w:ascii="Times New Roman" w:hAnsi="Times New Roman" w:cs="Times New Roman"/>
-          <w:b w:val="0"/>
-          <w:i w:val="0"/>
-          <w:color w:val="111111"/>
-          <w:sz w:val="23"/>
-          <w:szCs w:val="23"/>
-        </w:rPr>
-        <w:t>The packaging-material signal (can, plastic, or glass), reported last time as an in-progress experiment, is now trained and wired into the live pipeline as an unconditional, brand-independent branch, since packaging material does not depend on brand. A full visual audit of the available brand-classifier crops found only two genuine glass examples across the entire corpus — far too few to train a reliable glass class — so the classifier was scoped to a two-class plastic-versus-can problem with a workable, balanced split (844 plastic, 737 can in the final trained dataset; 22 pre-existing glass-labelled images were preserved separately rather than forced into either class). Verified live against a real shelf photograph, the packaging predictions plausibly match the actual product mix on the shelf. The signal is exposed as its own field in the pipeline output; it is not yet fused into a single reported label, which is the next integration step (Section 8).</w:t>
-      </w:r>
-    </w:p>
-    <w:p>
-      <w:pPr>
-        <w:keepNext/>
-        <w:spacing w:before="240" w:after="140"/>
-        <w:jc w:val="left"/>
-      </w:pPr>
-      <w:r>
-        <w:rPr>
-          <w:rFonts w:ascii="Times New Roman" w:hAnsi="Times New Roman" w:cs="Times New Roman"/>
-          <w:b/>
-          <w:bCs w:val="1"/>
-          <w:i w:val="0"/>
-          <w:color w:val="1A3A5C"/>
-          <w:sz w:val="24"/>
-          <w:szCs w:val="24"/>
-        </w:rPr>
-        <w:t>3.5 Complexity: what the routing change actually bought</w:t>
-      </w:r>
-    </w:p>
-    <w:p>
-      <w:pPr>
-        <w:keepNext w:val="0"/>
-        <w:spacing w:after="160" w:before="0" w:line="348" w:lineRule="auto"/>
-        <w:jc w:val="both"/>
-      </w:pPr>
-      <w:r>
-        <w:rPr>
-          <w:rFonts w:ascii="Times New Roman" w:hAnsi="Times New Roman" w:cs="Times New Roman"/>
-          <w:b w:val="0"/>
-          <w:i w:val="0"/>
-          <w:color w:val="111111"/>
-          <w:sz w:val="23"/>
-          <w:szCs w:val="23"/>
-        </w:rPr>
-        <w:t>Before this period, every classifier that could apply to a brand ran on every crop of that brand, unconditionally — a photograph with N detected products and K brand-specific variant classifiers issued up to N×K classifier calls, growing in both dimensions at once. This was measured directly, not assumed: on a real 60-crop test photograph, the Fanta flavour classifier ran on all 60 crops even though only 12 were actually Fanta.</w:t>
-      </w:r>
-    </w:p>
-    <w:p>
-      <w:pPr>
-        <w:keepNext w:val="0"/>
-        <w:spacing w:after="160" w:before="0" w:line="348" w:lineRule="auto"/>
-        <w:jc w:val="both"/>
-      </w:pPr>
-      <w:r>
-        <w:rPr>
-          <w:rFonts w:ascii="Times New Roman" w:hAnsi="Times New Roman" w:cs="Times New Roman"/>
-          <w:b w:val="0"/>
-          <w:i w:val="0"/>
-          <w:color w:val="111111"/>
-          <w:sz w:val="23"/>
-          <w:szCs w:val="23"/>
-        </w:rPr>
-        <w:t>Gating each variant classifier behind a routing step, so it only executes for crops the brand classifier has already identified as belonging to it, changes the call count to grow with N alone — independent of K, the number of variant classifiers deployed. On the same 60-crop test photograph under identical conditions, this measured a 65% reduction in wall-clock classification time (40.3s to 14.2s) with byte-identical output to the unconditional baseline. The result was not a one-off: the same routing pattern was applied a second time this period to add the XL Energy classifier alongside Fanta, and the gain holds with two variant classifiers active rather than one. Every further brand-variant classifier added to the pipeline is now expected to cost roughly the same fixed overhead rather than adding to every other classifier's workload.</w:t>
+        <w:t>Gating each variant classifier behind a routing step, so it only runs for crops the brand classifier has already matched to it, changes that to growth with N alone, independent of K. On the same photograph this measured a 65% reduction in classification time (40.3s to 14.2s) with identical output. The pattern was applied a second time this period, adding XL Energy alongside Fanta, and the gain holds with two variant classifiers active rather than one.</w:t>
       </w:r>
     </w:p>
     <w:p>
@@ -1196,7 +1068,7 @@
           <w:sz w:val="23"/>
           <w:szCs w:val="23"/>
         </w:rPr>
-        <w:t>The central commercial risk in any catalogue-driven product is that growth becomes expensive: every new SKU, every new market, every new customer could in principle demand new engineering. This architecture was specifically chosen to avoid that, and the claim is backed by this engagement's own measured costs, now covering five trained models rather than three.</w:t>
+        <w:t>The central commercial risk in any catalogue-driven product is that growth becomes expensive. This architecture was chosen to avoid that, backed by this engagement's own measured costs, now covering five trained models.</w:t>
       </w:r>
     </w:p>
     <w:p>
@@ -1763,7 +1635,7 @@
           <w:sz w:val="23"/>
           <w:szCs w:val="23"/>
         </w:rPr>
-        <w:t>The full five-model production stack has cost roughly 2.8 credits (under an hour and a half of GPU time) to train, in total, ever — a small fraction of a single month's allowance on even the cheapest paid plan. Growing from one model to five did not meaningfully raise training cost while measurably raising both accuracy and product coverage. Current dollar pricing changes independently of this report and should always be checked directly against Roboflow's published rates rather than quoted here as a fixed figure.</w:t>
+        <w:t>The full five-model stack has cost roughly 2.8 credits (under ninety minutes of GPU time) to train, ever — a small fraction of a single month's allowance on the cheapest paid plan. Current dollar pricing should always be checked directly against Roboflow's published rates rather than quoted here as fixed.</w:t>
       </w:r>
     </w:p>
     <w:p>
@@ -1781,7 +1653,7 @@
           <w:sz w:val="23"/>
           <w:szCs w:val="23"/>
         </w:rPr>
-        <w:t>The more consequential number is the marginal cost of catalogue growth, and this period turned a single data point into a repeated pattern: adding XL Energy variant differentiation cost the same shape of work as Fanta did previously — labelling a few hundred already-available crops and training one small classifier, wired in as a routed step, with no change to the detector or brand classifier. Both were completed within hours, not weeks, and the fixed per-addition overhead is now the complexity result in Section 3.5, not only an economic observation. The same pattern applies to onboarding an entirely new company: the backing database is multi-tenant by design, so a new customer is a data-entry operation, not a code change.</w:t>
+        <w:t>The more consequential number is the marginal cost of catalogue growth. Adding XL Energy variant differentiation cost the same shape of work Fanta did previously — labelling a few hundred already-available crops and training one small, routed classifier, with no change to the detector or brand classifier — completed within hours, not weeks. The same pattern applies to onboarding a new company: the database is multi-tenant by design, so a new customer is a data-entry operation, not a code change.</w:t>
       </w:r>
     </w:p>
     <w:p>
@@ -1799,7 +1671,7 @@
           <w:sz w:val="23"/>
           <w:szCs w:val="23"/>
         </w:rPr>
-        <w:t>One cost is real and not yet measured, and is stated here rather than left out: the pipeline now issues a brand-classification call and, unconditionally, a packaging-classification call for every detected product in a photograph, plus a variant-classification call when the routing step fires. A busy shelf with twenty products triggers meaningfully more classification calls than the original single-model approach. This should be measured directly from live workflow usage before it is quoted as a number, and remains an open item (Section 6).</w:t>
+        <w:t>One cost is real and not yet measured: the pipeline now issues a brand call and an unconditional packaging call for every detected product, plus a variant call when routing fires. This should be measured from live usage before it is quoted as a number (Section 6).</w:t>
       </w:r>
     </w:p>
     <w:p>
@@ -1836,7 +1708,7 @@
           <w:sz w:val="23"/>
           <w:szCs w:val="23"/>
         </w:rPr>
-        <w:t>A cross-platform application, developed alongside the model architecture, is what turns model output into a usable business process rather than a research demo. It standardises field capture, runs the detection pipeline against each photograph, and — critically — interposes a human reviewer between raw model output and any figure that gets reported as fact.</w:t>
+        <w:t>A cross-platform application, developed alongside the model architecture, turns model output into a usable business process rather than a research demo: it standardises field capture, runs the detection pipeline against each photograph, and interposes a human reviewer between raw model output and any figure reported as fact.</w:t>
       </w:r>
     </w:p>
     <w:p>
@@ -1854,7 +1726,7 @@
           <w:sz w:val="23"/>
           <w:szCs w:val="23"/>
         </w:rPr>
-        <w:t>Since the previous revision the application has grown past initial capture-and-review into reporting the business actually asked for: a Submissions view so a company administrator can see what a field representative actually recorded (previously, captured data was written to the database but nothing in the application read it back), and a brand-to-variant Share-of-Shelf report giving each brand's overall percentage of shelf space broken down into the specific variants the pipeline currently distinguishes. A low-quality capture warning — a photograph shot too far from the shelf to count reliably — was also upgraded from an easy-to-miss notification to a dialog the representative must actively dismiss, directly reducing a source of silent undercounting in the field.</w:t>
+        <w:t>Since the previous revision the application has grown past initial capture-and-review into reporting the business actually asked for — a Submissions view so a company administrator can see what a field representative recorded, and a brand-to-variant Share-of-Shelf report — and packaging material now travels with the same detection the app displays and reports on, rather than sitting unused in a separate field. A low-quality capture warning was also upgraded from an easy-to-miss notification to a dialog the representative must actively dismiss.</w:t>
       </w:r>
     </w:p>
     <w:p>
@@ -1925,7 +1797,7 @@
           <w:sz w:val="19"/>
           <w:szCs w:val="19"/>
         </w:rPr>
-        <w:t>The application reviewing a live capture — 75 detections returned for one cooler, with brand-confidence shares computed beneath. The label crowding visible here is itself real evidence for why a human-reviewed editor, not fully automated acceptance, is the right design for dense shelf scenes.</w:t>
+        <w:t>The application reviewing a live capture — 75 detections returned for one cooler, with brand-confidence shares computed beneath. The label crowding visible here is itself evidence for why a human-reviewed editor, not fully automated acceptance, is the right design for dense shelf scenes.</w:t>
       </w:r>
     </w:p>
     <w:p>
@@ -1950,7 +1822,7 @@
     <w:p>
       <w:pPr>
         <w:keepNext w:val="0"/>
-        <w:spacing w:after="160" w:before="0" w:line="348" w:lineRule="auto"/>
+        <w:spacing w:after="120" w:before="0" w:line="348" w:lineRule="auto"/>
         <w:jc w:val="both"/>
       </w:pPr>
       <w:r>
@@ -1962,7 +1834,7 @@
           <w:sz w:val="23"/>
           <w:szCs w:val="23"/>
         </w:rPr>
-        <w:t>Stated in the order they should be closed, with the honest reason each remains open:</w:t>
+        <w:t>1. Classifier accuracy is unmeasured, for a known reason. All four classifiers are live with no recorded evaluation because automatic evaluation is gated behind a plan tier this workspace does not have. Closing this needs a plan upgrade.</w:t>
       </w:r>
     </w:p>
     <w:p>
@@ -1980,7 +1852,7 @@
           <w:sz w:val="23"/>
           <w:szCs w:val="23"/>
         </w:rPr>
-        <w:t>1. Classifier accuracy is unmeasured, for a known and specific reason. All four classifiers in the current stack are live with no recorded evaluation, because automatic evaluation is gated behind a plan tier this workspace does not currently have. Closing this requires either a plan upgrade or accepting no accuracy figure can be cited for now — it is not an open research question.</w:t>
+        <w:t>2. The detector's recall gap traces to a known cause: roughly 800 already-annotated images from the original project have not been migrated. Data-engineering work, not new research.</w:t>
       </w:r>
     </w:p>
     <w:p>
@@ -1998,7 +1870,7 @@
           <w:sz w:val="23"/>
           <w:szCs w:val="23"/>
         </w:rPr>
-        <w:t>2. The detector's recall gap traces to a specific, known cause. Roughly 800 already-annotated images from the original project have not been migrated into the class-agnostic one. This is a data-engineering task, not new research.</w:t>
+        <w:t>3. Coca-Cola flavour variety does not exist in the current data, confirmed twice, months apart. The fix is targeted new photography, not relabelling — already ruled out.</w:t>
       </w:r>
     </w:p>
     <w:p>
@@ -2016,7 +1888,7 @@
           <w:sz w:val="23"/>
           <w:szCs w:val="23"/>
         </w:rPr>
-        <w:t>3. Coca-Cola flavour variety does not exist in the current data, confirmed twice. Two independent audits, months apart, found the same result: the available photographs are almost entirely one variant. The fix is targeted new photography of the missing variants, not relabelling existing images, which has already been ruled out.</w:t>
+        <w:t>4. The XL Energy classifier is trained but heavily imbalanced: one class holds 85% of examples, three of five classes have under a dozen each. Live and usable, but would benefit from targeted photography of the underrepresented variants.</w:t>
       </w:r>
     </w:p>
     <w:p>
@@ -2034,43 +1906,7 @@
           <w:sz w:val="23"/>
           <w:szCs w:val="23"/>
         </w:rPr>
-        <w:t>4. The XL Energy variant classifier is trained but heavily imbalanced. One class (xl-classic) holds 85% of the labelled examples; three of the five classes have fewer than a dozen examples each. It is live and usable but would benefit from targeted photography of the underrepresented variants, the same category of gap as item 3.</w:t>
-      </w:r>
-    </w:p>
-    <w:p>
-      <w:pPr>
-        <w:keepNext w:val="0"/>
-        <w:spacing w:after="120" w:before="0" w:line="348" w:lineRule="auto"/>
-        <w:jc w:val="both"/>
-      </w:pPr>
-      <w:r>
-        <w:rPr>
-          <w:rFonts w:ascii="Times New Roman" w:hAnsi="Times New Roman" w:cs="Times New Roman"/>
-          <w:b w:val="0"/>
-          <w:i w:val="0"/>
-          <w:color w:val="111111"/>
-          <w:sz w:val="23"/>
-          <w:szCs w:val="23"/>
-        </w:rPr>
-        <w:t>5. Per-product inference cost at scale has not been measured. The pipeline now issues a brand call, an unconditional packaging call, and sometimes a variant call for every detected product; the real cost impact should be measured from live usage before it is used in a cost projection.</w:t>
-      </w:r>
-    </w:p>
-    <w:p>
-      <w:pPr>
-        <w:keepNext w:val="0"/>
-        <w:spacing w:after="120" w:before="0" w:line="348" w:lineRule="auto"/>
-        <w:jc w:val="both"/>
-      </w:pPr>
-      <w:r>
-        <w:rPr>
-          <w:rFonts w:ascii="Times New Roman" w:hAnsi="Times New Roman" w:cs="Times New Roman"/>
-          <w:b w:val="0"/>
-          <w:i w:val="0"/>
-          <w:color w:val="111111"/>
-          <w:sz w:val="23"/>
-          <w:szCs w:val="23"/>
-        </w:rPr>
-        <w:t>6. Packaging material is measured but not yet fused into the reported label. The field exists in the pipeline output and has been verified live, but the application does not yet combine it with brand and variant into one final classification — that integration work is not started.</w:t>
+        <w:t>5. Per-product inference cost at scale has not been measured. The real cost impact should come from live usage before it is used in a projection.</w:t>
       </w:r>
     </w:p>
     <w:p>
@@ -2107,7 +1943,7 @@
           <w:sz w:val="23"/>
           <w:szCs w:val="23"/>
         </w:rPr>
-        <w:t>The two hardest problems this period were not algorithmic; they were about figuring out what the data and the platform were actually doing, as opposed to what they were assumed to be doing.</w:t>
+        <w:t>The hardest problem this period was diagnosing failures whose visible symptom pointed away from the real cause. The Coca-Cola flavour question looked, on the surface, like the classifier needed more training; the actual constraint was that the underlying photography does not contain the variants being asked for — visible only by auditing the training images directly, not by tuning the model.</w:t>
       </w:r>
     </w:p>
     <w:p>
@@ -2125,43 +1961,7 @@
           <w:sz w:val="23"/>
           <w:szCs w:val="23"/>
         </w:rPr>
-        <w:t>The first was diagnosing failures whose visible symptom pointed away from the real cause. The Sprite-can issue looked, from the user's report alone, like it could be a detector problem, a confidence-threshold problem, or a labelling error — it took an aspect-ratio audit of the actual training images to find that it was a class-composition imbalance (roughly nine bottle examples for every can example), which is not visible from looking at the model's predictions or its training metrics, only from looking directly at what the model was shown during training. The same pattern held for the Coca-Cola flavour question: the intuitive read was "the classifier needs more training," but the actual constraint was that the underlying photography does not contain the variants being asked for. Both cases point to the same lesson — when a model underperforms on a specific class, auditing that class's training data directly is more informative than tuning the model.</w:t>
-      </w:r>
-    </w:p>
-    <w:p>
-      <w:pPr>
-        <w:keepNext w:val="0"/>
-        <w:spacing w:after="160" w:before="0" w:line="348" w:lineRule="auto"/>
-        <w:jc w:val="both"/>
-      </w:pPr>
-      <w:r>
-        <w:rPr>
-          <w:rFonts w:ascii="Times New Roman" w:hAnsi="Times New Roman" w:cs="Times New Roman"/>
-          <w:b w:val="0"/>
-          <w:i w:val="0"/>
-          <w:color w:val="111111"/>
-          <w:sz w:val="23"/>
-          <w:szCs w:val="23"/>
-        </w:rPr>
-        <w:t>The second was a genuine platform constraint rather than a bug in this project's own work: the training platform's per-classifier accuracy evaluation only runs automatically at training time and only on a paid plan tier this workspace does not currently hold, with no way to trigger it retroactively on an already-finished training. This means every classifier trained to date — brand, Fanta, XL Energy, packaging — has zero measured accuracy, not because evaluation was skipped, but because the platform never ran it. Discovering this took ruling out several more likely-looking explanations first (a missing manual step, a tool limitation) before confirming it against the platform's own documented feature tiers. This is now a known, named constraint rather than an open question, but it directly limits what can be claimed about classifier accuracy in this report.</w:t>
-      </w:r>
-    </w:p>
-    <w:p>
-      <w:pPr>
-        <w:keepNext w:val="0"/>
-        <w:spacing w:after="160" w:before="0" w:line="348" w:lineRule="auto"/>
-        <w:jc w:val="both"/>
-      </w:pPr>
-      <w:r>
-        <w:rPr>
-          <w:rFonts w:ascii="Times New Roman" w:hAnsi="Times New Roman" w:cs="Times New Roman"/>
-          <w:b w:val="0"/>
-          <w:i w:val="0"/>
-          <w:color w:val="111111"/>
-          <w:sz w:val="23"/>
-          <w:szCs w:val="23"/>
-        </w:rPr>
-        <w:t>A third, smaller challenge was working within a hosted platform's real limits during large data operations — for example, bulk-relabelling over a thousand images for the packaging-material classifier surfaced session- and permission-scoping behaviour that was not obvious in advance and had to be worked around mid-task. None of these were architecturally significant, but they were a reminder that a meaningful share of this kind of engineering work is discovering how the underlying platform actually behaves, not only writing the pipeline logic on top of it.</w:t>
+        <w:t>The second was a genuine platform constraint rather than a bug in this project's own work: the training platform's per-classifier accuracy evaluation runs automatically at training time only, gated behind a paid plan tier this workspace does not hold, with no way to trigger it retroactively on a finished training. That is now a known, named constraint rather than an open question, but it directly limits what can be claimed about classifier accuracy in this report.</w:t>
       </w:r>
     </w:p>
     <w:p>
@@ -2198,7 +1998,7 @@
           <w:sz w:val="23"/>
           <w:szCs w:val="23"/>
         </w:rPr>
-        <w:t>The recommendation is to continue the current architecture. The evidence in this report is that it is not a trade-off between cost and accuracy against the original approach — it is measurably more accurate on a third of the training data, at a training-cost increase too small to matter across five models, and the routed-classifier pattern that keeps classifier calls from multiplying with catalogue size has now been proven twice, not once. The open items below are specific and individually inexpensive; none of them point to a flaw in the underlying design.</w:t>
+        <w:t>The recommendation is to continue the current architecture. It is measurably more accurate on a third of the training data, at a training-cost increase too small to matter across five models, and the routed-classifier pattern that keeps classifier calls from multiplying with catalogue size has now been proven twice. The open items below are specific and individually inexpensive; none point to a flaw in the underlying design.</w:t>
       </w:r>
     </w:p>
     <w:p>
@@ -2216,7 +2016,7 @@
           <w:sz w:val="23"/>
           <w:szCs w:val="23"/>
         </w:rPr>
-        <w:t>Proposed order of work: first, run the missing classifier evaluations and migrate the roughly 800 unmigrated detector images, retraining the detector against the fuller dataset — both are days of work with no new data collection required and directly close items 1 and 2 in Section 6. Second, fuse the packaging-material signal into the single reported classification alongside brand and variant, since the signal itself is already live and verified — this is engineering, not research. Third, measure real per-photograph inference cost from live usage once volume justifies it, to keep the economics in Section 4 current rather than assumed.</w:t>
+        <w:t>Proposed order of work: first, run the missing classifier evaluations and migrate the roughly 800 unmigrated detector images, retraining the detector against the fuller dataset — days of work, no new data collection required, closing items 1 and 2 in Section 6. Second, measure real per-photograph inference cost from live usage once volume justifies it, to keep Section 4 current rather than assumed.</w:t>
       </w:r>
     </w:p>
     <w:p>
@@ -2234,103 +2034,7 @@
           <w:sz w:val="23"/>
           <w:szCs w:val="23"/>
         </w:rPr>
-        <w:t>What would materially help over the next stretch: a decision on whether to fund a short, targeted photography pass — specifically genuine Coca-Cola flavour variants, glass-packaged products, and the underrepresented XL Energy variants (mojito, double-kick, sugar-free) — since all three gaps are blocked by data that does not yet exist, not by engineering effort, and no amount of further modelling work will close them. Separately, a call on whether to upgrade the Roboflow plan tier that gates automatic classifier evaluation would let every classifier trained from that point forward carry a real accuracy number instead of an unmeasured one, which is currently the single largest gap between what this system does and what can be formally reported about how well it does it. Guidance on what accuracy bar should count as production-ready — since the right operating point for shelf auditing, and therefore how often the system should defer to human review, is a commercial judgement as much as a technical one — would also directly shape the next round of tuning work.</w:t>
-      </w:r>
-    </w:p>
-    <w:p>
-      <w:r>
-        <w:br w:type="page"/>
-      </w:r>
-    </w:p>
-    <w:p>
-      <w:pPr>
-        <w:keepNext/>
-        <w:spacing w:before="360" w:after="140"/>
-        <w:jc w:val="left"/>
-      </w:pPr>
-      <w:r>
-        <w:rPr>
-          <w:rFonts w:ascii="Times New Roman" w:hAnsi="Times New Roman" w:cs="Times New Roman"/>
-          <w:b/>
-          <w:bCs w:val="1"/>
-          <w:i w:val="0"/>
-          <w:color w:val="1A3A5C"/>
-          <w:sz w:val="28"/>
-          <w:szCs w:val="28"/>
-        </w:rPr>
-        <w:t>Technical References</w:t>
-      </w:r>
-    </w:p>
-    <w:p>
-      <w:pPr>
-        <w:spacing w:after="160" w:line="312" w:lineRule="auto"/>
-        <w:ind w:left="510" w:hanging="510"/>
-        <w:jc w:val="left"/>
-      </w:pPr>
-      <w:r>
-        <w:rPr>
-          <w:rFonts w:ascii="Times New Roman" w:hAnsi="Times New Roman" w:cs="Times New Roman"/>
-          <w:b w:val="0"/>
-          <w:i w:val="0"/>
-          <w:color w:val="111111"/>
-          <w:sz w:val="21"/>
-          <w:szCs w:val="21"/>
-        </w:rPr>
-        <w:t>[1]  Dosovitskiy, A., Beyer, L., Kolesnikov, A., et al. (2021). An Image is Worth 16x16 Words: Transformers for Image Recognition at Scale. International Conference on Learning Representations (ICLR). — architecture family (ViT) underlying the brand and variant classifiers in Stages 2–4.</w:t>
-      </w:r>
-    </w:p>
-    <w:p>
-      <w:pPr>
-        <w:spacing w:after="160" w:line="312" w:lineRule="auto"/>
-        <w:ind w:left="510" w:hanging="510"/>
-        <w:jc w:val="left"/>
-      </w:pPr>
-      <w:r>
-        <w:rPr>
-          <w:rFonts w:ascii="Times New Roman" w:hAnsi="Times New Roman" w:cs="Times New Roman"/>
-          <w:b w:val="0"/>
-          <w:i w:val="0"/>
-          <w:color w:val="111111"/>
-          <w:sz w:val="21"/>
-          <w:szCs w:val="21"/>
-        </w:rPr>
-        <w:t>[2]  Ren, S., He, K., Girshick, R., &amp; Sun, J. (2015). Faster R-CNN: Towards Real-Time Object Detection with Region Proposal Networks. Advances in Neural Information Processing Systems (NeurIPS). — background for the detect-then-classify architectural pattern underlying Stage 1.</w:t>
-      </w:r>
-    </w:p>
-    <w:p>
-      <w:pPr>
-        <w:spacing w:after="160" w:line="312" w:lineRule="auto"/>
-        <w:ind w:left="510" w:hanging="510"/>
-        <w:jc w:val="left"/>
-      </w:pPr>
-      <w:r>
-        <w:rPr>
-          <w:rFonts w:ascii="Times New Roman" w:hAnsi="Times New Roman" w:cs="Times New Roman"/>
-          <w:b w:val="0"/>
-          <w:i w:val="0"/>
-          <w:color w:val="111111"/>
-          <w:sz w:val="21"/>
-          <w:szCs w:val="21"/>
-        </w:rPr>
-        <w:t>[3]  Roboflow. Workflows Documentation. https://inference.roboflow.com/workflows/ (accessed August 2026). — the platform the production pipeline in Section 2 is implemented on, including the routing ("switch case") and branch-merge blocks used in Section 3.5.</w:t>
-      </w:r>
-    </w:p>
-    <w:p>
-      <w:pPr>
-        <w:spacing w:after="160" w:line="312" w:lineRule="auto"/>
-        <w:ind w:left="510" w:hanging="510"/>
-        <w:jc w:val="left"/>
-      </w:pPr>
-      <w:r>
-        <w:rPr>
-          <w:rFonts w:ascii="Times New Roman" w:hAnsi="Times New Roman" w:cs="Times New Roman"/>
-          <w:b w:val="0"/>
-          <w:i w:val="0"/>
-          <w:color w:val="111111"/>
-          <w:sz w:val="21"/>
-          <w:szCs w:val="21"/>
-        </w:rPr>
-        <w:t>[4]  Roboflow. Pricing and Credits. https://roboflow.com/pricing (accessed August 2026). — source for the credit rates used in Section 4; consult directly for current dollar pricing.</w:t>
+        <w:t>What would materially help: a decision on whether to fund a short, targeted photography pass — genuine Coca-Cola flavour variants and the underrepresented XL Energy variants — since both gaps are blocked by data that does not yet exist, not by engineering effort. Separately, a decision on upgrading the Roboflow plan tier that gates automatic classifier evaluation would let every classifier trained from that point forward carry a real accuracy number instead of an unmeasured one, which is currently the largest gap between what this system does and what can be formally reported about how well it does it. Guidance on what accuracy bar should count as production-ready would also directly shape the next round of tuning work.</w:t>
       </w:r>
     </w:p>
     <w:sectPr>
